--- a/PROJECT_PLANNING_AND_DESIGN.docx
+++ b/PROJECT_PLANNING_AND_DESIGN.docx
@@ -8,11 +8,12 @@
       </w:pPr>
       <w:r>
         <w:rPr>
-          <w:rFonts w:ascii="Helvetica" w:hAnsi="Helvetica" w:cs="Helvetica"/>
+          <w:rFonts w:ascii="Helvetica Neue" w:hAnsi="Helvetica Neue" w:cs="Helvetica Neue"/>
           <w:sz w:val="48"/>
           <w:sz-cs w:val="48"/>
           <w:b/>
           <w:spacing w:val="0"/>
+          <w:color w:val="0D121F"/>
         </w:rPr>
         <w:t xml:space="preserve">PROJECT PLANNING &amp; DESIGN DOCUMENT</w:t>
       </w:r>
@@ -23,13 +24,14 @@
       </w:pPr>
       <w:r>
         <w:rPr>
-          <w:rFonts w:ascii="Helvetica" w:hAnsi="Helvetica" w:cs="Helvetica"/>
+          <w:rFonts w:ascii="Helvetica Neue" w:hAnsi="Helvetica Neue" w:cs="Helvetica Neue"/>
           <w:sz w:val="36"/>
           <w:sz-cs w:val="36"/>
           <w:b/>
           <w:spacing w:val="0"/>
-        </w:rPr>
-        <w:t xml:space="preserve">Locality-Level Air and Noise Pollution Mapping Dashboard</w:t>
+          <w:color w:val="172A9F"/>
+        </w:rPr>
+        <w:t xml:space="preserve">Air and Noise Pollution Mapping</w:t>
       </w:r>
     </w:p>
     <w:p>
@@ -38,10 +40,11 @@
       </w:pPr>
       <w:r>
         <w:rPr>
-          <w:rFonts w:ascii="Helvetica" w:hAnsi="Helvetica" w:cs="Helvetica"/>
-          <w:sz w:val="24"/>
-          <w:sz-cs w:val="24"/>
-          <w:b/>
+          <w:rFonts w:ascii="Helvetica Neue" w:hAnsi="Helvetica Neue" w:cs="Helvetica Neue"/>
+          <w:sz w:val="24"/>
+          <w:sz-cs w:val="24"/>
+          <w:b/>
+          <w:color w:val="171E2D"/>
         </w:rPr>
         <w:t xml:space="preserve"/>
         <w:tab/>
@@ -51,22 +54,24 @@
       </w:r>
       <w:r>
         <w:rPr>
-          <w:rFonts w:ascii="Helvetica" w:hAnsi="Helvetica" w:cs="Helvetica"/>
-          <w:sz w:val="24"/>
-          <w:sz-cs w:val="24"/>
-          <w:b/>
-          <w:spacing w:val="0"/>
-        </w:rPr>
-        <w:t xml:space="preserve">Document Type</w:t>
-      </w:r>
-      <w:r>
-        <w:rPr>
-          <w:rFonts w:ascii="Helvetica" w:hAnsi="Helvetica" w:cs="Helvetica"/>
-          <w:sz w:val="24"/>
-          <w:sz-cs w:val="24"/>
-          <w:spacing w:val="0"/>
-        </w:rPr>
-        <w:t xml:space="preserve">: Project Planning, Instrumentation Design, and Survey Protocol</w:t>
+          <w:rFonts w:ascii="Helvetica Neue" w:hAnsi="Helvetica Neue" w:cs="Helvetica Neue"/>
+          <w:sz w:val="24"/>
+          <w:sz-cs w:val="24"/>
+          <w:b/>
+          <w:spacing w:val="0"/>
+          <w:color w:val="171E2D"/>
+        </w:rPr>
+        <w:t xml:space="preserve">Name of the Student</w:t>
+      </w:r>
+      <w:r>
+        <w:rPr>
+          <w:rFonts w:ascii="Helvetica Neue" w:hAnsi="Helvetica Neue" w:cs="Helvetica Neue"/>
+          <w:sz w:val="24"/>
+          <w:sz-cs w:val="24"/>
+          <w:spacing w:val="0"/>
+          <w:color w:val="171E2D"/>
+        </w:rPr>
+        <w:t xml:space="preserve">: Manav Singh</w:t>
       </w:r>
     </w:p>
     <w:p>
@@ -75,10 +80,11 @@
       </w:pPr>
       <w:r>
         <w:rPr>
-          <w:rFonts w:ascii="Helvetica" w:hAnsi="Helvetica" w:cs="Helvetica"/>
-          <w:sz w:val="24"/>
-          <w:sz-cs w:val="24"/>
-          <w:b/>
+          <w:rFonts w:ascii="Helvetica Neue" w:hAnsi="Helvetica Neue" w:cs="Helvetica Neue"/>
+          <w:sz w:val="24"/>
+          <w:sz-cs w:val="24"/>
+          <w:b/>
+          <w:color w:val="171E2D"/>
         </w:rPr>
         <w:t xml:space="preserve"/>
         <w:tab/>
@@ -88,20 +94,222 @@
       </w:r>
       <w:r>
         <w:rPr>
-          <w:rFonts w:ascii="Helvetica" w:hAnsi="Helvetica" w:cs="Helvetica"/>
-          <w:sz w:val="24"/>
-          <w:sz-cs w:val="24"/>
-          <w:b/>
-          <w:spacing w:val="0"/>
+          <w:rFonts w:ascii="Helvetica Neue" w:hAnsi="Helvetica Neue" w:cs="Helvetica Neue"/>
+          <w:sz w:val="24"/>
+          <w:sz-cs w:val="24"/>
+          <w:b/>
+          <w:spacing w:val="0"/>
+          <w:color w:val="171E2D"/>
+        </w:rPr>
+        <w:t xml:space="preserve">Roll No. / Seat No.</w:t>
+      </w:r>
+      <w:r>
+        <w:rPr>
+          <w:rFonts w:ascii="Helvetica Neue" w:hAnsi="Helvetica Neue" w:cs="Helvetica Neue"/>
+          <w:sz w:val="24"/>
+          <w:sz-cs w:val="24"/>
+          <w:spacing w:val="0"/>
+          <w:color w:val="171E2D"/>
+        </w:rPr>
+        <w:t xml:space="preserve">: 26753</w:t>
+      </w:r>
+    </w:p>
+    <w:p>
+      <w:pPr>
+        <w:ind w:left="720" w:first-line="-720"/>
+      </w:pPr>
+      <w:r>
+        <w:rPr>
+          <w:rFonts w:ascii="Helvetica Neue" w:hAnsi="Helvetica Neue" w:cs="Helvetica Neue"/>
+          <w:sz w:val="24"/>
+          <w:sz-cs w:val="24"/>
+          <w:b/>
+          <w:color w:val="171E2D"/>
+        </w:rPr>
+        <w:t xml:space="preserve"/>
+        <w:tab/>
+        <w:t xml:space="preserve">•</w:t>
+        <w:tab/>
+        <w:t xml:space="preserve"/>
+      </w:r>
+      <w:r>
+        <w:rPr>
+          <w:rFonts w:ascii="Helvetica Neue" w:hAnsi="Helvetica Neue" w:cs="Helvetica Neue"/>
+          <w:sz w:val="24"/>
+          <w:sz-cs w:val="24"/>
+          <w:b/>
+          <w:spacing w:val="0"/>
+          <w:color w:val="171E2D"/>
+        </w:rPr>
+        <w:t xml:space="preserve">Class / Program</w:t>
+      </w:r>
+      <w:r>
+        <w:rPr>
+          <w:rFonts w:ascii="Helvetica Neue" w:hAnsi="Helvetica Neue" w:cs="Helvetica Neue"/>
+          <w:sz w:val="24"/>
+          <w:sz-cs w:val="24"/>
+          <w:spacing w:val="0"/>
+          <w:color w:val="171E2D"/>
+        </w:rPr>
+        <w:t xml:space="preserve">: B.Sc. T.Y. CS</w:t>
+      </w:r>
+    </w:p>
+    <w:p>
+      <w:pPr>
+        <w:ind w:left="720" w:first-line="-720"/>
+      </w:pPr>
+      <w:r>
+        <w:rPr>
+          <w:rFonts w:ascii="Helvetica Neue" w:hAnsi="Helvetica Neue" w:cs="Helvetica Neue"/>
+          <w:sz w:val="24"/>
+          <w:sz-cs w:val="24"/>
+          <w:b/>
+          <w:color w:val="171E2D"/>
+        </w:rPr>
+        <w:t xml:space="preserve"/>
+        <w:tab/>
+        <w:t xml:space="preserve">•</w:t>
+        <w:tab/>
+        <w:t xml:space="preserve"/>
+      </w:r>
+      <w:r>
+        <w:rPr>
+          <w:rFonts w:ascii="Helvetica Neue" w:hAnsi="Helvetica Neue" w:cs="Helvetica Neue"/>
+          <w:sz w:val="24"/>
+          <w:sz-cs w:val="24"/>
+          <w:b/>
+          <w:spacing w:val="0"/>
+          <w:color w:val="171E2D"/>
+        </w:rPr>
+        <w:t xml:space="preserve">Name of the Faculty Mentor</w:t>
+      </w:r>
+      <w:r>
+        <w:rPr>
+          <w:rFonts w:ascii="Helvetica Neue" w:hAnsi="Helvetica Neue" w:cs="Helvetica Neue"/>
+          <w:sz w:val="24"/>
+          <w:sz-cs w:val="24"/>
+          <w:spacing w:val="0"/>
+          <w:color w:val="171E2D"/>
+        </w:rPr>
+        <w:t xml:space="preserve">: Seema Sharma</w:t>
+      </w:r>
+    </w:p>
+    <w:p>
+      <w:pPr>
+        <w:ind w:left="720" w:first-line="-720"/>
+      </w:pPr>
+      <w:r>
+        <w:rPr>
+          <w:rFonts w:ascii="Helvetica Neue" w:hAnsi="Helvetica Neue" w:cs="Helvetica Neue"/>
+          <w:sz w:val="24"/>
+          <w:sz-cs w:val="24"/>
+          <w:b/>
+          <w:color w:val="171E2D"/>
+        </w:rPr>
+        <w:t xml:space="preserve"/>
+        <w:tab/>
+        <w:t xml:space="preserve">•</w:t>
+        <w:tab/>
+        <w:t xml:space="preserve"/>
+      </w:r>
+      <w:r>
+        <w:rPr>
+          <w:rFonts w:ascii="Helvetica Neue" w:hAnsi="Helvetica Neue" w:cs="Helvetica Neue"/>
+          <w:sz w:val="24"/>
+          <w:sz-cs w:val="24"/>
+          <w:b/>
+          <w:spacing w:val="0"/>
+          <w:color w:val="171E2D"/>
+        </w:rPr>
+        <w:t xml:space="preserve">Name of the Institute / College</w:t>
+      </w:r>
+      <w:r>
+        <w:rPr>
+          <w:rFonts w:ascii="Helvetica Neue" w:hAnsi="Helvetica Neue" w:cs="Helvetica Neue"/>
+          <w:sz w:val="24"/>
+          <w:sz-cs w:val="24"/>
+          <w:spacing w:val="0"/>
+          <w:color w:val="171E2D"/>
+        </w:rPr>
+        <w:t xml:space="preserve">: Kalyan Welfare Society's Model College of Science and Commerce</w:t>
+      </w:r>
+    </w:p>
+    <w:p>
+      <w:pPr>
+        <w:ind w:left="720" w:first-line="-720"/>
+      </w:pPr>
+      <w:r>
+        <w:rPr>
+          <w:rFonts w:ascii="Helvetica Neue" w:hAnsi="Helvetica Neue" w:cs="Helvetica Neue"/>
+          <w:sz w:val="24"/>
+          <w:sz-cs w:val="24"/>
+          <w:b/>
+          <w:color w:val="171E2D"/>
+        </w:rPr>
+        <w:t xml:space="preserve"/>
+        <w:tab/>
+        <w:t xml:space="preserve">•</w:t>
+        <w:tab/>
+        <w:t xml:space="preserve"/>
+      </w:r>
+      <w:r>
+        <w:rPr>
+          <w:rFonts w:ascii="Helvetica Neue" w:hAnsi="Helvetica Neue" w:cs="Helvetica Neue"/>
+          <w:sz w:val="24"/>
+          <w:sz-cs w:val="24"/>
+          <w:b/>
+          <w:spacing w:val="0"/>
+          <w:color w:val="171E2D"/>
+        </w:rPr>
+        <w:t xml:space="preserve">Academic Year</w:t>
+      </w:r>
+      <w:r>
+        <w:rPr>
+          <w:rFonts w:ascii="Helvetica Neue" w:hAnsi="Helvetica Neue" w:cs="Helvetica Neue"/>
+          <w:sz w:val="24"/>
+          <w:sz-cs w:val="24"/>
+          <w:spacing w:val="0"/>
+          <w:color w:val="171E2D"/>
+        </w:rPr>
+        <w:t xml:space="preserve">: 2025–2026</w:t>
+      </w:r>
+    </w:p>
+    <w:p>
+      <w:pPr>
+        <w:ind w:left="720" w:first-line="-720"/>
+      </w:pPr>
+      <w:r>
+        <w:rPr>
+          <w:rFonts w:ascii="Helvetica Neue" w:hAnsi="Helvetica Neue" w:cs="Helvetica Neue"/>
+          <w:sz w:val="24"/>
+          <w:sz-cs w:val="24"/>
+          <w:b/>
+          <w:color w:val="171E2D"/>
+        </w:rPr>
+        <w:t xml:space="preserve"/>
+        <w:tab/>
+        <w:t xml:space="preserve">•</w:t>
+        <w:tab/>
+        <w:t xml:space="preserve"/>
+      </w:r>
+      <w:r>
+        <w:rPr>
+          <w:rFonts w:ascii="Helvetica Neue" w:hAnsi="Helvetica Neue" w:cs="Helvetica Neue"/>
+          <w:sz w:val="24"/>
+          <w:sz-cs w:val="24"/>
+          <w:b/>
+          <w:spacing w:val="0"/>
+          <w:color w:val="171E2D"/>
         </w:rPr>
         <w:t xml:space="preserve">Domain</w:t>
       </w:r>
       <w:r>
         <w:rPr>
-          <w:rFonts w:ascii="Helvetica" w:hAnsi="Helvetica" w:cs="Helvetica"/>
-          <w:sz w:val="24"/>
-          <w:sz-cs w:val="24"/>
-          <w:spacing w:val="0"/>
+          <w:rFonts w:ascii="Helvetica Neue" w:hAnsi="Helvetica Neue" w:cs="Helvetica Neue"/>
+          <w:sz w:val="24"/>
+          <w:sz-cs w:val="24"/>
+          <w:spacing w:val="0"/>
+          <w:color w:val="171E2D"/>
         </w:rPr>
         <w:t xml:space="preserve">: Environmental Informatics, Human-Computer Interaction (HCI), Field Research Design</w:t>
       </w:r>
@@ -112,10 +320,11 @@
       </w:pPr>
       <w:r>
         <w:rPr>
-          <w:rFonts w:ascii="Helvetica" w:hAnsi="Helvetica" w:cs="Helvetica"/>
-          <w:sz w:val="24"/>
-          <w:sz-cs w:val="24"/>
-          <w:b/>
+          <w:rFonts w:ascii="Helvetica Neue" w:hAnsi="Helvetica Neue" w:cs="Helvetica Neue"/>
+          <w:sz w:val="24"/>
+          <w:sz-cs w:val="24"/>
+          <w:b/>
+          <w:color w:val="171E2D"/>
         </w:rPr>
         <w:t xml:space="preserve"/>
         <w:tab/>
@@ -125,26 +334,28 @@
       </w:r>
       <w:r>
         <w:rPr>
-          <w:rFonts w:ascii="Helvetica" w:hAnsi="Helvetica" w:cs="Helvetica"/>
-          <w:sz w:val="24"/>
-          <w:sz-cs w:val="24"/>
-          <w:b/>
-          <w:spacing w:val="0"/>
+          <w:rFonts w:ascii="Helvetica Neue" w:hAnsi="Helvetica Neue" w:cs="Helvetica Neue"/>
+          <w:sz w:val="24"/>
+          <w:sz-cs w:val="24"/>
+          <w:b/>
+          <w:spacing w:val="0"/>
+          <w:color w:val="171E2D"/>
         </w:rPr>
         <w:t xml:space="preserve">Project Repository</w:t>
       </w:r>
       <w:r>
         <w:rPr>
-          <w:rFonts w:ascii="Helvetica" w:hAnsi="Helvetica" w:cs="Helvetica"/>
-          <w:sz w:val="24"/>
-          <w:sz-cs w:val="24"/>
-          <w:spacing w:val="0"/>
+          <w:rFonts w:ascii="Helvetica Neue" w:hAnsi="Helvetica Neue" w:cs="Helvetica Neue"/>
+          <w:sz w:val="24"/>
+          <w:sz-cs w:val="24"/>
+          <w:spacing w:val="0"/>
+          <w:color w:val="171E2D"/>
         </w:rPr>
         <w:t xml:space="preserve">: </w:t>
       </w:r>
       <w:r>
         <w:rPr>
-          <w:rFonts w:ascii="Helvetica" w:hAnsi="Helvetica" w:cs="Helvetica"/>
+          <w:rFonts w:ascii="Helvetica Neue" w:hAnsi="Helvetica Neue" w:cs="Helvetica Neue"/>
           <w:sz w:val="24"/>
           <w:sz-cs w:val="24"/>
           <w:u w:val="single"/>
@@ -155,19 +366,20 @@
       </w:r>
       <w:r>
         <w:rPr>
-          <w:rFonts w:ascii="Helvetica" w:hAnsi="Helvetica" w:cs="Helvetica"/>
-          <w:sz w:val="24"/>
-          <w:sz-cs w:val="24"/>
-          <w:spacing w:val="0"/>
-        </w:rPr>
-        <w:t xml:space="preserve"/>
-      </w:r>
-    </w:p>
-    <w:p>
-      <w:pPr/>
-      <w:r>
-        <w:rPr>
-          <w:rFonts w:ascii="Helvetica" w:hAnsi="Helvetica" w:cs="Helvetica"/>
+          <w:rFonts w:ascii="Helvetica Neue" w:hAnsi="Helvetica Neue" w:cs="Helvetica Neue"/>
+          <w:sz w:val="24"/>
+          <w:sz-cs w:val="24"/>
+          <w:spacing w:val="0"/>
+          <w:color w:val="171E2D"/>
+        </w:rPr>
+        <w:t xml:space="preserve"/>
+      </w:r>
+    </w:p>
+    <w:p>
+      <w:pPr/>
+      <w:r>
+        <w:rPr>
+          <w:rFonts w:ascii="Helvetica Neue" w:hAnsi="Helvetica Neue" w:cs="Helvetica Neue"/>
           <w:sz w:val="24"/>
           <w:sz-cs w:val="24"/>
           <w:spacing w:val="0"/>
@@ -182,11 +394,12 @@
       </w:pPr>
       <w:r>
         <w:rPr>
-          <w:rFonts w:ascii="Helvetica" w:hAnsi="Helvetica" w:cs="Helvetica"/>
+          <w:rFonts w:ascii="Helvetica Neue" w:hAnsi="Helvetica Neue" w:cs="Helvetica Neue"/>
           <w:sz w:val="36"/>
           <w:sz-cs w:val="36"/>
           <w:b/>
           <w:spacing w:val="0"/>
+          <w:color w:val="172A9F"/>
         </w:rPr>
         <w:t xml:space="preserve">1. PROJECT CHARTER &amp; SCOPE</w:t>
       </w:r>
@@ -197,10 +410,11 @@
       </w:pPr>
       <w:r>
         <w:rPr>
-          <w:rFonts w:ascii="Helvetica" w:hAnsi="Helvetica" w:cs="Helvetica"/>
-          <w:sz w:val="24"/>
-          <w:sz-cs w:val="24"/>
-          <w:b/>
+          <w:rFonts w:ascii="Helvetica Neue" w:hAnsi="Helvetica Neue" w:cs="Helvetica Neue"/>
+          <w:sz w:val="24"/>
+          <w:sz-cs w:val="24"/>
+          <w:b/>
+          <w:color w:val="171E2D"/>
         </w:rPr>
         <w:t xml:space="preserve"/>
         <w:tab/>
@@ -210,20 +424,22 @@
       </w:r>
       <w:r>
         <w:rPr>
-          <w:rFonts w:ascii="Helvetica" w:hAnsi="Helvetica" w:cs="Helvetica"/>
-          <w:sz w:val="24"/>
-          <w:sz-cs w:val="24"/>
-          <w:b/>
-          <w:spacing w:val="0"/>
+          <w:rFonts w:ascii="Helvetica Neue" w:hAnsi="Helvetica Neue" w:cs="Helvetica Neue"/>
+          <w:sz w:val="24"/>
+          <w:sz-cs w:val="24"/>
+          <w:b/>
+          <w:spacing w:val="0"/>
+          <w:color w:val="171E2D"/>
         </w:rPr>
         <w:t xml:space="preserve">Project Objective</w:t>
       </w:r>
       <w:r>
         <w:rPr>
-          <w:rFonts w:ascii="Helvetica" w:hAnsi="Helvetica" w:cs="Helvetica"/>
-          <w:sz w:val="24"/>
-          <w:sz-cs w:val="24"/>
-          <w:spacing w:val="0"/>
+          <w:rFonts w:ascii="Helvetica Neue" w:hAnsi="Helvetica Neue" w:cs="Helvetica Neue"/>
+          <w:sz w:val="24"/>
+          <w:sz-cs w:val="24"/>
+          <w:spacing w:val="0"/>
+          <w:color w:val="171E2D"/>
         </w:rPr>
         <w:t xml:space="preserve">: To engineer a low-cost, serverless, locality-level environmental monitoring dashboard integrating automated API air quality feeds with primary decibel meter field readings and diurnal urban acoustic models.</w:t>
       </w:r>
@@ -234,10 +450,11 @@
       </w:pPr>
       <w:r>
         <w:rPr>
-          <w:rFonts w:ascii="Helvetica" w:hAnsi="Helvetica" w:cs="Helvetica"/>
-          <w:sz w:val="24"/>
-          <w:sz-cs w:val="24"/>
-          <w:b/>
+          <w:rFonts w:ascii="Helvetica Neue" w:hAnsi="Helvetica Neue" w:cs="Helvetica Neue"/>
+          <w:sz w:val="24"/>
+          <w:sz-cs w:val="24"/>
+          <w:b/>
+          <w:color w:val="171E2D"/>
         </w:rPr>
         <w:t xml:space="preserve"/>
         <w:tab/>
@@ -247,20 +464,22 @@
       </w:r>
       <w:r>
         <w:rPr>
-          <w:rFonts w:ascii="Helvetica" w:hAnsi="Helvetica" w:cs="Helvetica"/>
-          <w:sz w:val="24"/>
-          <w:sz-cs w:val="24"/>
-          <w:b/>
-          <w:spacing w:val="0"/>
+          <w:rFonts w:ascii="Helvetica Neue" w:hAnsi="Helvetica Neue" w:cs="Helvetica Neue"/>
+          <w:sz w:val="24"/>
+          <w:sz-cs w:val="24"/>
+          <w:b/>
+          <w:spacing w:val="0"/>
+          <w:color w:val="171E2D"/>
         </w:rPr>
         <w:t xml:space="preserve">Target Stakeholders</w:t>
       </w:r>
       <w:r>
         <w:rPr>
-          <w:rFonts w:ascii="Helvetica" w:hAnsi="Helvetica" w:cs="Helvetica"/>
-          <w:sz w:val="24"/>
-          <w:sz-cs w:val="24"/>
-          <w:spacing w:val="0"/>
+          <w:rFonts w:ascii="Helvetica Neue" w:hAnsi="Helvetica Neue" w:cs="Helvetica Neue"/>
+          <w:sz w:val="24"/>
+          <w:sz-cs w:val="24"/>
+          <w:spacing w:val="0"/>
+          <w:color w:val="171E2D"/>
         </w:rPr>
         <w:t xml:space="preserve">: Academic evaluators, municipal environmental planners, local citizens, traffic enforcement personnel, and public health researchers.</w:t>
       </w:r>
@@ -271,10 +490,11 @@
       </w:pPr>
       <w:r>
         <w:rPr>
-          <w:rFonts w:ascii="Helvetica" w:hAnsi="Helvetica" w:cs="Helvetica"/>
-          <w:sz w:val="24"/>
-          <w:sz-cs w:val="24"/>
-          <w:b/>
+          <w:rFonts w:ascii="Helvetica Neue" w:hAnsi="Helvetica Neue" w:cs="Helvetica Neue"/>
+          <w:sz w:val="24"/>
+          <w:sz-cs w:val="24"/>
+          <w:b/>
+          <w:color w:val="171E2D"/>
         </w:rPr>
         <w:t xml:space="preserve"/>
         <w:tab/>
@@ -284,20 +504,22 @@
       </w:r>
       <w:r>
         <w:rPr>
-          <w:rFonts w:ascii="Helvetica" w:hAnsi="Helvetica" w:cs="Helvetica"/>
-          <w:sz w:val="24"/>
-          <w:sz-cs w:val="24"/>
-          <w:b/>
-          <w:spacing w:val="0"/>
+          <w:rFonts w:ascii="Helvetica Neue" w:hAnsi="Helvetica Neue" w:cs="Helvetica Neue"/>
+          <w:sz w:val="24"/>
+          <w:sz-cs w:val="24"/>
+          <w:b/>
+          <w:spacing w:val="0"/>
+          <w:color w:val="171E2D"/>
         </w:rPr>
         <w:t xml:space="preserve">Geographical Scope</w:t>
       </w:r>
       <w:r>
         <w:rPr>
-          <w:rFonts w:ascii="Helvetica" w:hAnsi="Helvetica" w:cs="Helvetica"/>
-          <w:sz w:val="24"/>
-          <w:sz-cs w:val="24"/>
-          <w:spacing w:val="0"/>
+          <w:rFonts w:ascii="Helvetica Neue" w:hAnsi="Helvetica Neue" w:cs="Helvetica Neue"/>
+          <w:sz w:val="24"/>
+          <w:sz-cs w:val="24"/>
+          <w:spacing w:val="0"/>
+          <w:color w:val="171E2D"/>
         </w:rPr>
         <w:t xml:space="preserve">: Primary field baseline surveyed across the Pune Metropolitan Corridor; architectural capability designed for on-demand global city search and surveillance.</w:t>
       </w:r>
@@ -306,7 +528,7 @@
       <w:pPr/>
       <w:r>
         <w:rPr>
-          <w:rFonts w:ascii="Helvetica" w:hAnsi="Helvetica" w:cs="Helvetica"/>
+          <w:rFonts w:ascii="Helvetica Neue" w:hAnsi="Helvetica Neue" w:cs="Helvetica Neue"/>
           <w:sz w:val="24"/>
           <w:sz-cs w:val="24"/>
           <w:spacing w:val="0"/>
@@ -321,11 +543,12 @@
       </w:pPr>
       <w:r>
         <w:rPr>
-          <w:rFonts w:ascii="Helvetica" w:hAnsi="Helvetica" w:cs="Helvetica"/>
+          <w:rFonts w:ascii="Helvetica Neue" w:hAnsi="Helvetica Neue" w:cs="Helvetica Neue"/>
           <w:sz w:val="36"/>
           <w:sz-cs w:val="36"/>
           <w:b/>
           <w:spacing w:val="0"/>
+          <w:color w:val="172A9F"/>
         </w:rPr>
         <w:t xml:space="preserve">2. SURVEY INSTRUMENTATION &amp; CALIBRATION PROTOCOLS</w:t>
       </w:r>
@@ -336,11 +559,12 @@
       </w:pPr>
       <w:r>
         <w:rPr>
-          <w:rFonts w:ascii="Helvetica" w:hAnsi="Helvetica" w:cs="Helvetica"/>
+          <w:rFonts w:ascii="Helvetica Neue" w:hAnsi="Helvetica Neue" w:cs="Helvetica Neue"/>
           <w:sz w:val="28"/>
           <w:sz-cs w:val="28"/>
           <w:b/>
           <w:spacing w:val="0"/>
+          <w:color w:val="171E2D"/>
         </w:rPr>
         <w:t xml:space="preserve">2.1 Primary Acoustic Survey Instrument (Smartphone Sound Meter)</w:t>
       </w:r>
@@ -351,10 +575,11 @@
       </w:pPr>
       <w:r>
         <w:rPr>
-          <w:rFonts w:ascii="Helvetica" w:hAnsi="Helvetica" w:cs="Helvetica"/>
-          <w:sz w:val="24"/>
-          <w:sz-cs w:val="24"/>
-          <w:b/>
+          <w:rFonts w:ascii="Helvetica Neue" w:hAnsi="Helvetica Neue" w:cs="Helvetica Neue"/>
+          <w:sz w:val="24"/>
+          <w:sz-cs w:val="24"/>
+          <w:b/>
+          <w:color w:val="171E2D"/>
         </w:rPr>
         <w:t xml:space="preserve"/>
         <w:tab/>
@@ -364,20 +589,22 @@
       </w:r>
       <w:r>
         <w:rPr>
-          <w:rFonts w:ascii="Helvetica" w:hAnsi="Helvetica" w:cs="Helvetica"/>
-          <w:sz w:val="24"/>
-          <w:sz-cs w:val="24"/>
-          <w:b/>
-          <w:spacing w:val="0"/>
+          <w:rFonts w:ascii="Helvetica Neue" w:hAnsi="Helvetica Neue" w:cs="Helvetica Neue"/>
+          <w:sz w:val="24"/>
+          <w:sz-cs w:val="24"/>
+          <w:b/>
+          <w:spacing w:val="0"/>
+          <w:color w:val="171E2D"/>
         </w:rPr>
         <w:t xml:space="preserve">Application Specifications</w:t>
       </w:r>
       <w:r>
         <w:rPr>
-          <w:rFonts w:ascii="Helvetica" w:hAnsi="Helvetica" w:cs="Helvetica"/>
-          <w:sz w:val="24"/>
-          <w:sz-cs w:val="24"/>
-          <w:spacing w:val="0"/>
+          <w:rFonts w:ascii="Helvetica Neue" w:hAnsi="Helvetica Neue" w:cs="Helvetica Neue"/>
+          <w:sz w:val="24"/>
+          <w:sz-cs w:val="24"/>
+          <w:spacing w:val="0"/>
+          <w:color w:val="171E2D"/>
         </w:rPr>
         <w:t xml:space="preserve">: Decibel X / Sound Meter Pro (IEC 61672-1 Type 2 compliance configuration).</w:t>
       </w:r>
@@ -388,10 +615,11 @@
       </w:pPr>
       <w:r>
         <w:rPr>
-          <w:rFonts w:ascii="Helvetica" w:hAnsi="Helvetica" w:cs="Helvetica"/>
-          <w:sz w:val="24"/>
-          <w:sz-cs w:val="24"/>
-          <w:b/>
+          <w:rFonts w:ascii="Helvetica Neue" w:hAnsi="Helvetica Neue" w:cs="Helvetica Neue"/>
+          <w:sz w:val="24"/>
+          <w:sz-cs w:val="24"/>
+          <w:b/>
+          <w:color w:val="171E2D"/>
         </w:rPr>
         <w:t xml:space="preserve"/>
         <w:tab/>
@@ -401,20 +629,22 @@
       </w:r>
       <w:r>
         <w:rPr>
-          <w:rFonts w:ascii="Helvetica" w:hAnsi="Helvetica" w:cs="Helvetica"/>
-          <w:sz w:val="24"/>
-          <w:sz-cs w:val="24"/>
-          <w:b/>
-          <w:spacing w:val="0"/>
+          <w:rFonts w:ascii="Helvetica Neue" w:hAnsi="Helvetica Neue" w:cs="Helvetica Neue"/>
+          <w:sz w:val="24"/>
+          <w:sz-cs w:val="24"/>
+          <w:b/>
+          <w:spacing w:val="0"/>
+          <w:color w:val="171E2D"/>
         </w:rPr>
         <w:t xml:space="preserve">Calibration Procedure</w:t>
       </w:r>
       <w:r>
         <w:rPr>
-          <w:rFonts w:ascii="Helvetica" w:hAnsi="Helvetica" w:cs="Helvetica"/>
-          <w:sz w:val="24"/>
-          <w:sz-cs w:val="24"/>
-          <w:spacing w:val="0"/>
+          <w:rFonts w:ascii="Helvetica Neue" w:hAnsi="Helvetica Neue" w:cs="Helvetica Neue"/>
+          <w:sz w:val="24"/>
+          <w:sz-cs w:val="24"/>
+          <w:spacing w:val="0"/>
+          <w:color w:val="171E2D"/>
         </w:rPr>
         <w:t xml:space="preserve">:</w:t>
       </w:r>
@@ -425,10 +655,11 @@
       </w:pPr>
       <w:r>
         <w:rPr>
-          <w:rFonts w:ascii="Helvetica" w:hAnsi="Helvetica" w:cs="Helvetica"/>
-          <w:sz w:val="24"/>
-          <w:sz-cs w:val="24"/>
-          <w:b/>
+          <w:rFonts w:ascii="Helvetica Neue" w:hAnsi="Helvetica Neue" w:cs="Helvetica Neue"/>
+          <w:sz w:val="24"/>
+          <w:sz-cs w:val="24"/>
+          <w:b/>
+          <w:color w:val="171E2D"/>
         </w:rPr>
         <w:t xml:space="preserve"/>
         <w:tab/>
@@ -438,39 +669,43 @@
       </w:r>
       <w:r>
         <w:rPr>
-          <w:rFonts w:ascii="Helvetica" w:hAnsi="Helvetica" w:cs="Helvetica"/>
-          <w:sz w:val="24"/>
-          <w:sz-cs w:val="24"/>
-          <w:b/>
-          <w:spacing w:val="0"/>
+          <w:rFonts w:ascii="Helvetica Neue" w:hAnsi="Helvetica Neue" w:cs="Helvetica Neue"/>
+          <w:sz w:val="24"/>
+          <w:sz-cs w:val="24"/>
+          <w:b/>
+          <w:spacing w:val="0"/>
+          <w:color w:val="171E2D"/>
         </w:rPr>
         <w:t xml:space="preserve">Acoustic Weighting Filter</w:t>
       </w:r>
       <w:r>
         <w:rPr>
-          <w:rFonts w:ascii="Helvetica" w:hAnsi="Helvetica" w:cs="Helvetica"/>
-          <w:sz w:val="24"/>
-          <w:sz-cs w:val="24"/>
-          <w:spacing w:val="0"/>
+          <w:rFonts w:ascii="Helvetica Neue" w:hAnsi="Helvetica Neue" w:cs="Helvetica Neue"/>
+          <w:sz w:val="24"/>
+          <w:sz-cs w:val="24"/>
+          <w:spacing w:val="0"/>
+          <w:color w:val="171E2D"/>
         </w:rPr>
         <w:t xml:space="preserve">: Set to </w:t>
       </w:r>
       <w:r>
         <w:rPr>
-          <w:rFonts w:ascii="Helvetica" w:hAnsi="Helvetica" w:cs="Helvetica"/>
-          <w:sz w:val="24"/>
-          <w:sz-cs w:val="24"/>
-          <w:b/>
-          <w:spacing w:val="0"/>
+          <w:rFonts w:ascii="Helvetica Neue" w:hAnsi="Helvetica Neue" w:cs="Helvetica Neue"/>
+          <w:sz w:val="24"/>
+          <w:sz-cs w:val="24"/>
+          <w:b/>
+          <w:spacing w:val="0"/>
+          <w:color w:val="171E2D"/>
         </w:rPr>
         <w:t xml:space="preserve">A-Weighting (dBA)</w:t>
       </w:r>
       <w:r>
         <w:rPr>
-          <w:rFonts w:ascii="Helvetica" w:hAnsi="Helvetica" w:cs="Helvetica"/>
-          <w:sz w:val="24"/>
-          <w:sz-cs w:val="24"/>
-          <w:spacing w:val="0"/>
+          <w:rFonts w:ascii="Helvetica Neue" w:hAnsi="Helvetica Neue" w:cs="Helvetica Neue"/>
+          <w:sz w:val="24"/>
+          <w:sz-cs w:val="24"/>
+          <w:spacing w:val="0"/>
+          <w:color w:val="171E2D"/>
         </w:rPr>
         <w:t xml:space="preserve"> to mimic the frequency sensitivity of the human auditory system.</w:t>
       </w:r>
@@ -481,10 +716,11 @@
       </w:pPr>
       <w:r>
         <w:rPr>
-          <w:rFonts w:ascii="Helvetica" w:hAnsi="Helvetica" w:cs="Helvetica"/>
-          <w:sz w:val="24"/>
-          <w:sz-cs w:val="24"/>
-          <w:b/>
+          <w:rFonts w:ascii="Helvetica Neue" w:hAnsi="Helvetica Neue" w:cs="Helvetica Neue"/>
+          <w:sz w:val="24"/>
+          <w:sz-cs w:val="24"/>
+          <w:b/>
+          <w:color w:val="171E2D"/>
         </w:rPr>
         <w:t xml:space="preserve"/>
         <w:tab/>
@@ -494,39 +730,43 @@
       </w:r>
       <w:r>
         <w:rPr>
-          <w:rFonts w:ascii="Helvetica" w:hAnsi="Helvetica" w:cs="Helvetica"/>
-          <w:sz w:val="24"/>
-          <w:sz-cs w:val="24"/>
-          <w:b/>
-          <w:spacing w:val="0"/>
+          <w:rFonts w:ascii="Helvetica Neue" w:hAnsi="Helvetica Neue" w:cs="Helvetica Neue"/>
+          <w:sz w:val="24"/>
+          <w:sz-cs w:val="24"/>
+          <w:b/>
+          <w:spacing w:val="0"/>
+          <w:color w:val="171E2D"/>
         </w:rPr>
         <w:t xml:space="preserve">Dynamic Response Mode</w:t>
       </w:r>
       <w:r>
         <w:rPr>
-          <w:rFonts w:ascii="Helvetica" w:hAnsi="Helvetica" w:cs="Helvetica"/>
-          <w:sz w:val="24"/>
-          <w:sz-cs w:val="24"/>
-          <w:spacing w:val="0"/>
+          <w:rFonts w:ascii="Helvetica Neue" w:hAnsi="Helvetica Neue" w:cs="Helvetica Neue"/>
+          <w:sz w:val="24"/>
+          <w:sz-cs w:val="24"/>
+          <w:spacing w:val="0"/>
+          <w:color w:val="171E2D"/>
         </w:rPr>
         <w:t xml:space="preserve">: Set to </w:t>
       </w:r>
       <w:r>
         <w:rPr>
-          <w:rFonts w:ascii="Helvetica" w:hAnsi="Helvetica" w:cs="Helvetica"/>
-          <w:sz w:val="24"/>
-          <w:sz-cs w:val="24"/>
-          <w:b/>
-          <w:spacing w:val="0"/>
+          <w:rFonts w:ascii="Helvetica Neue" w:hAnsi="Helvetica Neue" w:cs="Helvetica Neue"/>
+          <w:sz w:val="24"/>
+          <w:sz-cs w:val="24"/>
+          <w:b/>
+          <w:spacing w:val="0"/>
+          <w:color w:val="171E2D"/>
         </w:rPr>
         <w:t xml:space="preserve">Slow (1000 ms time constant)</w:t>
       </w:r>
       <w:r>
         <w:rPr>
-          <w:rFonts w:ascii="Helvetica" w:hAnsi="Helvetica" w:cs="Helvetica"/>
-          <w:sz w:val="24"/>
-          <w:sz-cs w:val="24"/>
-          <w:spacing w:val="0"/>
+          <w:rFonts w:ascii="Helvetica Neue" w:hAnsi="Helvetica Neue" w:cs="Helvetica Neue"/>
+          <w:sz w:val="24"/>
+          <w:sz-cs w:val="24"/>
+          <w:spacing w:val="0"/>
+          <w:color w:val="171E2D"/>
         </w:rPr>
         <w:t xml:space="preserve"> to capture stable continuous equivalent sound pressure levels ($L_{\text{Aeq}}$) rather than isolated transient spikes.</w:t>
       </w:r>
@@ -537,10 +777,11 @@
       </w:pPr>
       <w:r>
         <w:rPr>
-          <w:rFonts w:ascii="Helvetica" w:hAnsi="Helvetica" w:cs="Helvetica"/>
-          <w:sz w:val="24"/>
-          <w:sz-cs w:val="24"/>
-          <w:b/>
+          <w:rFonts w:ascii="Helvetica Neue" w:hAnsi="Helvetica Neue" w:cs="Helvetica Neue"/>
+          <w:sz w:val="24"/>
+          <w:sz-cs w:val="24"/>
+          <w:b/>
+          <w:color w:val="171E2D"/>
         </w:rPr>
         <w:t xml:space="preserve"/>
         <w:tab/>
@@ -550,20 +791,22 @@
       </w:r>
       <w:r>
         <w:rPr>
-          <w:rFonts w:ascii="Helvetica" w:hAnsi="Helvetica" w:cs="Helvetica"/>
-          <w:sz w:val="24"/>
-          <w:sz-cs w:val="24"/>
-          <w:b/>
-          <w:spacing w:val="0"/>
+          <w:rFonts w:ascii="Helvetica Neue" w:hAnsi="Helvetica Neue" w:cs="Helvetica Neue"/>
+          <w:sz w:val="24"/>
+          <w:sz-cs w:val="24"/>
+          <w:b/>
+          <w:spacing w:val="0"/>
+          <w:color w:val="171E2D"/>
         </w:rPr>
         <w:t xml:space="preserve">Baseline Zeroing</w:t>
       </w:r>
       <w:r>
         <w:rPr>
-          <w:rFonts w:ascii="Helvetica" w:hAnsi="Helvetica" w:cs="Helvetica"/>
-          <w:sz w:val="24"/>
-          <w:sz-cs w:val="24"/>
-          <w:spacing w:val="0"/>
+          <w:rFonts w:ascii="Helvetica Neue" w:hAnsi="Helvetica Neue" w:cs="Helvetica Neue"/>
+          <w:sz w:val="24"/>
+          <w:sz-cs w:val="24"/>
+          <w:spacing w:val="0"/>
+          <w:color w:val="171E2D"/>
         </w:rPr>
         <w:t xml:space="preserve">: Reference calibration verified in a quiet interior environment ($&lt; 32\text{ dBA}$) prior to field departure.</w:t>
       </w:r>
@@ -574,10 +817,11 @@
       </w:pPr>
       <w:r>
         <w:rPr>
-          <w:rFonts w:ascii="Helvetica" w:hAnsi="Helvetica" w:cs="Helvetica"/>
-          <w:sz w:val="24"/>
-          <w:sz-cs w:val="24"/>
-          <w:b/>
+          <w:rFonts w:ascii="Helvetica Neue" w:hAnsi="Helvetica Neue" w:cs="Helvetica Neue"/>
+          <w:sz w:val="24"/>
+          <w:sz-cs w:val="24"/>
+          <w:b/>
+          <w:color w:val="171E2D"/>
         </w:rPr>
         <w:t xml:space="preserve"/>
         <w:tab/>
@@ -587,20 +831,22 @@
       </w:r>
       <w:r>
         <w:rPr>
-          <w:rFonts w:ascii="Helvetica" w:hAnsi="Helvetica" w:cs="Helvetica"/>
-          <w:sz w:val="24"/>
-          <w:sz-cs w:val="24"/>
-          <w:b/>
-          <w:spacing w:val="0"/>
+          <w:rFonts w:ascii="Helvetica Neue" w:hAnsi="Helvetica Neue" w:cs="Helvetica Neue"/>
+          <w:sz w:val="24"/>
+          <w:sz-cs w:val="24"/>
+          <w:b/>
+          <w:spacing w:val="0"/>
+          <w:color w:val="171E2D"/>
         </w:rPr>
         <w:t xml:space="preserve">Microphone Placement</w:t>
       </w:r>
       <w:r>
         <w:rPr>
-          <w:rFonts w:ascii="Helvetica" w:hAnsi="Helvetica" w:cs="Helvetica"/>
-          <w:sz w:val="24"/>
-          <w:sz-cs w:val="24"/>
-          <w:spacing w:val="0"/>
+          <w:rFonts w:ascii="Helvetica Neue" w:hAnsi="Helvetica Neue" w:cs="Helvetica Neue"/>
+          <w:sz w:val="24"/>
+          <w:sz-cs w:val="24"/>
+          <w:spacing w:val="0"/>
+          <w:color w:val="171E2D"/>
         </w:rPr>
         <w:t xml:space="preserve">: Device oriented at a 45-degree angle towards the noise source, held 1.3 meters above ground level, with a foam wind-guard attached to reduce aerodynamic turbulence.</w:t>
       </w:r>
@@ -611,11 +857,12 @@
       </w:pPr>
       <w:r>
         <w:rPr>
-          <w:rFonts w:ascii="Helvetica" w:hAnsi="Helvetica" w:cs="Helvetica"/>
+          <w:rFonts w:ascii="Helvetica Neue" w:hAnsi="Helvetica Neue" w:cs="Helvetica Neue"/>
           <w:sz w:val="28"/>
           <w:sz-cs w:val="28"/>
           <w:b/>
           <w:spacing w:val="0"/>
+          <w:color w:val="171E2D"/>
         </w:rPr>
         <w:t xml:space="preserve">2.2 Secondary Atmospheric Data Ingestion Engine</w:t>
       </w:r>
@@ -626,10 +873,11 @@
       </w:pPr>
       <w:r>
         <w:rPr>
-          <w:rFonts w:ascii="Helvetica" w:hAnsi="Helvetica" w:cs="Helvetica"/>
-          <w:sz w:val="24"/>
-          <w:sz-cs w:val="24"/>
-          <w:b/>
+          <w:rFonts w:ascii="Helvetica Neue" w:hAnsi="Helvetica Neue" w:cs="Helvetica Neue"/>
+          <w:sz w:val="24"/>
+          <w:sz-cs w:val="24"/>
+          <w:b/>
+          <w:color w:val="171E2D"/>
         </w:rPr>
         <w:t xml:space="preserve"/>
         <w:tab/>
@@ -639,20 +887,22 @@
       </w:r>
       <w:r>
         <w:rPr>
-          <w:rFonts w:ascii="Helvetica" w:hAnsi="Helvetica" w:cs="Helvetica"/>
-          <w:sz w:val="24"/>
-          <w:sz-cs w:val="24"/>
-          <w:b/>
-          <w:spacing w:val="0"/>
+          <w:rFonts w:ascii="Helvetica Neue" w:hAnsi="Helvetica Neue" w:cs="Helvetica Neue"/>
+          <w:sz w:val="24"/>
+          <w:sz-cs w:val="24"/>
+          <w:b/>
+          <w:spacing w:val="0"/>
+          <w:color w:val="171E2D"/>
         </w:rPr>
         <w:t xml:space="preserve">REST APIs Utilized</w:t>
       </w:r>
       <w:r>
         <w:rPr>
-          <w:rFonts w:ascii="Helvetica" w:hAnsi="Helvetica" w:cs="Helvetica"/>
-          <w:sz w:val="24"/>
-          <w:sz-cs w:val="24"/>
-          <w:spacing w:val="0"/>
+          <w:rFonts w:ascii="Helvetica Neue" w:hAnsi="Helvetica Neue" w:cs="Helvetica Neue"/>
+          <w:sz w:val="24"/>
+          <w:sz-cs w:val="24"/>
+          <w:spacing w:val="0"/>
+          <w:color w:val="171E2D"/>
         </w:rPr>
         <w:t xml:space="preserve">:</w:t>
       </w:r>
@@ -663,10 +913,11 @@
       </w:pPr>
       <w:r>
         <w:rPr>
-          <w:rFonts w:ascii="Helvetica" w:hAnsi="Helvetica" w:cs="Helvetica"/>
-          <w:sz w:val="24"/>
-          <w:sz-cs w:val="24"/>
-          <w:b/>
+          <w:rFonts w:ascii="Helvetica Neue" w:hAnsi="Helvetica Neue" w:cs="Helvetica Neue"/>
+          <w:sz w:val="24"/>
+          <w:sz-cs w:val="24"/>
+          <w:b/>
+          <w:color w:val="171E2D"/>
         </w:rPr>
         <w:t xml:space="preserve"/>
         <w:tab/>
@@ -676,20 +927,22 @@
       </w:r>
       <w:r>
         <w:rPr>
-          <w:rFonts w:ascii="Helvetica" w:hAnsi="Helvetica" w:cs="Helvetica"/>
-          <w:sz w:val="24"/>
-          <w:sz-cs w:val="24"/>
-          <w:b/>
-          <w:spacing w:val="0"/>
+          <w:rFonts w:ascii="Helvetica Neue" w:hAnsi="Helvetica Neue" w:cs="Helvetica Neue"/>
+          <w:sz w:val="24"/>
+          <w:sz-cs w:val="24"/>
+          <w:b/>
+          <w:spacing w:val="0"/>
+          <w:color w:val="171E2D"/>
         </w:rPr>
         <w:t xml:space="preserve">WAQI (World Air Quality Index) API</w:t>
       </w:r>
       <w:r>
         <w:rPr>
-          <w:rFonts w:ascii="Helvetica" w:hAnsi="Helvetica" w:cs="Helvetica"/>
-          <w:sz w:val="24"/>
-          <w:sz-cs w:val="24"/>
-          <w:spacing w:val="0"/>
+          <w:rFonts w:ascii="Helvetica Neue" w:hAnsi="Helvetica Neue" w:cs="Helvetica Neue"/>
+          <w:sz w:val="24"/>
+          <w:sz-cs w:val="24"/>
+          <w:spacing w:val="0"/>
+          <w:color w:val="171E2D"/>
         </w:rPr>
         <w:t xml:space="preserve">: Station-level EPA-standardized Air Quality Index and particulate breakdowns.</w:t>
       </w:r>
@@ -700,10 +953,11 @@
       </w:pPr>
       <w:r>
         <w:rPr>
-          <w:rFonts w:ascii="Helvetica" w:hAnsi="Helvetica" w:cs="Helvetica"/>
-          <w:sz w:val="24"/>
-          <w:sz-cs w:val="24"/>
-          <w:b/>
+          <w:rFonts w:ascii="Helvetica Neue" w:hAnsi="Helvetica Neue" w:cs="Helvetica Neue"/>
+          <w:sz w:val="24"/>
+          <w:sz-cs w:val="24"/>
+          <w:b/>
+          <w:color w:val="171E2D"/>
         </w:rPr>
         <w:t xml:space="preserve"/>
         <w:tab/>
@@ -713,20 +967,22 @@
       </w:r>
       <w:r>
         <w:rPr>
-          <w:rFonts w:ascii="Helvetica" w:hAnsi="Helvetica" w:cs="Helvetica"/>
-          <w:sz w:val="24"/>
-          <w:sz-cs w:val="24"/>
-          <w:b/>
-          <w:spacing w:val="0"/>
+          <w:rFonts w:ascii="Helvetica Neue" w:hAnsi="Helvetica Neue" w:cs="Helvetica Neue"/>
+          <w:sz w:val="24"/>
+          <w:sz-cs w:val="24"/>
+          <w:b/>
+          <w:spacing w:val="0"/>
+          <w:color w:val="171E2D"/>
         </w:rPr>
         <w:t xml:space="preserve">Open-Meteo Global Air Quality API</w:t>
       </w:r>
       <w:r>
         <w:rPr>
-          <w:rFonts w:ascii="Helvetica" w:hAnsi="Helvetica" w:cs="Helvetica"/>
-          <w:sz w:val="24"/>
-          <w:sz-cs w:val="24"/>
-          <w:spacing w:val="0"/>
+          <w:rFonts w:ascii="Helvetica Neue" w:hAnsi="Helvetica Neue" w:cs="Helvetica Neue"/>
+          <w:sz w:val="24"/>
+          <w:sz-cs w:val="24"/>
+          <w:spacing w:val="0"/>
+          <w:color w:val="171E2D"/>
         </w:rPr>
         <w:t xml:space="preserve">: Worldwide spatial atmospheric model providing real-time $PM_{2.5}, PM_{10}$, and $US\ AQI$ at arbitrary coordinate resolutions.</w:t>
       </w:r>
@@ -737,10 +993,11 @@
       </w:pPr>
       <w:r>
         <w:rPr>
-          <w:rFonts w:ascii="Helvetica" w:hAnsi="Helvetica" w:cs="Helvetica"/>
-          <w:sz w:val="24"/>
-          <w:sz-cs w:val="24"/>
-          <w:b/>
+          <w:rFonts w:ascii="Helvetica Neue" w:hAnsi="Helvetica Neue" w:cs="Helvetica Neue"/>
+          <w:sz w:val="24"/>
+          <w:sz-cs w:val="24"/>
+          <w:b/>
+          <w:color w:val="171E2D"/>
         </w:rPr>
         <w:t xml:space="preserve"/>
         <w:tab/>
@@ -750,20 +1007,22 @@
       </w:r>
       <w:r>
         <w:rPr>
-          <w:rFonts w:ascii="Helvetica" w:hAnsi="Helvetica" w:cs="Helvetica"/>
-          <w:sz w:val="24"/>
-          <w:sz-cs w:val="24"/>
-          <w:b/>
-          <w:spacing w:val="0"/>
+          <w:rFonts w:ascii="Helvetica Neue" w:hAnsi="Helvetica Neue" w:cs="Helvetica Neue"/>
+          <w:sz w:val="24"/>
+          <w:sz-cs w:val="24"/>
+          <w:b/>
+          <w:spacing w:val="0"/>
+          <w:color w:val="171E2D"/>
         </w:rPr>
         <w:t xml:space="preserve">OpenStreetMap Nominatim Geocoder</w:t>
       </w:r>
       <w:r>
         <w:rPr>
-          <w:rFonts w:ascii="Helvetica" w:hAnsi="Helvetica" w:cs="Helvetica"/>
-          <w:sz w:val="24"/>
-          <w:sz-cs w:val="24"/>
-          <w:spacing w:val="0"/>
+          <w:rFonts w:ascii="Helvetica Neue" w:hAnsi="Helvetica Neue" w:cs="Helvetica Neue"/>
+          <w:sz w:val="24"/>
+          <w:sz-cs w:val="24"/>
+          <w:spacing w:val="0"/>
+          <w:color w:val="171E2D"/>
         </w:rPr>
         <w:t xml:space="preserve">: Reverse and forward geocoding engine mapping query strings into latitude-longitude pairs.</w:t>
       </w:r>
@@ -772,7 +1031,7 @@
       <w:pPr/>
       <w:r>
         <w:rPr>
-          <w:rFonts w:ascii="Helvetica" w:hAnsi="Helvetica" w:cs="Helvetica"/>
+          <w:rFonts w:ascii="Helvetica Neue" w:hAnsi="Helvetica Neue" w:cs="Helvetica Neue"/>
           <w:sz w:val="24"/>
           <w:sz-cs w:val="24"/>
           <w:spacing w:val="0"/>
@@ -787,11 +1046,12 @@
       </w:pPr>
       <w:r>
         <w:rPr>
-          <w:rFonts w:ascii="Helvetica" w:hAnsi="Helvetica" w:cs="Helvetica"/>
+          <w:rFonts w:ascii="Helvetica Neue" w:hAnsi="Helvetica Neue" w:cs="Helvetica Neue"/>
           <w:sz w:val="36"/>
           <w:sz-cs w:val="36"/>
           <w:b/>
           <w:spacing w:val="0"/>
+          <w:color w:val="172A9F"/>
         </w:rPr>
         <w:t xml:space="preserve">3. QUALITATIVE SURVEY INSTRUMENT: FIELD INTERVIEW QUESTIONNAIRE</w:t>
       </w:r>
@@ -802,10 +1062,11 @@
       </w:pPr>
       <w:r>
         <w:rPr>
-          <w:rFonts w:ascii="Helvetica" w:hAnsi="Helvetica" w:cs="Helvetica"/>
-          <w:sz w:val="24"/>
-          <w:sz-cs w:val="24"/>
-          <w:spacing w:val="0"/>
+          <w:rFonts w:ascii="Helvetica Neue" w:hAnsi="Helvetica Neue" w:cs="Helvetica Neue"/>
+          <w:sz w:val="24"/>
+          <w:sz-cs w:val="24"/>
+          <w:spacing w:val="0"/>
+          <w:color w:val="171E2D"/>
         </w:rPr>
         <w:t xml:space="preserve">Below is the standardized 10-question survey instrument utilized during on-site field visits with local pedestrians, commercial shopkeepers, and traffic personnel:</w:t>
       </w:r>
@@ -816,11 +1077,12 @@
       </w:pPr>
       <w:r>
         <w:rPr>
-          <w:rFonts w:ascii="Helvetica" w:hAnsi="Helvetica" w:cs="Helvetica"/>
+          <w:rFonts w:ascii="Helvetica Neue" w:hAnsi="Helvetica Neue" w:cs="Helvetica Neue"/>
           <w:sz w:val="28"/>
           <w:sz-cs w:val="28"/>
           <w:b/>
           <w:spacing w:val="0"/>
+          <w:color w:val="171E2D"/>
         </w:rPr>
         <w:t xml:space="preserve">Section A: Demographic &amp; Location Context</w:t>
       </w:r>
@@ -831,10 +1093,11 @@
       </w:pPr>
       <w:r>
         <w:rPr>
-          <w:rFonts w:ascii="Helvetica" w:hAnsi="Helvetica" w:cs="Helvetica"/>
-          <w:sz w:val="24"/>
-          <w:sz-cs w:val="24"/>
-          <w:b/>
+          <w:rFonts w:ascii="Helvetica Neue" w:hAnsi="Helvetica Neue" w:cs="Helvetica Neue"/>
+          <w:sz w:val="24"/>
+          <w:sz-cs w:val="24"/>
+          <w:b/>
+          <w:color w:val="171E2D"/>
         </w:rPr>
         <w:t xml:space="preserve"/>
         <w:tab/>
@@ -844,20 +1107,22 @@
       </w:r>
       <w:r>
         <w:rPr>
-          <w:rFonts w:ascii="Helvetica" w:hAnsi="Helvetica" w:cs="Helvetica"/>
-          <w:sz w:val="24"/>
-          <w:sz-cs w:val="24"/>
-          <w:b/>
-          <w:spacing w:val="0"/>
+          <w:rFonts w:ascii="Helvetica Neue" w:hAnsi="Helvetica Neue" w:cs="Helvetica Neue"/>
+          <w:sz w:val="24"/>
+          <w:sz-cs w:val="24"/>
+          <w:b/>
+          <w:spacing w:val="0"/>
+          <w:color w:val="171E2D"/>
         </w:rPr>
         <w:t xml:space="preserve">Participant Category</w:t>
       </w:r>
       <w:r>
         <w:rPr>
-          <w:rFonts w:ascii="Helvetica" w:hAnsi="Helvetica" w:cs="Helvetica"/>
-          <w:sz w:val="24"/>
-          <w:sz-cs w:val="24"/>
-          <w:spacing w:val="0"/>
+          <w:rFonts w:ascii="Helvetica Neue" w:hAnsi="Helvetica Neue" w:cs="Helvetica Neue"/>
+          <w:sz w:val="24"/>
+          <w:sz-cs w:val="24"/>
+          <w:spacing w:val="0"/>
+          <w:color w:val="171E2D"/>
         </w:rPr>
         <w:t xml:space="preserve">: </w:t>
       </w:r>
@@ -867,15 +1132,17 @@
           <w:sz w:val="26"/>
           <w:sz-cs w:val="26"/>
           <w:spacing w:val="0"/>
+          <w:color w:val="171E2D"/>
         </w:rPr>
         <w:t xml:space="preserve">[ ] Pedestrian / Commuter</w:t>
       </w:r>
       <w:r>
         <w:rPr>
-          <w:rFonts w:ascii="Helvetica" w:hAnsi="Helvetica" w:cs="Helvetica"/>
-          <w:sz w:val="24"/>
-          <w:sz-cs w:val="24"/>
-          <w:spacing w:val="0"/>
+          <w:rFonts w:ascii="Helvetica Neue" w:hAnsi="Helvetica Neue" w:cs="Helvetica Neue"/>
+          <w:sz w:val="24"/>
+          <w:sz-cs w:val="24"/>
+          <w:spacing w:val="0"/>
+          <w:color w:val="171E2D"/>
         </w:rPr>
         <w:t xml:space="preserve"> </w:t>
       </w:r>
@@ -885,15 +1152,17 @@
           <w:sz w:val="26"/>
           <w:sz-cs w:val="26"/>
           <w:spacing w:val="0"/>
+          <w:color w:val="171E2D"/>
         </w:rPr>
         <w:t xml:space="preserve">[ ] Local Shopkeeper / Street Vendor</w:t>
       </w:r>
       <w:r>
         <w:rPr>
-          <w:rFonts w:ascii="Helvetica" w:hAnsi="Helvetica" w:cs="Helvetica"/>
-          <w:sz w:val="24"/>
-          <w:sz-cs w:val="24"/>
-          <w:spacing w:val="0"/>
+          <w:rFonts w:ascii="Helvetica Neue" w:hAnsi="Helvetica Neue" w:cs="Helvetica Neue"/>
+          <w:sz w:val="24"/>
+          <w:sz-cs w:val="24"/>
+          <w:spacing w:val="0"/>
+          <w:color w:val="171E2D"/>
         </w:rPr>
         <w:t xml:space="preserve"> </w:t>
       </w:r>
@@ -903,15 +1172,17 @@
           <w:sz w:val="26"/>
           <w:sz-cs w:val="26"/>
           <w:spacing w:val="0"/>
+          <w:color w:val="171E2D"/>
         </w:rPr>
         <w:t xml:space="preserve">[ ] Traffic Police Officer</w:t>
       </w:r>
       <w:r>
         <w:rPr>
-          <w:rFonts w:ascii="Helvetica" w:hAnsi="Helvetica" w:cs="Helvetica"/>
-          <w:sz w:val="24"/>
-          <w:sz-cs w:val="24"/>
-          <w:spacing w:val="0"/>
+          <w:rFonts w:ascii="Helvetica Neue" w:hAnsi="Helvetica Neue" w:cs="Helvetica Neue"/>
+          <w:sz w:val="24"/>
+          <w:sz-cs w:val="24"/>
+          <w:spacing w:val="0"/>
+          <w:color w:val="171E2D"/>
         </w:rPr>
         <w:t xml:space="preserve"> </w:t>
       </w:r>
@@ -921,15 +1192,17 @@
           <w:sz w:val="26"/>
           <w:sz-cs w:val="26"/>
           <w:spacing w:val="0"/>
+          <w:color w:val="171E2D"/>
         </w:rPr>
         <w:t xml:space="preserve">[ ] Resident</w:t>
       </w:r>
       <w:r>
         <w:rPr>
-          <w:rFonts w:ascii="Helvetica" w:hAnsi="Helvetica" w:cs="Helvetica"/>
-          <w:sz w:val="24"/>
-          <w:sz-cs w:val="24"/>
-          <w:spacing w:val="0"/>
+          <w:rFonts w:ascii="Helvetica Neue" w:hAnsi="Helvetica Neue" w:cs="Helvetica Neue"/>
+          <w:sz w:val="24"/>
+          <w:sz-cs w:val="24"/>
+          <w:spacing w:val="0"/>
+          <w:color w:val="171E2D"/>
         </w:rPr>
         <w:t xml:space="preserve"/>
       </w:r>
@@ -940,10 +1213,11 @@
       </w:pPr>
       <w:r>
         <w:rPr>
-          <w:rFonts w:ascii="Helvetica" w:hAnsi="Helvetica" w:cs="Helvetica"/>
-          <w:sz w:val="24"/>
-          <w:sz-cs w:val="24"/>
-          <w:b/>
+          <w:rFonts w:ascii="Helvetica Neue" w:hAnsi="Helvetica Neue" w:cs="Helvetica Neue"/>
+          <w:sz w:val="24"/>
+          <w:sz-cs w:val="24"/>
+          <w:b/>
+          <w:color w:val="171E2D"/>
         </w:rPr>
         <w:t xml:space="preserve"/>
         <w:tab/>
@@ -953,20 +1227,22 @@
       </w:r>
       <w:r>
         <w:rPr>
-          <w:rFonts w:ascii="Helvetica" w:hAnsi="Helvetica" w:cs="Helvetica"/>
-          <w:sz w:val="24"/>
-          <w:sz-cs w:val="24"/>
-          <w:b/>
-          <w:spacing w:val="0"/>
+          <w:rFonts w:ascii="Helvetica Neue" w:hAnsi="Helvetica Neue" w:cs="Helvetica Neue"/>
+          <w:sz w:val="24"/>
+          <w:sz-cs w:val="24"/>
+          <w:b/>
+          <w:spacing w:val="0"/>
+          <w:color w:val="171E2D"/>
         </w:rPr>
         <w:t xml:space="preserve">Daily Exposure Duration at this Site</w:t>
       </w:r>
       <w:r>
         <w:rPr>
-          <w:rFonts w:ascii="Helvetica" w:hAnsi="Helvetica" w:cs="Helvetica"/>
-          <w:sz w:val="24"/>
-          <w:sz-cs w:val="24"/>
-          <w:spacing w:val="0"/>
+          <w:rFonts w:ascii="Helvetica Neue" w:hAnsi="Helvetica Neue" w:cs="Helvetica Neue"/>
+          <w:sz w:val="24"/>
+          <w:sz-cs w:val="24"/>
+          <w:spacing w:val="0"/>
+          <w:color w:val="171E2D"/>
         </w:rPr>
         <w:t xml:space="preserve">: </w:t>
       </w:r>
@@ -976,15 +1252,17 @@
           <w:sz w:val="26"/>
           <w:sz-cs w:val="26"/>
           <w:spacing w:val="0"/>
+          <w:color w:val="171E2D"/>
         </w:rPr>
         <w:t xml:space="preserve">[ ] &lt; 1 hour</w:t>
       </w:r>
       <w:r>
         <w:rPr>
-          <w:rFonts w:ascii="Helvetica" w:hAnsi="Helvetica" w:cs="Helvetica"/>
-          <w:sz w:val="24"/>
-          <w:sz-cs w:val="24"/>
-          <w:spacing w:val="0"/>
+          <w:rFonts w:ascii="Helvetica Neue" w:hAnsi="Helvetica Neue" w:cs="Helvetica Neue"/>
+          <w:sz w:val="24"/>
+          <w:sz-cs w:val="24"/>
+          <w:spacing w:val="0"/>
+          <w:color w:val="171E2D"/>
         </w:rPr>
         <w:t xml:space="preserve"> </w:t>
       </w:r>
@@ -994,15 +1272,17 @@
           <w:sz w:val="26"/>
           <w:sz-cs w:val="26"/>
           <w:spacing w:val="0"/>
+          <w:color w:val="171E2D"/>
         </w:rPr>
         <w:t xml:space="preserve">[ ] 1–4 hours</w:t>
       </w:r>
       <w:r>
         <w:rPr>
-          <w:rFonts w:ascii="Helvetica" w:hAnsi="Helvetica" w:cs="Helvetica"/>
-          <w:sz w:val="24"/>
-          <w:sz-cs w:val="24"/>
-          <w:spacing w:val="0"/>
+          <w:rFonts w:ascii="Helvetica Neue" w:hAnsi="Helvetica Neue" w:cs="Helvetica Neue"/>
+          <w:sz w:val="24"/>
+          <w:sz-cs w:val="24"/>
+          <w:spacing w:val="0"/>
+          <w:color w:val="171E2D"/>
         </w:rPr>
         <w:t xml:space="preserve"> </w:t>
       </w:r>
@@ -1012,15 +1292,17 @@
           <w:sz w:val="26"/>
           <w:sz-cs w:val="26"/>
           <w:spacing w:val="0"/>
+          <w:color w:val="171E2D"/>
         </w:rPr>
         <w:t xml:space="preserve">[ ] 4–8 hours</w:t>
       </w:r>
       <w:r>
         <w:rPr>
-          <w:rFonts w:ascii="Helvetica" w:hAnsi="Helvetica" w:cs="Helvetica"/>
-          <w:sz w:val="24"/>
-          <w:sz-cs w:val="24"/>
-          <w:spacing w:val="0"/>
+          <w:rFonts w:ascii="Helvetica Neue" w:hAnsi="Helvetica Neue" w:cs="Helvetica Neue"/>
+          <w:sz w:val="24"/>
+          <w:sz-cs w:val="24"/>
+          <w:spacing w:val="0"/>
+          <w:color w:val="171E2D"/>
         </w:rPr>
         <w:t xml:space="preserve"> </w:t>
       </w:r>
@@ -1030,15 +1312,17 @@
           <w:sz w:val="26"/>
           <w:sz-cs w:val="26"/>
           <w:spacing w:val="0"/>
+          <w:color w:val="171E2D"/>
         </w:rPr>
         <w:t xml:space="preserve">[ ] &gt; 8 hours</w:t>
       </w:r>
       <w:r>
         <w:rPr>
-          <w:rFonts w:ascii="Helvetica" w:hAnsi="Helvetica" w:cs="Helvetica"/>
-          <w:sz w:val="24"/>
-          <w:sz-cs w:val="24"/>
-          <w:spacing w:val="0"/>
+          <w:rFonts w:ascii="Helvetica Neue" w:hAnsi="Helvetica Neue" w:cs="Helvetica Neue"/>
+          <w:sz w:val="24"/>
+          <w:sz-cs w:val="24"/>
+          <w:spacing w:val="0"/>
+          <w:color w:val="171E2D"/>
         </w:rPr>
         <w:t xml:space="preserve"/>
       </w:r>
@@ -1049,11 +1333,12 @@
       </w:pPr>
       <w:r>
         <w:rPr>
-          <w:rFonts w:ascii="Helvetica" w:hAnsi="Helvetica" w:cs="Helvetica"/>
+          <w:rFonts w:ascii="Helvetica Neue" w:hAnsi="Helvetica Neue" w:cs="Helvetica Neue"/>
           <w:sz w:val="28"/>
           <w:sz-cs w:val="28"/>
           <w:b/>
           <w:spacing w:val="0"/>
+          <w:color w:val="171E2D"/>
         </w:rPr>
         <w:t xml:space="preserve">Section B: Perceived Environmental Quality</w:t>
       </w:r>
@@ -1064,10 +1349,11 @@
       </w:pPr>
       <w:r>
         <w:rPr>
-          <w:rFonts w:ascii="Helvetica" w:hAnsi="Helvetica" w:cs="Helvetica"/>
-          <w:sz w:val="24"/>
-          <w:sz-cs w:val="24"/>
-          <w:b/>
+          <w:rFonts w:ascii="Helvetica Neue" w:hAnsi="Helvetica Neue" w:cs="Helvetica Neue"/>
+          <w:sz w:val="24"/>
+          <w:sz-cs w:val="24"/>
+          <w:b/>
+          <w:color w:val="171E2D"/>
         </w:rPr>
         <w:t xml:space="preserve"/>
         <w:tab/>
@@ -1077,20 +1363,22 @@
       </w:r>
       <w:r>
         <w:rPr>
-          <w:rFonts w:ascii="Helvetica" w:hAnsi="Helvetica" w:cs="Helvetica"/>
-          <w:sz w:val="24"/>
-          <w:sz-cs w:val="24"/>
-          <w:b/>
-          <w:spacing w:val="0"/>
+          <w:rFonts w:ascii="Helvetica Neue" w:hAnsi="Helvetica Neue" w:cs="Helvetica Neue"/>
+          <w:sz w:val="24"/>
+          <w:sz-cs w:val="24"/>
+          <w:b/>
+          <w:spacing w:val="0"/>
+          <w:color w:val="171E2D"/>
         </w:rPr>
         <w:t xml:space="preserve">How would you rate the general air quality at this location today?</w:t>
       </w:r>
       <w:r>
         <w:rPr>
-          <w:rFonts w:ascii="Helvetica" w:hAnsi="Helvetica" w:cs="Helvetica"/>
-          <w:sz w:val="24"/>
-          <w:sz-cs w:val="24"/>
-          <w:spacing w:val="0"/>
+          <w:rFonts w:ascii="Helvetica Neue" w:hAnsi="Helvetica Neue" w:cs="Helvetica Neue"/>
+          <w:sz w:val="24"/>
+          <w:sz-cs w:val="24"/>
+          <w:spacing w:val="0"/>
+          <w:color w:val="171E2D"/>
         </w:rPr>
         <w:t xml:space="preserve"> </w:t>
       </w:r>
@@ -1100,15 +1388,17 @@
           <w:sz w:val="26"/>
           <w:sz-cs w:val="26"/>
           <w:spacing w:val="0"/>
+          <w:color w:val="171E2D"/>
         </w:rPr>
         <w:t xml:space="preserve">[ ] 1 - Very Clean</w:t>
       </w:r>
       <w:r>
         <w:rPr>
-          <w:rFonts w:ascii="Helvetica" w:hAnsi="Helvetica" w:cs="Helvetica"/>
-          <w:sz w:val="24"/>
-          <w:sz-cs w:val="24"/>
-          <w:spacing w:val="0"/>
+          <w:rFonts w:ascii="Helvetica Neue" w:hAnsi="Helvetica Neue" w:cs="Helvetica Neue"/>
+          <w:sz w:val="24"/>
+          <w:sz-cs w:val="24"/>
+          <w:spacing w:val="0"/>
+          <w:color w:val="171E2D"/>
         </w:rPr>
         <w:t xml:space="preserve"> </w:t>
       </w:r>
@@ -1118,15 +1408,17 @@
           <w:sz w:val="26"/>
           <w:sz-cs w:val="26"/>
           <w:spacing w:val="0"/>
+          <w:color w:val="171E2D"/>
         </w:rPr>
         <w:t xml:space="preserve">[ ] 2 - Acceptable</w:t>
       </w:r>
       <w:r>
         <w:rPr>
-          <w:rFonts w:ascii="Helvetica" w:hAnsi="Helvetica" w:cs="Helvetica"/>
-          <w:sz w:val="24"/>
-          <w:sz-cs w:val="24"/>
-          <w:spacing w:val="0"/>
+          <w:rFonts w:ascii="Helvetica Neue" w:hAnsi="Helvetica Neue" w:cs="Helvetica Neue"/>
+          <w:sz w:val="24"/>
+          <w:sz-cs w:val="24"/>
+          <w:spacing w:val="0"/>
+          <w:color w:val="171E2D"/>
         </w:rPr>
         <w:t xml:space="preserve"> </w:t>
       </w:r>
@@ -1136,15 +1428,17 @@
           <w:sz w:val="26"/>
           <w:sz-cs w:val="26"/>
           <w:spacing w:val="0"/>
+          <w:color w:val="171E2D"/>
         </w:rPr>
         <w:t xml:space="preserve">[ ] 3 - Moderate / Dusty</w:t>
       </w:r>
       <w:r>
         <w:rPr>
-          <w:rFonts w:ascii="Helvetica" w:hAnsi="Helvetica" w:cs="Helvetica"/>
-          <w:sz w:val="24"/>
-          <w:sz-cs w:val="24"/>
-          <w:spacing w:val="0"/>
+          <w:rFonts w:ascii="Helvetica Neue" w:hAnsi="Helvetica Neue" w:cs="Helvetica Neue"/>
+          <w:sz w:val="24"/>
+          <w:sz-cs w:val="24"/>
+          <w:spacing w:val="0"/>
+          <w:color w:val="171E2D"/>
         </w:rPr>
         <w:t xml:space="preserve"> </w:t>
       </w:r>
@@ -1154,15 +1448,17 @@
           <w:sz w:val="26"/>
           <w:sz-cs w:val="26"/>
           <w:spacing w:val="0"/>
+          <w:color w:val="171E2D"/>
         </w:rPr>
         <w:t xml:space="preserve">[ ] 4 - Poor / Smoggy</w:t>
       </w:r>
       <w:r>
         <w:rPr>
-          <w:rFonts w:ascii="Helvetica" w:hAnsi="Helvetica" w:cs="Helvetica"/>
-          <w:sz w:val="24"/>
-          <w:sz-cs w:val="24"/>
-          <w:spacing w:val="0"/>
+          <w:rFonts w:ascii="Helvetica Neue" w:hAnsi="Helvetica Neue" w:cs="Helvetica Neue"/>
+          <w:sz w:val="24"/>
+          <w:sz-cs w:val="24"/>
+          <w:spacing w:val="0"/>
+          <w:color w:val="171E2D"/>
         </w:rPr>
         <w:t xml:space="preserve"> </w:t>
       </w:r>
@@ -1172,15 +1468,17 @@
           <w:sz w:val="26"/>
           <w:sz-cs w:val="26"/>
           <w:spacing w:val="0"/>
+          <w:color w:val="171E2D"/>
         </w:rPr>
         <w:t xml:space="preserve">[ ] 5 - Unbearable</w:t>
       </w:r>
       <w:r>
         <w:rPr>
-          <w:rFonts w:ascii="Helvetica" w:hAnsi="Helvetica" w:cs="Helvetica"/>
-          <w:sz w:val="24"/>
-          <w:sz-cs w:val="24"/>
-          <w:spacing w:val="0"/>
+          <w:rFonts w:ascii="Helvetica Neue" w:hAnsi="Helvetica Neue" w:cs="Helvetica Neue"/>
+          <w:sz w:val="24"/>
+          <w:sz-cs w:val="24"/>
+          <w:spacing w:val="0"/>
+          <w:color w:val="171E2D"/>
         </w:rPr>
         <w:t xml:space="preserve"/>
       </w:r>
@@ -1191,10 +1489,11 @@
       </w:pPr>
       <w:r>
         <w:rPr>
-          <w:rFonts w:ascii="Helvetica" w:hAnsi="Helvetica" w:cs="Helvetica"/>
-          <w:sz w:val="24"/>
-          <w:sz-cs w:val="24"/>
-          <w:b/>
+          <w:rFonts w:ascii="Helvetica Neue" w:hAnsi="Helvetica Neue" w:cs="Helvetica Neue"/>
+          <w:sz w:val="24"/>
+          <w:sz-cs w:val="24"/>
+          <w:b/>
+          <w:color w:val="171E2D"/>
         </w:rPr>
         <w:t xml:space="preserve"/>
         <w:tab/>
@@ -1204,20 +1503,22 @@
       </w:r>
       <w:r>
         <w:rPr>
-          <w:rFonts w:ascii="Helvetica" w:hAnsi="Helvetica" w:cs="Helvetica"/>
-          <w:sz w:val="24"/>
-          <w:sz-cs w:val="24"/>
-          <w:b/>
-          <w:spacing w:val="0"/>
+          <w:rFonts w:ascii="Helvetica Neue" w:hAnsi="Helvetica Neue" w:cs="Helvetica Neue"/>
+          <w:sz w:val="24"/>
+          <w:sz-cs w:val="24"/>
+          <w:b/>
+          <w:spacing w:val="0"/>
+          <w:color w:val="171E2D"/>
         </w:rPr>
         <w:t xml:space="preserve">How would you rate the acoustic noise level at this location right now?</w:t>
       </w:r>
       <w:r>
         <w:rPr>
-          <w:rFonts w:ascii="Helvetica" w:hAnsi="Helvetica" w:cs="Helvetica"/>
-          <w:sz w:val="24"/>
-          <w:sz-cs w:val="24"/>
-          <w:spacing w:val="0"/>
+          <w:rFonts w:ascii="Helvetica Neue" w:hAnsi="Helvetica Neue" w:cs="Helvetica Neue"/>
+          <w:sz w:val="24"/>
+          <w:sz-cs w:val="24"/>
+          <w:spacing w:val="0"/>
+          <w:color w:val="171E2D"/>
         </w:rPr>
         <w:t xml:space="preserve"> </w:t>
       </w:r>
@@ -1227,15 +1528,17 @@
           <w:sz w:val="26"/>
           <w:sz-cs w:val="26"/>
           <w:spacing w:val="0"/>
+          <w:color w:val="171E2D"/>
         </w:rPr>
         <w:t xml:space="preserve">[ ] 1 - Quiet / Peaceful</w:t>
       </w:r>
       <w:r>
         <w:rPr>
-          <w:rFonts w:ascii="Helvetica" w:hAnsi="Helvetica" w:cs="Helvetica"/>
-          <w:sz w:val="24"/>
-          <w:sz-cs w:val="24"/>
-          <w:spacing w:val="0"/>
+          <w:rFonts w:ascii="Helvetica Neue" w:hAnsi="Helvetica Neue" w:cs="Helvetica Neue"/>
+          <w:sz w:val="24"/>
+          <w:sz-cs w:val="24"/>
+          <w:spacing w:val="0"/>
+          <w:color w:val="171E2D"/>
         </w:rPr>
         <w:t xml:space="preserve"> </w:t>
       </w:r>
@@ -1245,15 +1548,17 @@
           <w:sz w:val="26"/>
           <w:sz-cs w:val="26"/>
           <w:spacing w:val="0"/>
+          <w:color w:val="171E2D"/>
         </w:rPr>
         <w:t xml:space="preserve">[ ] 2 - Normal Conversation</w:t>
       </w:r>
       <w:r>
         <w:rPr>
-          <w:rFonts w:ascii="Helvetica" w:hAnsi="Helvetica" w:cs="Helvetica"/>
-          <w:sz w:val="24"/>
-          <w:sz-cs w:val="24"/>
-          <w:spacing w:val="0"/>
+          <w:rFonts w:ascii="Helvetica Neue" w:hAnsi="Helvetica Neue" w:cs="Helvetica Neue"/>
+          <w:sz w:val="24"/>
+          <w:sz-cs w:val="24"/>
+          <w:spacing w:val="0"/>
+          <w:color w:val="171E2D"/>
         </w:rPr>
         <w:t xml:space="preserve"> </w:t>
       </w:r>
@@ -1263,15 +1568,17 @@
           <w:sz w:val="26"/>
           <w:sz-cs w:val="26"/>
           <w:spacing w:val="0"/>
+          <w:color w:val="171E2D"/>
         </w:rPr>
         <w:t xml:space="preserve">[ ] 3 - Noticeably Loud</w:t>
       </w:r>
       <w:r>
         <w:rPr>
-          <w:rFonts w:ascii="Helvetica" w:hAnsi="Helvetica" w:cs="Helvetica"/>
-          <w:sz w:val="24"/>
-          <w:sz-cs w:val="24"/>
-          <w:spacing w:val="0"/>
+          <w:rFonts w:ascii="Helvetica Neue" w:hAnsi="Helvetica Neue" w:cs="Helvetica Neue"/>
+          <w:sz w:val="24"/>
+          <w:sz-cs w:val="24"/>
+          <w:spacing w:val="0"/>
+          <w:color w:val="171E2D"/>
         </w:rPr>
         <w:t xml:space="preserve"> </w:t>
       </w:r>
@@ -1281,15 +1588,17 @@
           <w:sz w:val="26"/>
           <w:sz-cs w:val="26"/>
           <w:spacing w:val="0"/>
+          <w:color w:val="171E2D"/>
         </w:rPr>
         <w:t xml:space="preserve">[ ] 4 - Uncomfortably Loud</w:t>
       </w:r>
       <w:r>
         <w:rPr>
-          <w:rFonts w:ascii="Helvetica" w:hAnsi="Helvetica" w:cs="Helvetica"/>
-          <w:sz w:val="24"/>
-          <w:sz-cs w:val="24"/>
-          <w:spacing w:val="0"/>
+          <w:rFonts w:ascii="Helvetica Neue" w:hAnsi="Helvetica Neue" w:cs="Helvetica Neue"/>
+          <w:sz w:val="24"/>
+          <w:sz-cs w:val="24"/>
+          <w:spacing w:val="0"/>
+          <w:color w:val="171E2D"/>
         </w:rPr>
         <w:t xml:space="preserve"> </w:t>
       </w:r>
@@ -1299,15 +1608,17 @@
           <w:sz w:val="26"/>
           <w:sz-cs w:val="26"/>
           <w:spacing w:val="0"/>
+          <w:color w:val="171E2D"/>
         </w:rPr>
         <w:t xml:space="preserve">[ ] 5 - Deafening / Painful</w:t>
       </w:r>
       <w:r>
         <w:rPr>
-          <w:rFonts w:ascii="Helvetica" w:hAnsi="Helvetica" w:cs="Helvetica"/>
-          <w:sz w:val="24"/>
-          <w:sz-cs w:val="24"/>
-          <w:spacing w:val="0"/>
+          <w:rFonts w:ascii="Helvetica Neue" w:hAnsi="Helvetica Neue" w:cs="Helvetica Neue"/>
+          <w:sz w:val="24"/>
+          <w:sz-cs w:val="24"/>
+          <w:spacing w:val="0"/>
+          <w:color w:val="171E2D"/>
         </w:rPr>
         <w:t xml:space="preserve"/>
       </w:r>
@@ -1318,10 +1629,11 @@
       </w:pPr>
       <w:r>
         <w:rPr>
-          <w:rFonts w:ascii="Helvetica" w:hAnsi="Helvetica" w:cs="Helvetica"/>
-          <w:sz w:val="24"/>
-          <w:sz-cs w:val="24"/>
-          <w:b/>
+          <w:rFonts w:ascii="Helvetica Neue" w:hAnsi="Helvetica Neue" w:cs="Helvetica Neue"/>
+          <w:sz w:val="24"/>
+          <w:sz-cs w:val="24"/>
+          <w:b/>
+          <w:color w:val="171E2D"/>
         </w:rPr>
         <w:t xml:space="preserve"/>
         <w:tab/>
@@ -1331,20 +1643,22 @@
       </w:r>
       <w:r>
         <w:rPr>
-          <w:rFonts w:ascii="Helvetica" w:hAnsi="Helvetica" w:cs="Helvetica"/>
-          <w:sz w:val="24"/>
-          <w:sz-cs w:val="24"/>
-          <w:b/>
-          <w:spacing w:val="0"/>
+          <w:rFonts w:ascii="Helvetica Neue" w:hAnsi="Helvetica Neue" w:cs="Helvetica Neue"/>
+          <w:sz w:val="24"/>
+          <w:sz-cs w:val="24"/>
+          <w:b/>
+          <w:spacing w:val="0"/>
+          <w:color w:val="171E2D"/>
         </w:rPr>
         <w:t xml:space="preserve">What do you perceive as the single largest contributor to noise at this spot?</w:t>
       </w:r>
       <w:r>
         <w:rPr>
-          <w:rFonts w:ascii="Helvetica" w:hAnsi="Helvetica" w:cs="Helvetica"/>
-          <w:sz w:val="24"/>
-          <w:sz-cs w:val="24"/>
-          <w:spacing w:val="0"/>
+          <w:rFonts w:ascii="Helvetica Neue" w:hAnsi="Helvetica Neue" w:cs="Helvetica Neue"/>
+          <w:sz w:val="24"/>
+          <w:sz-cs w:val="24"/>
+          <w:spacing w:val="0"/>
+          <w:color w:val="171E2D"/>
         </w:rPr>
         <w:t xml:space="preserve"> </w:t>
       </w:r>
@@ -1354,15 +1668,17 @@
           <w:sz w:val="26"/>
           <w:sz-cs w:val="26"/>
           <w:spacing w:val="0"/>
+          <w:color w:val="171E2D"/>
         </w:rPr>
         <w:t xml:space="preserve">[ ] Continuous vehicular horns</w:t>
       </w:r>
       <w:r>
         <w:rPr>
-          <w:rFonts w:ascii="Helvetica" w:hAnsi="Helvetica" w:cs="Helvetica"/>
-          <w:sz w:val="24"/>
-          <w:sz-cs w:val="24"/>
-          <w:spacing w:val="0"/>
+          <w:rFonts w:ascii="Helvetica Neue" w:hAnsi="Helvetica Neue" w:cs="Helvetica Neue"/>
+          <w:sz w:val="24"/>
+          <w:sz-cs w:val="24"/>
+          <w:spacing w:val="0"/>
+          <w:color w:val="171E2D"/>
         </w:rPr>
         <w:t xml:space="preserve"> </w:t>
       </w:r>
@@ -1372,15 +1688,17 @@
           <w:sz w:val="26"/>
           <w:sz-cs w:val="26"/>
           <w:spacing w:val="0"/>
+          <w:color w:val="171E2D"/>
         </w:rPr>
         <w:t xml:space="preserve">[ ] Heavy diesel bus / truck engines</w:t>
       </w:r>
       <w:r>
         <w:rPr>
-          <w:rFonts w:ascii="Helvetica" w:hAnsi="Helvetica" w:cs="Helvetica"/>
-          <w:sz w:val="24"/>
-          <w:sz-cs w:val="24"/>
-          <w:spacing w:val="0"/>
+          <w:rFonts w:ascii="Helvetica Neue" w:hAnsi="Helvetica Neue" w:cs="Helvetica Neue"/>
+          <w:sz w:val="24"/>
+          <w:sz-cs w:val="24"/>
+          <w:spacing w:val="0"/>
+          <w:color w:val="171E2D"/>
         </w:rPr>
         <w:t xml:space="preserve"> </w:t>
       </w:r>
@@ -1390,15 +1708,17 @@
           <w:sz w:val="26"/>
           <w:sz-cs w:val="26"/>
           <w:spacing w:val="0"/>
+          <w:color w:val="171E2D"/>
         </w:rPr>
         <w:t xml:space="preserve">[ ] Construction / Machinery</w:t>
       </w:r>
       <w:r>
         <w:rPr>
-          <w:rFonts w:ascii="Helvetica" w:hAnsi="Helvetica" w:cs="Helvetica"/>
-          <w:sz w:val="24"/>
-          <w:sz-cs w:val="24"/>
-          <w:spacing w:val="0"/>
+          <w:rFonts w:ascii="Helvetica Neue" w:hAnsi="Helvetica Neue" w:cs="Helvetica Neue"/>
+          <w:sz w:val="24"/>
+          <w:sz-cs w:val="24"/>
+          <w:spacing w:val="0"/>
+          <w:color w:val="171E2D"/>
         </w:rPr>
         <w:t xml:space="preserve"> </w:t>
       </w:r>
@@ -1408,15 +1728,17 @@
           <w:sz w:val="26"/>
           <w:sz-cs w:val="26"/>
           <w:spacing w:val="0"/>
+          <w:color w:val="171E2D"/>
         </w:rPr>
         <w:t xml:space="preserve">[ ] Loudspeakers / Vendor calls</w:t>
       </w:r>
       <w:r>
         <w:rPr>
-          <w:rFonts w:ascii="Helvetica" w:hAnsi="Helvetica" w:cs="Helvetica"/>
-          <w:sz w:val="24"/>
-          <w:sz-cs w:val="24"/>
-          <w:spacing w:val="0"/>
+          <w:rFonts w:ascii="Helvetica Neue" w:hAnsi="Helvetica Neue" w:cs="Helvetica Neue"/>
+          <w:sz w:val="24"/>
+          <w:sz-cs w:val="24"/>
+          <w:spacing w:val="0"/>
+          <w:color w:val="171E2D"/>
         </w:rPr>
         <w:t xml:space="preserve"> </w:t>
       </w:r>
@@ -1426,15 +1748,17 @@
           <w:sz w:val="26"/>
           <w:sz-cs w:val="26"/>
           <w:spacing w:val="0"/>
+          <w:color w:val="171E2D"/>
         </w:rPr>
         <w:t xml:space="preserve">[ ] Other</w:t>
       </w:r>
       <w:r>
         <w:rPr>
-          <w:rFonts w:ascii="Helvetica" w:hAnsi="Helvetica" w:cs="Helvetica"/>
-          <w:sz w:val="24"/>
-          <w:sz-cs w:val="24"/>
-          <w:spacing w:val="0"/>
+          <w:rFonts w:ascii="Helvetica Neue" w:hAnsi="Helvetica Neue" w:cs="Helvetica Neue"/>
+          <w:sz w:val="24"/>
+          <w:sz-cs w:val="24"/>
+          <w:spacing w:val="0"/>
+          <w:color w:val="171E2D"/>
         </w:rPr>
         <w:t xml:space="preserve"/>
       </w:r>
@@ -1445,11 +1769,12 @@
       </w:pPr>
       <w:r>
         <w:rPr>
-          <w:rFonts w:ascii="Helvetica" w:hAnsi="Helvetica" w:cs="Helvetica"/>
+          <w:rFonts w:ascii="Helvetica Neue" w:hAnsi="Helvetica Neue" w:cs="Helvetica Neue"/>
           <w:sz w:val="28"/>
           <w:sz-cs w:val="28"/>
           <w:b/>
           <w:spacing w:val="0"/>
+          <w:color w:val="171E2D"/>
         </w:rPr>
         <w:t xml:space="preserve">Section C: Health Symptoms &amp; Physiological Impact</w:t>
       </w:r>
@@ -1460,10 +1785,11 @@
       </w:pPr>
       <w:r>
         <w:rPr>
-          <w:rFonts w:ascii="Helvetica" w:hAnsi="Helvetica" w:cs="Helvetica"/>
-          <w:sz w:val="24"/>
-          <w:sz-cs w:val="24"/>
-          <w:b/>
+          <w:rFonts w:ascii="Helvetica Neue" w:hAnsi="Helvetica Neue" w:cs="Helvetica Neue"/>
+          <w:sz w:val="24"/>
+          <w:sz-cs w:val="24"/>
+          <w:b/>
+          <w:color w:val="171E2D"/>
         </w:rPr>
         <w:t xml:space="preserve"/>
         <w:tab/>
@@ -1473,20 +1799,22 @@
       </w:r>
       <w:r>
         <w:rPr>
-          <w:rFonts w:ascii="Helvetica" w:hAnsi="Helvetica" w:cs="Helvetica"/>
-          <w:sz w:val="24"/>
-          <w:sz-cs w:val="24"/>
-          <w:b/>
-          <w:spacing w:val="0"/>
+          <w:rFonts w:ascii="Helvetica Neue" w:hAnsi="Helvetica Neue" w:cs="Helvetica Neue"/>
+          <w:sz w:val="24"/>
+          <w:sz-cs w:val="24"/>
+          <w:b/>
+          <w:spacing w:val="0"/>
+          <w:color w:val="171E2D"/>
         </w:rPr>
         <w:t xml:space="preserve">Do you experience any of the following symptoms during or immediately after spending time here? (Select all that apply)</w:t>
       </w:r>
       <w:r>
         <w:rPr>
-          <w:rFonts w:ascii="Helvetica" w:hAnsi="Helvetica" w:cs="Helvetica"/>
-          <w:sz w:val="24"/>
-          <w:sz-cs w:val="24"/>
-          <w:spacing w:val="0"/>
+          <w:rFonts w:ascii="Helvetica Neue" w:hAnsi="Helvetica Neue" w:cs="Helvetica Neue"/>
+          <w:sz w:val="24"/>
+          <w:sz-cs w:val="24"/>
+          <w:spacing w:val="0"/>
+          <w:color w:val="171E2D"/>
         </w:rPr>
         <w:t xml:space="preserve"> </w:t>
       </w:r>
@@ -1496,15 +1824,17 @@
           <w:sz w:val="26"/>
           <w:sz-cs w:val="26"/>
           <w:spacing w:val="0"/>
+          <w:color w:val="171E2D"/>
         </w:rPr>
         <w:t xml:space="preserve">[ ] Headache / Dizziness</w:t>
       </w:r>
       <w:r>
         <w:rPr>
-          <w:rFonts w:ascii="Helvetica" w:hAnsi="Helvetica" w:cs="Helvetica"/>
-          <w:sz w:val="24"/>
-          <w:sz-cs w:val="24"/>
-          <w:spacing w:val="0"/>
+          <w:rFonts w:ascii="Helvetica Neue" w:hAnsi="Helvetica Neue" w:cs="Helvetica Neue"/>
+          <w:sz w:val="24"/>
+          <w:sz-cs w:val="24"/>
+          <w:spacing w:val="0"/>
+          <w:color w:val="171E2D"/>
         </w:rPr>
         <w:t xml:space="preserve"> </w:t>
       </w:r>
@@ -1514,15 +1844,17 @@
           <w:sz w:val="26"/>
           <w:sz-cs w:val="26"/>
           <w:spacing w:val="0"/>
+          <w:color w:val="171E2D"/>
         </w:rPr>
         <w:t xml:space="preserve">[ ] Ringing in ears (Tinnitus)</w:t>
       </w:r>
       <w:r>
         <w:rPr>
-          <w:rFonts w:ascii="Helvetica" w:hAnsi="Helvetica" w:cs="Helvetica"/>
-          <w:sz w:val="24"/>
-          <w:sz-cs w:val="24"/>
-          <w:spacing w:val="0"/>
+          <w:rFonts w:ascii="Helvetica Neue" w:hAnsi="Helvetica Neue" w:cs="Helvetica Neue"/>
+          <w:sz w:val="24"/>
+          <w:sz-cs w:val="24"/>
+          <w:spacing w:val="0"/>
+          <w:color w:val="171E2D"/>
         </w:rPr>
         <w:t xml:space="preserve"> </w:t>
       </w:r>
@@ -1532,15 +1864,17 @@
           <w:sz w:val="26"/>
           <w:sz-cs w:val="26"/>
           <w:spacing w:val="0"/>
+          <w:color w:val="171E2D"/>
         </w:rPr>
         <w:t xml:space="preserve">[ ] Throat irritation / Dry cough</w:t>
       </w:r>
       <w:r>
         <w:rPr>
-          <w:rFonts w:ascii="Helvetica" w:hAnsi="Helvetica" w:cs="Helvetica"/>
-          <w:sz w:val="24"/>
-          <w:sz-cs w:val="24"/>
-          <w:spacing w:val="0"/>
+          <w:rFonts w:ascii="Helvetica Neue" w:hAnsi="Helvetica Neue" w:cs="Helvetica Neue"/>
+          <w:sz w:val="24"/>
+          <w:sz-cs w:val="24"/>
+          <w:spacing w:val="0"/>
+          <w:color w:val="171E2D"/>
         </w:rPr>
         <w:t xml:space="preserve"> </w:t>
       </w:r>
@@ -1550,15 +1884,17 @@
           <w:sz w:val="26"/>
           <w:sz-cs w:val="26"/>
           <w:spacing w:val="0"/>
+          <w:color w:val="171E2D"/>
         </w:rPr>
         <w:t xml:space="preserve">[ ] Eye watering</w:t>
       </w:r>
       <w:r>
         <w:rPr>
-          <w:rFonts w:ascii="Helvetica" w:hAnsi="Helvetica" w:cs="Helvetica"/>
-          <w:sz w:val="24"/>
-          <w:sz-cs w:val="24"/>
-          <w:spacing w:val="0"/>
+          <w:rFonts w:ascii="Helvetica Neue" w:hAnsi="Helvetica Neue" w:cs="Helvetica Neue"/>
+          <w:sz w:val="24"/>
+          <w:sz-cs w:val="24"/>
+          <w:spacing w:val="0"/>
+          <w:color w:val="171E2D"/>
         </w:rPr>
         <w:t xml:space="preserve"> </w:t>
       </w:r>
@@ -1568,15 +1904,17 @@
           <w:sz w:val="26"/>
           <w:sz-cs w:val="26"/>
           <w:spacing w:val="0"/>
+          <w:color w:val="171E2D"/>
         </w:rPr>
         <w:t xml:space="preserve">[ ] Irritability / Stress</w:t>
       </w:r>
       <w:r>
         <w:rPr>
-          <w:rFonts w:ascii="Helvetica" w:hAnsi="Helvetica" w:cs="Helvetica"/>
-          <w:sz w:val="24"/>
-          <w:sz-cs w:val="24"/>
-          <w:spacing w:val="0"/>
+          <w:rFonts w:ascii="Helvetica Neue" w:hAnsi="Helvetica Neue" w:cs="Helvetica Neue"/>
+          <w:sz w:val="24"/>
+          <w:sz-cs w:val="24"/>
+          <w:spacing w:val="0"/>
+          <w:color w:val="171E2D"/>
         </w:rPr>
         <w:t xml:space="preserve"> </w:t>
       </w:r>
@@ -1586,15 +1924,17 @@
           <w:sz w:val="26"/>
           <w:sz-cs w:val="26"/>
           <w:spacing w:val="0"/>
+          <w:color w:val="171E2D"/>
         </w:rPr>
         <w:t xml:space="preserve">[ ] None</w:t>
       </w:r>
       <w:r>
         <w:rPr>
-          <w:rFonts w:ascii="Helvetica" w:hAnsi="Helvetica" w:cs="Helvetica"/>
-          <w:sz w:val="24"/>
-          <w:sz-cs w:val="24"/>
-          <w:spacing w:val="0"/>
+          <w:rFonts w:ascii="Helvetica Neue" w:hAnsi="Helvetica Neue" w:cs="Helvetica Neue"/>
+          <w:sz w:val="24"/>
+          <w:sz-cs w:val="24"/>
+          <w:spacing w:val="0"/>
+          <w:color w:val="171E2D"/>
         </w:rPr>
         <w:t xml:space="preserve"/>
       </w:r>
@@ -1605,10 +1945,11 @@
       </w:pPr>
       <w:r>
         <w:rPr>
-          <w:rFonts w:ascii="Helvetica" w:hAnsi="Helvetica" w:cs="Helvetica"/>
-          <w:sz w:val="24"/>
-          <w:sz-cs w:val="24"/>
-          <w:b/>
+          <w:rFonts w:ascii="Helvetica Neue" w:hAnsi="Helvetica Neue" w:cs="Helvetica Neue"/>
+          <w:sz w:val="24"/>
+          <w:sz-cs w:val="24"/>
+          <w:b/>
+          <w:color w:val="171E2D"/>
         </w:rPr>
         <w:t xml:space="preserve"/>
         <w:tab/>
@@ -1618,20 +1959,22 @@
       </w:r>
       <w:r>
         <w:rPr>
-          <w:rFonts w:ascii="Helvetica" w:hAnsi="Helvetica" w:cs="Helvetica"/>
-          <w:sz w:val="24"/>
-          <w:sz-cs w:val="24"/>
-          <w:b/>
-          <w:spacing w:val="0"/>
+          <w:rFonts w:ascii="Helvetica Neue" w:hAnsi="Helvetica Neue" w:cs="Helvetica Neue"/>
+          <w:sz w:val="24"/>
+          <w:sz-cs w:val="24"/>
+          <w:b/>
+          <w:spacing w:val="0"/>
+          <w:color w:val="171E2D"/>
         </w:rPr>
         <w:t xml:space="preserve">Do you currently wear any protective equipment (e.g. mask, earplugs) while at this location?</w:t>
       </w:r>
       <w:r>
         <w:rPr>
-          <w:rFonts w:ascii="Helvetica" w:hAnsi="Helvetica" w:cs="Helvetica"/>
-          <w:sz w:val="24"/>
-          <w:sz-cs w:val="24"/>
-          <w:spacing w:val="0"/>
+          <w:rFonts w:ascii="Helvetica Neue" w:hAnsi="Helvetica Neue" w:cs="Helvetica Neue"/>
+          <w:sz w:val="24"/>
+          <w:sz-cs w:val="24"/>
+          <w:spacing w:val="0"/>
+          <w:color w:val="171E2D"/>
         </w:rPr>
         <w:t xml:space="preserve"> </w:t>
       </w:r>
@@ -1641,15 +1984,17 @@
           <w:sz w:val="26"/>
           <w:sz-cs w:val="26"/>
           <w:spacing w:val="0"/>
+          <w:color w:val="171E2D"/>
         </w:rPr>
         <w:t xml:space="preserve">[ ] Yes, certified N95 mask</w:t>
       </w:r>
       <w:r>
         <w:rPr>
-          <w:rFonts w:ascii="Helvetica" w:hAnsi="Helvetica" w:cs="Helvetica"/>
-          <w:sz w:val="24"/>
-          <w:sz-cs w:val="24"/>
-          <w:spacing w:val="0"/>
+          <w:rFonts w:ascii="Helvetica Neue" w:hAnsi="Helvetica Neue" w:cs="Helvetica Neue"/>
+          <w:sz w:val="24"/>
+          <w:sz-cs w:val="24"/>
+          <w:spacing w:val="0"/>
+          <w:color w:val="171E2D"/>
         </w:rPr>
         <w:t xml:space="preserve"> </w:t>
       </w:r>
@@ -1659,15 +2004,17 @@
           <w:sz w:val="26"/>
           <w:sz-cs w:val="26"/>
           <w:spacing w:val="0"/>
+          <w:color w:val="171E2D"/>
         </w:rPr>
         <w:t xml:space="preserve">[ ] Yes, cloth/surgical mask</w:t>
       </w:r>
       <w:r>
         <w:rPr>
-          <w:rFonts w:ascii="Helvetica" w:hAnsi="Helvetica" w:cs="Helvetica"/>
-          <w:sz w:val="24"/>
-          <w:sz-cs w:val="24"/>
-          <w:spacing w:val="0"/>
+          <w:rFonts w:ascii="Helvetica Neue" w:hAnsi="Helvetica Neue" w:cs="Helvetica Neue"/>
+          <w:sz w:val="24"/>
+          <w:sz-cs w:val="24"/>
+          <w:spacing w:val="0"/>
+          <w:color w:val="171E2D"/>
         </w:rPr>
         <w:t xml:space="preserve"> </w:t>
       </w:r>
@@ -1677,15 +2024,17 @@
           <w:sz w:val="26"/>
           <w:sz-cs w:val="26"/>
           <w:spacing w:val="0"/>
+          <w:color w:val="171E2D"/>
         </w:rPr>
         <w:t xml:space="preserve">[ ] No protection used</w:t>
       </w:r>
       <w:r>
         <w:rPr>
-          <w:rFonts w:ascii="Helvetica" w:hAnsi="Helvetica" w:cs="Helvetica"/>
-          <w:sz w:val="24"/>
-          <w:sz-cs w:val="24"/>
-          <w:spacing w:val="0"/>
+          <w:rFonts w:ascii="Helvetica Neue" w:hAnsi="Helvetica Neue" w:cs="Helvetica Neue"/>
+          <w:sz w:val="24"/>
+          <w:sz-cs w:val="24"/>
+          <w:spacing w:val="0"/>
+          <w:color w:val="171E2D"/>
         </w:rPr>
         <w:t xml:space="preserve"/>
       </w:r>
@@ -1696,11 +2045,12 @@
       </w:pPr>
       <w:r>
         <w:rPr>
-          <w:rFonts w:ascii="Helvetica" w:hAnsi="Helvetica" w:cs="Helvetica"/>
+          <w:rFonts w:ascii="Helvetica Neue" w:hAnsi="Helvetica Neue" w:cs="Helvetica Neue"/>
           <w:sz w:val="28"/>
           <w:sz-cs w:val="28"/>
           <w:b/>
           <w:spacing w:val="0"/>
+          <w:color w:val="171E2D"/>
         </w:rPr>
         <w:t xml:space="preserve">Section D: Community Awareness &amp; Mitigation Preferences</w:t>
       </w:r>
@@ -1711,10 +2061,11 @@
       </w:pPr>
       <w:r>
         <w:rPr>
-          <w:rFonts w:ascii="Helvetica" w:hAnsi="Helvetica" w:cs="Helvetica"/>
-          <w:sz w:val="24"/>
-          <w:sz-cs w:val="24"/>
-          <w:b/>
+          <w:rFonts w:ascii="Helvetica Neue" w:hAnsi="Helvetica Neue" w:cs="Helvetica Neue"/>
+          <w:sz w:val="24"/>
+          <w:sz-cs w:val="24"/>
+          <w:b/>
+          <w:color w:val="171E2D"/>
         </w:rPr>
         <w:t xml:space="preserve"/>
         <w:tab/>
@@ -1724,20 +2075,22 @@
       </w:r>
       <w:r>
         <w:rPr>
-          <w:rFonts w:ascii="Helvetica" w:hAnsi="Helvetica" w:cs="Helvetica"/>
-          <w:sz w:val="24"/>
-          <w:sz-cs w:val="24"/>
-          <w:b/>
-          <w:spacing w:val="0"/>
+          <w:rFonts w:ascii="Helvetica Neue" w:hAnsi="Helvetica Neue" w:cs="Helvetica Neue"/>
+          <w:sz w:val="24"/>
+          <w:sz-cs w:val="24"/>
+          <w:b/>
+          <w:spacing w:val="0"/>
+          <w:color w:val="171E2D"/>
         </w:rPr>
         <w:t xml:space="preserve">Are you aware of the World Health Organization (WHO) daytime safe outdoor noise limit of 55 dB?</w:t>
       </w:r>
       <w:r>
         <w:rPr>
-          <w:rFonts w:ascii="Helvetica" w:hAnsi="Helvetica" w:cs="Helvetica"/>
-          <w:sz w:val="24"/>
-          <w:sz-cs w:val="24"/>
-          <w:spacing w:val="0"/>
+          <w:rFonts w:ascii="Helvetica Neue" w:hAnsi="Helvetica Neue" w:cs="Helvetica Neue"/>
+          <w:sz w:val="24"/>
+          <w:sz-cs w:val="24"/>
+          <w:spacing w:val="0"/>
+          <w:color w:val="171E2D"/>
         </w:rPr>
         <w:t xml:space="preserve"> </w:t>
       </w:r>
@@ -1747,15 +2100,17 @@
           <w:sz w:val="26"/>
           <w:sz-cs w:val="26"/>
           <w:spacing w:val="0"/>
+          <w:color w:val="171E2D"/>
         </w:rPr>
         <w:t xml:space="preserve">[ ] Yes</w:t>
       </w:r>
       <w:r>
         <w:rPr>
-          <w:rFonts w:ascii="Helvetica" w:hAnsi="Helvetica" w:cs="Helvetica"/>
-          <w:sz w:val="24"/>
-          <w:sz-cs w:val="24"/>
-          <w:spacing w:val="0"/>
+          <w:rFonts w:ascii="Helvetica Neue" w:hAnsi="Helvetica Neue" w:cs="Helvetica Neue"/>
+          <w:sz w:val="24"/>
+          <w:sz-cs w:val="24"/>
+          <w:spacing w:val="0"/>
+          <w:color w:val="171E2D"/>
         </w:rPr>
         <w:t xml:space="preserve"> </w:t>
       </w:r>
@@ -1765,15 +2120,17 @@
           <w:sz w:val="26"/>
           <w:sz-cs w:val="26"/>
           <w:spacing w:val="0"/>
+          <w:color w:val="171E2D"/>
         </w:rPr>
         <w:t xml:space="preserve">[ ] No</w:t>
       </w:r>
       <w:r>
         <w:rPr>
-          <w:rFonts w:ascii="Helvetica" w:hAnsi="Helvetica" w:cs="Helvetica"/>
-          <w:sz w:val="24"/>
-          <w:sz-cs w:val="24"/>
-          <w:spacing w:val="0"/>
+          <w:rFonts w:ascii="Helvetica Neue" w:hAnsi="Helvetica Neue" w:cs="Helvetica Neue"/>
+          <w:sz w:val="24"/>
+          <w:sz-cs w:val="24"/>
+          <w:spacing w:val="0"/>
+          <w:color w:val="171E2D"/>
         </w:rPr>
         <w:t xml:space="preserve"/>
       </w:r>
@@ -1784,10 +2141,11 @@
       </w:pPr>
       <w:r>
         <w:rPr>
-          <w:rFonts w:ascii="Helvetica" w:hAnsi="Helvetica" w:cs="Helvetica"/>
-          <w:sz w:val="24"/>
-          <w:sz-cs w:val="24"/>
-          <w:b/>
+          <w:rFonts w:ascii="Helvetica Neue" w:hAnsi="Helvetica Neue" w:cs="Helvetica Neue"/>
+          <w:sz w:val="24"/>
+          <w:sz-cs w:val="24"/>
+          <w:b/>
+          <w:color w:val="171E2D"/>
         </w:rPr>
         <w:t xml:space="preserve"/>
         <w:tab/>
@@ -1797,20 +2155,22 @@
       </w:r>
       <w:r>
         <w:rPr>
-          <w:rFonts w:ascii="Helvetica" w:hAnsi="Helvetica" w:cs="Helvetica"/>
-          <w:sz w:val="24"/>
-          <w:sz-cs w:val="24"/>
-          <w:b/>
-          <w:spacing w:val="0"/>
+          <w:rFonts w:ascii="Helvetica Neue" w:hAnsi="Helvetica Neue" w:cs="Helvetica Neue"/>
+          <w:sz w:val="24"/>
+          <w:sz-cs w:val="24"/>
+          <w:b/>
+          <w:spacing w:val="0"/>
+          <w:color w:val="171E2D"/>
         </w:rPr>
         <w:t xml:space="preserve">Which intervention would you most recommend for this specific locality?</w:t>
       </w:r>
       <w:r>
         <w:rPr>
-          <w:rFonts w:ascii="Helvetica" w:hAnsi="Helvetica" w:cs="Helvetica"/>
-          <w:sz w:val="24"/>
-          <w:sz-cs w:val="24"/>
-          <w:spacing w:val="0"/>
+          <w:rFonts w:ascii="Helvetica Neue" w:hAnsi="Helvetica Neue" w:cs="Helvetica Neue"/>
+          <w:sz w:val="24"/>
+          <w:sz-cs w:val="24"/>
+          <w:spacing w:val="0"/>
+          <w:color w:val="171E2D"/>
         </w:rPr>
         <w:t xml:space="preserve"> </w:t>
       </w:r>
@@ -1820,15 +2180,17 @@
           <w:sz w:val="26"/>
           <w:sz-cs w:val="26"/>
           <w:spacing w:val="0"/>
+          <w:color w:val="171E2D"/>
         </w:rPr>
         <w:t xml:space="preserve">[ ] Stricter anti-honking enforcement &amp; fines</w:t>
       </w:r>
       <w:r>
         <w:rPr>
-          <w:rFonts w:ascii="Helvetica" w:hAnsi="Helvetica" w:cs="Helvetica"/>
-          <w:sz w:val="24"/>
-          <w:sz-cs w:val="24"/>
-          <w:spacing w:val="0"/>
+          <w:rFonts w:ascii="Helvetica Neue" w:hAnsi="Helvetica Neue" w:cs="Helvetica Neue"/>
+          <w:sz w:val="24"/>
+          <w:sz-cs w:val="24"/>
+          <w:spacing w:val="0"/>
+          <w:color w:val="171E2D"/>
         </w:rPr>
         <w:t xml:space="preserve"> </w:t>
       </w:r>
@@ -1838,15 +2200,17 @@
           <w:sz w:val="26"/>
           <w:sz-cs w:val="26"/>
           <w:spacing w:val="0"/>
+          <w:color w:val="171E2D"/>
         </w:rPr>
         <w:t xml:space="preserve">[ ] Physical green tree barriers &amp; vegetative buffers</w:t>
       </w:r>
       <w:r>
         <w:rPr>
-          <w:rFonts w:ascii="Helvetica" w:hAnsi="Helvetica" w:cs="Helvetica"/>
-          <w:sz w:val="24"/>
-          <w:sz-cs w:val="24"/>
-          <w:spacing w:val="0"/>
+          <w:rFonts w:ascii="Helvetica Neue" w:hAnsi="Helvetica Neue" w:cs="Helvetica Neue"/>
+          <w:sz w:val="24"/>
+          <w:sz-cs w:val="24"/>
+          <w:spacing w:val="0"/>
+          <w:color w:val="171E2D"/>
         </w:rPr>
         <w:t xml:space="preserve"> </w:t>
       </w:r>
@@ -1856,15 +2220,17 @@
           <w:sz w:val="26"/>
           <w:sz-cs w:val="26"/>
           <w:spacing w:val="0"/>
+          <w:color w:val="171E2D"/>
         </w:rPr>
         <w:t xml:space="preserve">[ ] Heavy truck diversion / Bypass rerouting</w:t>
       </w:r>
       <w:r>
         <w:rPr>
-          <w:rFonts w:ascii="Helvetica" w:hAnsi="Helvetica" w:cs="Helvetica"/>
-          <w:sz w:val="24"/>
-          <w:sz-cs w:val="24"/>
-          <w:spacing w:val="0"/>
+          <w:rFonts w:ascii="Helvetica Neue" w:hAnsi="Helvetica Neue" w:cs="Helvetica Neue"/>
+          <w:sz w:val="24"/>
+          <w:sz-cs w:val="24"/>
+          <w:spacing w:val="0"/>
+          <w:color w:val="171E2D"/>
         </w:rPr>
         <w:t xml:space="preserve"> </w:t>
       </w:r>
@@ -1874,15 +2240,17 @@
           <w:sz w:val="26"/>
           <w:sz-cs w:val="26"/>
           <w:spacing w:val="0"/>
+          <w:color w:val="171E2D"/>
         </w:rPr>
         <w:t xml:space="preserve">[ ] Pedestrian-only zones</w:t>
       </w:r>
       <w:r>
         <w:rPr>
-          <w:rFonts w:ascii="Helvetica" w:hAnsi="Helvetica" w:cs="Helvetica"/>
-          <w:sz w:val="24"/>
-          <w:sz-cs w:val="24"/>
-          <w:spacing w:val="0"/>
+          <w:rFonts w:ascii="Helvetica Neue" w:hAnsi="Helvetica Neue" w:cs="Helvetica Neue"/>
+          <w:sz w:val="24"/>
+          <w:sz-cs w:val="24"/>
+          <w:spacing w:val="0"/>
+          <w:color w:val="171E2D"/>
         </w:rPr>
         <w:t xml:space="preserve"/>
       </w:r>
@@ -1893,10 +2261,11 @@
       </w:pPr>
       <w:r>
         <w:rPr>
-          <w:rFonts w:ascii="Helvetica" w:hAnsi="Helvetica" w:cs="Helvetica"/>
-          <w:sz w:val="24"/>
-          <w:sz-cs w:val="24"/>
-          <w:b/>
+          <w:rFonts w:ascii="Helvetica Neue" w:hAnsi="Helvetica Neue" w:cs="Helvetica Neue"/>
+          <w:sz w:val="24"/>
+          <w:sz-cs w:val="24"/>
+          <w:b/>
+          <w:color w:val="171E2D"/>
         </w:rPr>
         <w:t xml:space="preserve"/>
         <w:tab/>
@@ -1906,20 +2275,22 @@
       </w:r>
       <w:r>
         <w:rPr>
-          <w:rFonts w:ascii="Helvetica" w:hAnsi="Helvetica" w:cs="Helvetica"/>
-          <w:sz w:val="24"/>
-          <w:sz-cs w:val="24"/>
-          <w:b/>
-          <w:spacing w:val="0"/>
+          <w:rFonts w:ascii="Helvetica Neue" w:hAnsi="Helvetica Neue" w:cs="Helvetica Neue"/>
+          <w:sz w:val="24"/>
+          <w:sz-cs w:val="24"/>
+          <w:b/>
+          <w:spacing w:val="0"/>
+          <w:color w:val="171E2D"/>
         </w:rPr>
         <w:t xml:space="preserve">Would a public interactive map showing real-time air and noise levels influence your travel route or housing decisions?</w:t>
       </w:r>
       <w:r>
         <w:rPr>
-          <w:rFonts w:ascii="Helvetica" w:hAnsi="Helvetica" w:cs="Helvetica"/>
-          <w:sz w:val="24"/>
-          <w:sz-cs w:val="24"/>
-          <w:spacing w:val="0"/>
+          <w:rFonts w:ascii="Helvetica Neue" w:hAnsi="Helvetica Neue" w:cs="Helvetica Neue"/>
+          <w:sz w:val="24"/>
+          <w:sz-cs w:val="24"/>
+          <w:spacing w:val="0"/>
+          <w:color w:val="171E2D"/>
         </w:rPr>
         <w:t xml:space="preserve"> </w:t>
       </w:r>
@@ -1929,15 +2300,17 @@
           <w:sz w:val="26"/>
           <w:sz-cs w:val="26"/>
           <w:spacing w:val="0"/>
+          <w:color w:val="171E2D"/>
         </w:rPr>
         <w:t xml:space="preserve">[ ] Definitely Yes</w:t>
       </w:r>
       <w:r>
         <w:rPr>
-          <w:rFonts w:ascii="Helvetica" w:hAnsi="Helvetica" w:cs="Helvetica"/>
-          <w:sz w:val="24"/>
-          <w:sz-cs w:val="24"/>
-          <w:spacing w:val="0"/>
+          <w:rFonts w:ascii="Helvetica Neue" w:hAnsi="Helvetica Neue" w:cs="Helvetica Neue"/>
+          <w:sz w:val="24"/>
+          <w:sz-cs w:val="24"/>
+          <w:spacing w:val="0"/>
+          <w:color w:val="171E2D"/>
         </w:rPr>
         <w:t xml:space="preserve"> </w:t>
       </w:r>
@@ -1947,15 +2320,17 @@
           <w:sz w:val="26"/>
           <w:sz-cs w:val="26"/>
           <w:spacing w:val="0"/>
+          <w:color w:val="171E2D"/>
         </w:rPr>
         <w:t xml:space="preserve">[ ] Somewhat</w:t>
       </w:r>
       <w:r>
         <w:rPr>
-          <w:rFonts w:ascii="Helvetica" w:hAnsi="Helvetica" w:cs="Helvetica"/>
-          <w:sz w:val="24"/>
-          <w:sz-cs w:val="24"/>
-          <w:spacing w:val="0"/>
+          <w:rFonts w:ascii="Helvetica Neue" w:hAnsi="Helvetica Neue" w:cs="Helvetica Neue"/>
+          <w:sz w:val="24"/>
+          <w:sz-cs w:val="24"/>
+          <w:spacing w:val="0"/>
+          <w:color w:val="171E2D"/>
         </w:rPr>
         <w:t xml:space="preserve"> </w:t>
       </w:r>
@@ -1965,24 +2340,26 @@
           <w:sz w:val="26"/>
           <w:sz-cs w:val="26"/>
           <w:spacing w:val="0"/>
+          <w:color w:val="171E2D"/>
         </w:rPr>
         <w:t xml:space="preserve">[ ] No impact</w:t>
       </w:r>
       <w:r>
         <w:rPr>
-          <w:rFonts w:ascii="Helvetica" w:hAnsi="Helvetica" w:cs="Helvetica"/>
-          <w:sz w:val="24"/>
-          <w:sz-cs w:val="24"/>
-          <w:spacing w:val="0"/>
-        </w:rPr>
-        <w:t xml:space="preserve"/>
-      </w:r>
-    </w:p>
-    <w:p>
-      <w:pPr/>
-      <w:r>
-        <w:rPr>
-          <w:rFonts w:ascii="Helvetica" w:hAnsi="Helvetica" w:cs="Helvetica"/>
+          <w:rFonts w:ascii="Helvetica Neue" w:hAnsi="Helvetica Neue" w:cs="Helvetica Neue"/>
+          <w:sz w:val="24"/>
+          <w:sz-cs w:val="24"/>
+          <w:spacing w:val="0"/>
+          <w:color w:val="171E2D"/>
+        </w:rPr>
+        <w:t xml:space="preserve"/>
+      </w:r>
+    </w:p>
+    <w:p>
+      <w:pPr/>
+      <w:r>
+        <w:rPr>
+          <w:rFonts w:ascii="Helvetica Neue" w:hAnsi="Helvetica Neue" w:cs="Helvetica Neue"/>
           <w:sz w:val="24"/>
           <w:sz-cs w:val="24"/>
           <w:spacing w:val="0"/>
@@ -1997,11 +2374,12 @@
       </w:pPr>
       <w:r>
         <w:rPr>
-          <w:rFonts w:ascii="Helvetica" w:hAnsi="Helvetica" w:cs="Helvetica"/>
+          <w:rFonts w:ascii="Helvetica Neue" w:hAnsi="Helvetica Neue" w:cs="Helvetica Neue"/>
           <w:sz w:val="36"/>
           <w:sz-cs w:val="36"/>
           <w:b/>
           <w:spacing w:val="0"/>
+          <w:color w:val="172A9F"/>
         </w:rPr>
         <w:t xml:space="preserve">4. FIELD DATA COLLECTION PLAN &amp; EXECUTION SCHEDULE</w:t>
       </w:r>
@@ -2012,11 +2390,12 @@
       </w:pPr>
       <w:r>
         <w:rPr>
-          <w:rFonts w:ascii="Helvetica" w:hAnsi="Helvetica" w:cs="Helvetica"/>
+          <w:rFonts w:ascii="Helvetica Neue" w:hAnsi="Helvetica Neue" w:cs="Helvetica Neue"/>
           <w:sz w:val="28"/>
           <w:sz-cs w:val="28"/>
           <w:b/>
           <w:spacing w:val="0"/>
+          <w:color w:val="171E2D"/>
         </w:rPr>
         <w:t xml:space="preserve">4.1 Spatial Sampling Matrix</w:t>
       </w:r>
@@ -2027,10 +2406,11 @@
       </w:pPr>
       <w:r>
         <w:rPr>
-          <w:rFonts w:ascii="Helvetica" w:hAnsi="Helvetica" w:cs="Helvetica"/>
-          <w:sz w:val="24"/>
-          <w:sz-cs w:val="24"/>
-          <w:spacing w:val="0"/>
+          <w:rFonts w:ascii="Helvetica Neue" w:hAnsi="Helvetica Neue" w:cs="Helvetica Neue"/>
+          <w:sz w:val="24"/>
+          <w:sz-cs w:val="24"/>
+          <w:spacing w:val="0"/>
+          <w:color w:val="171E2D"/>
         </w:rPr>
         <w:t xml:space="preserve">The sampling plan targets 6 representative land-use typologies across the urban gradient:</w:t>
       </w:r>
@@ -2041,11 +2421,12 @@
       </w:pPr>
       <w:r>
         <w:rPr>
-          <w:rFonts w:ascii="Helvetica" w:hAnsi="Helvetica" w:cs="Helvetica"/>
-          <w:sz w:val="24"/>
-          <w:sz-cs w:val="24"/>
-          <w:b/>
-          <w:spacing w:val="0"/>
+          <w:rFonts w:ascii="Helvetica Neue" w:hAnsi="Helvetica Neue" w:cs="Helvetica Neue"/>
+          <w:sz w:val="26"/>
+          <w:sz-cs w:val="26"/>
+          <w:b/>
+          <w:spacing w:val="0"/>
+          <w:color w:val="0D121F"/>
         </w:rPr>
         <w:t xml:space="preserve">Zone Code</w:t>
       </w:r>
@@ -2054,11 +2435,12 @@
       <w:pPr/>
       <w:r>
         <w:rPr>
-          <w:rFonts w:ascii="Helvetica" w:hAnsi="Helvetica" w:cs="Helvetica"/>
-          <w:sz w:val="24"/>
-          <w:sz-cs w:val="24"/>
-          <w:b/>
-          <w:spacing w:val="0"/>
+          <w:rFonts w:ascii="Helvetica Neue" w:hAnsi="Helvetica Neue" w:cs="Helvetica Neue"/>
+          <w:sz w:val="26"/>
+          <w:sz-cs w:val="26"/>
+          <w:b/>
+          <w:spacing w:val="0"/>
+          <w:color w:val="0D121F"/>
         </w:rPr>
         <w:t xml:space="preserve">Typology</w:t>
       </w:r>
@@ -2067,11 +2449,12 @@
       <w:pPr/>
       <w:r>
         <w:rPr>
-          <w:rFonts w:ascii="Helvetica" w:hAnsi="Helvetica" w:cs="Helvetica"/>
-          <w:sz w:val="24"/>
-          <w:sz-cs w:val="24"/>
-          <w:b/>
-          <w:spacing w:val="0"/>
+          <w:rFonts w:ascii="Helvetica Neue" w:hAnsi="Helvetica Neue" w:cs="Helvetica Neue"/>
+          <w:sz w:val="26"/>
+          <w:sz-cs w:val="26"/>
+          <w:b/>
+          <w:spacing w:val="0"/>
+          <w:color w:val="0D121F"/>
         </w:rPr>
         <w:t xml:space="preserve">Sampling Rationale</w:t>
       </w:r>
@@ -2080,11 +2463,12 @@
       <w:pPr/>
       <w:r>
         <w:rPr>
-          <w:rFonts w:ascii="Helvetica" w:hAnsi="Helvetica" w:cs="Helvetica"/>
-          <w:sz w:val="24"/>
-          <w:sz-cs w:val="24"/>
-          <w:b/>
-          <w:spacing w:val="0"/>
+          <w:rFonts w:ascii="Helvetica Neue" w:hAnsi="Helvetica Neue" w:cs="Helvetica Neue"/>
+          <w:sz w:val="26"/>
+          <w:sz-cs w:val="26"/>
+          <w:b/>
+          <w:spacing w:val="0"/>
+          <w:color w:val="0D121F"/>
         </w:rPr>
         <w:t xml:space="preserve">Target Sites</w:t>
       </w:r>
@@ -2095,32 +2479,35 @@
       </w:pPr>
       <w:r>
         <w:rPr>
-          <w:rFonts w:ascii="Helvetica" w:hAnsi="Helvetica" w:cs="Helvetica"/>
-          <w:sz w:val="24"/>
-          <w:sz-cs w:val="24"/>
-          <w:b/>
-          <w:spacing w:val="0"/>
+          <w:rFonts w:ascii="Helvetica Neue" w:hAnsi="Helvetica Neue" w:cs="Helvetica Neue"/>
+          <w:sz w:val="26"/>
+          <w:sz-cs w:val="26"/>
+          <w:b/>
+          <w:spacing w:val="0"/>
+          <w:color w:val="171E2D"/>
         </w:rPr>
         <w:t xml:space="preserve">Z-1</w:t>
       </w:r>
       <w:r>
         <w:rPr>
-          <w:rFonts w:ascii="Helvetica" w:hAnsi="Helvetica" w:cs="Helvetica"/>
-          <w:sz w:val="24"/>
-          <w:sz-cs w:val="24"/>
-          <w:spacing w:val="0"/>
-        </w:rPr>
-        <w:t xml:space="preserve"/>
-      </w:r>
-    </w:p>
-    <w:p>
-      <w:pPr/>
-      <w:r>
-        <w:rPr>
-          <w:rFonts w:ascii="Helvetica" w:hAnsi="Helvetica" w:cs="Helvetica"/>
-          <w:sz w:val="24"/>
-          <w:sz-cs w:val="24"/>
-          <w:spacing w:val="0"/>
+          <w:rFonts w:ascii="Helvetica Neue" w:hAnsi="Helvetica Neue" w:cs="Helvetica Neue"/>
+          <w:sz w:val="26"/>
+          <w:sz-cs w:val="26"/>
+          <w:spacing w:val="0"/>
+          <w:color w:val="171E2D"/>
+        </w:rPr>
+        <w:t xml:space="preserve"/>
+      </w:r>
+    </w:p>
+    <w:p>
+      <w:pPr/>
+      <w:r>
+        <w:rPr>
+          <w:rFonts w:ascii="Helvetica Neue" w:hAnsi="Helvetica Neue" w:cs="Helvetica Neue"/>
+          <w:sz w:val="26"/>
+          <w:sz-cs w:val="26"/>
+          <w:spacing w:val="0"/>
+          <w:color w:val="171E2D"/>
         </w:rPr>
         <w:t xml:space="preserve">Transit / Arterial Corridor</w:t>
       </w:r>
@@ -2129,10 +2516,11 @@
       <w:pPr/>
       <w:r>
         <w:rPr>
-          <w:rFonts w:ascii="Helvetica" w:hAnsi="Helvetica" w:cs="Helvetica"/>
-          <w:sz w:val="24"/>
-          <w:sz-cs w:val="24"/>
-          <w:spacing w:val="0"/>
+          <w:rFonts w:ascii="Helvetica Neue" w:hAnsi="Helvetica Neue" w:cs="Helvetica Neue"/>
+          <w:sz w:val="26"/>
+          <w:sz-cs w:val="26"/>
+          <w:spacing w:val="0"/>
+          <w:color w:val="171E2D"/>
         </w:rPr>
         <w:t xml:space="preserve">Maximum vehicular acceleration, bus idling, and pedestrian transit</w:t>
       </w:r>
@@ -2141,10 +2529,11 @@
       <w:pPr/>
       <w:r>
         <w:rPr>
-          <w:rFonts w:ascii="Helvetica" w:hAnsi="Helvetica" w:cs="Helvetica"/>
-          <w:sz w:val="24"/>
-          <w:sz-cs w:val="24"/>
-          <w:spacing w:val="0"/>
+          <w:rFonts w:ascii="Helvetica Neue" w:hAnsi="Helvetica Neue" w:cs="Helvetica Neue"/>
+          <w:sz w:val="26"/>
+          <w:sz-cs w:val="26"/>
+          <w:spacing w:val="0"/>
+          <w:color w:val="171E2D"/>
         </w:rPr>
         <w:t xml:space="preserve">Shivajinagar Junction</w:t>
       </w:r>
@@ -2155,32 +2544,35 @@
       </w:pPr>
       <w:r>
         <w:rPr>
-          <w:rFonts w:ascii="Helvetica" w:hAnsi="Helvetica" w:cs="Helvetica"/>
-          <w:sz w:val="24"/>
-          <w:sz-cs w:val="24"/>
-          <w:b/>
-          <w:spacing w:val="0"/>
+          <w:rFonts w:ascii="Helvetica Neue" w:hAnsi="Helvetica Neue" w:cs="Helvetica Neue"/>
+          <w:sz w:val="26"/>
+          <w:sz-cs w:val="26"/>
+          <w:b/>
+          <w:spacing w:val="0"/>
+          <w:color w:val="171E2D"/>
         </w:rPr>
         <w:t xml:space="preserve">Z-2</w:t>
       </w:r>
       <w:r>
         <w:rPr>
-          <w:rFonts w:ascii="Helvetica" w:hAnsi="Helvetica" w:cs="Helvetica"/>
-          <w:sz w:val="24"/>
-          <w:sz-cs w:val="24"/>
-          <w:spacing w:val="0"/>
-        </w:rPr>
-        <w:t xml:space="preserve"/>
-      </w:r>
-    </w:p>
-    <w:p>
-      <w:pPr/>
-      <w:r>
-        <w:rPr>
-          <w:rFonts w:ascii="Helvetica" w:hAnsi="Helvetica" w:cs="Helvetica"/>
-          <w:sz w:val="24"/>
-          <w:sz-cs w:val="24"/>
-          <w:spacing w:val="0"/>
+          <w:rFonts w:ascii="Helvetica Neue" w:hAnsi="Helvetica Neue" w:cs="Helvetica Neue"/>
+          <w:sz w:val="26"/>
+          <w:sz-cs w:val="26"/>
+          <w:spacing w:val="0"/>
+          <w:color w:val="171E2D"/>
+        </w:rPr>
+        <w:t xml:space="preserve"/>
+      </w:r>
+    </w:p>
+    <w:p>
+      <w:pPr/>
+      <w:r>
+        <w:rPr>
+          <w:rFonts w:ascii="Helvetica Neue" w:hAnsi="Helvetica Neue" w:cs="Helvetica Neue"/>
+          <w:sz w:val="26"/>
+          <w:sz-cs w:val="26"/>
+          <w:spacing w:val="0"/>
+          <w:color w:val="171E2D"/>
         </w:rPr>
         <w:t xml:space="preserve">Commercial Retail High-Street</w:t>
       </w:r>
@@ -2189,10 +2581,11 @@
       <w:pPr/>
       <w:r>
         <w:rPr>
-          <w:rFonts w:ascii="Helvetica" w:hAnsi="Helvetica" w:cs="Helvetica"/>
-          <w:sz w:val="24"/>
-          <w:sz-cs w:val="24"/>
-          <w:spacing w:val="0"/>
+          <w:rFonts w:ascii="Helvetica Neue" w:hAnsi="Helvetica Neue" w:cs="Helvetica Neue"/>
+          <w:sz w:val="26"/>
+          <w:sz-cs w:val="26"/>
+          <w:spacing w:val="0"/>
+          <w:color w:val="171E2D"/>
         </w:rPr>
         <w:t xml:space="preserve">Narrow street canyons with reverberant noise and retail footfall</w:t>
       </w:r>
@@ -2201,10 +2594,11 @@
       <w:pPr/>
       <w:r>
         <w:rPr>
-          <w:rFonts w:ascii="Helvetica" w:hAnsi="Helvetica" w:cs="Helvetica"/>
-          <w:sz w:val="24"/>
-          <w:sz-cs w:val="24"/>
-          <w:spacing w:val="0"/>
+          <w:rFonts w:ascii="Helvetica Neue" w:hAnsi="Helvetica Neue" w:cs="Helvetica Neue"/>
+          <w:sz w:val="26"/>
+          <w:sz-cs w:val="26"/>
+          <w:spacing w:val="0"/>
+          <w:color w:val="171E2D"/>
         </w:rPr>
         <w:t xml:space="preserve">Laxmi Road</w:t>
       </w:r>
@@ -2215,32 +2609,35 @@
       </w:pPr>
       <w:r>
         <w:rPr>
-          <w:rFonts w:ascii="Helvetica" w:hAnsi="Helvetica" w:cs="Helvetica"/>
-          <w:sz w:val="24"/>
-          <w:sz-cs w:val="24"/>
-          <w:b/>
-          <w:spacing w:val="0"/>
+          <w:rFonts w:ascii="Helvetica Neue" w:hAnsi="Helvetica Neue" w:cs="Helvetica Neue"/>
+          <w:sz w:val="26"/>
+          <w:sz-cs w:val="26"/>
+          <w:b/>
+          <w:spacing w:val="0"/>
+          <w:color w:val="171E2D"/>
         </w:rPr>
         <w:t xml:space="preserve">Z-3</w:t>
       </w:r>
       <w:r>
         <w:rPr>
-          <w:rFonts w:ascii="Helvetica" w:hAnsi="Helvetica" w:cs="Helvetica"/>
-          <w:sz w:val="24"/>
-          <w:sz-cs w:val="24"/>
-          <w:spacing w:val="0"/>
-        </w:rPr>
-        <w:t xml:space="preserve"/>
-      </w:r>
-    </w:p>
-    <w:p>
-      <w:pPr/>
-      <w:r>
-        <w:rPr>
-          <w:rFonts w:ascii="Helvetica" w:hAnsi="Helvetica" w:cs="Helvetica"/>
-          <w:sz w:val="24"/>
-          <w:sz-cs w:val="24"/>
-          <w:spacing w:val="0"/>
+          <w:rFonts w:ascii="Helvetica Neue" w:hAnsi="Helvetica Neue" w:cs="Helvetica Neue"/>
+          <w:sz w:val="26"/>
+          <w:sz-cs w:val="26"/>
+          <w:spacing w:val="0"/>
+          <w:color w:val="171E2D"/>
+        </w:rPr>
+        <w:t xml:space="preserve"/>
+      </w:r>
+    </w:p>
+    <w:p>
+      <w:pPr/>
+      <w:r>
+        <w:rPr>
+          <w:rFonts w:ascii="Helvetica Neue" w:hAnsi="Helvetica Neue" w:cs="Helvetica Neue"/>
+          <w:sz w:val="26"/>
+          <w:sz-cs w:val="26"/>
+          <w:spacing w:val="0"/>
+          <w:color w:val="171E2D"/>
         </w:rPr>
         <w:t xml:space="preserve">Ecological Park / Water Buffer</w:t>
       </w:r>
@@ -2249,10 +2646,11 @@
       <w:pPr/>
       <w:r>
         <w:rPr>
-          <w:rFonts w:ascii="Helvetica" w:hAnsi="Helvetica" w:cs="Helvetica"/>
-          <w:sz w:val="24"/>
-          <w:sz-cs w:val="24"/>
-          <w:spacing w:val="0"/>
+          <w:rFonts w:ascii="Helvetica Neue" w:hAnsi="Helvetica Neue" w:cs="Helvetica Neue"/>
+          <w:sz w:val="26"/>
+          <w:sz-cs w:val="26"/>
+          <w:spacing w:val="0"/>
+          <w:color w:val="171E2D"/>
         </w:rPr>
         <w:t xml:space="preserve">Baseline control zone measuring vegetative sound attenuation</w:t>
       </w:r>
@@ -2261,10 +2659,11 @@
       <w:pPr/>
       <w:r>
         <w:rPr>
-          <w:rFonts w:ascii="Helvetica" w:hAnsi="Helvetica" w:cs="Helvetica"/>
-          <w:sz w:val="24"/>
-          <w:sz-cs w:val="24"/>
-          <w:spacing w:val="0"/>
+          <w:rFonts w:ascii="Helvetica Neue" w:hAnsi="Helvetica Neue" w:cs="Helvetica Neue"/>
+          <w:sz w:val="26"/>
+          <w:sz-cs w:val="26"/>
+          <w:spacing w:val="0"/>
+          <w:color w:val="171E2D"/>
         </w:rPr>
         <w:t xml:space="preserve">Pashan Nature Reserve</w:t>
       </w:r>
@@ -2275,32 +2674,35 @@
       </w:pPr>
       <w:r>
         <w:rPr>
-          <w:rFonts w:ascii="Helvetica" w:hAnsi="Helvetica" w:cs="Helvetica"/>
-          <w:sz w:val="24"/>
-          <w:sz-cs w:val="24"/>
-          <w:b/>
-          <w:spacing w:val="0"/>
+          <w:rFonts w:ascii="Helvetica Neue" w:hAnsi="Helvetica Neue" w:cs="Helvetica Neue"/>
+          <w:sz w:val="26"/>
+          <w:sz-cs w:val="26"/>
+          <w:b/>
+          <w:spacing w:val="0"/>
+          <w:color w:val="171E2D"/>
         </w:rPr>
         <w:t xml:space="preserve">Z-4</w:t>
       </w:r>
       <w:r>
         <w:rPr>
-          <w:rFonts w:ascii="Helvetica" w:hAnsi="Helvetica" w:cs="Helvetica"/>
-          <w:sz w:val="24"/>
-          <w:sz-cs w:val="24"/>
-          <w:spacing w:val="0"/>
-        </w:rPr>
-        <w:t xml:space="preserve"/>
-      </w:r>
-    </w:p>
-    <w:p>
-      <w:pPr/>
-      <w:r>
-        <w:rPr>
-          <w:rFonts w:ascii="Helvetica" w:hAnsi="Helvetica" w:cs="Helvetica"/>
-          <w:sz w:val="24"/>
-          <w:sz-cs w:val="24"/>
-          <w:spacing w:val="0"/>
+          <w:rFonts w:ascii="Helvetica Neue" w:hAnsi="Helvetica Neue" w:cs="Helvetica Neue"/>
+          <w:sz w:val="26"/>
+          <w:sz-cs w:val="26"/>
+          <w:spacing w:val="0"/>
+          <w:color w:val="171E2D"/>
+        </w:rPr>
+        <w:t xml:space="preserve"/>
+      </w:r>
+    </w:p>
+    <w:p>
+      <w:pPr/>
+      <w:r>
+        <w:rPr>
+          <w:rFonts w:ascii="Helvetica Neue" w:hAnsi="Helvetica Neue" w:cs="Helvetica Neue"/>
+          <w:sz w:val="26"/>
+          <w:sz-cs w:val="26"/>
+          <w:spacing w:val="0"/>
+          <w:color w:val="171E2D"/>
         </w:rPr>
         <w:t xml:space="preserve">Residential Suburb</w:t>
       </w:r>
@@ -2309,10 +2711,11 @@
       <w:pPr/>
       <w:r>
         <w:rPr>
-          <w:rFonts w:ascii="Helvetica" w:hAnsi="Helvetica" w:cs="Helvetica"/>
-          <w:sz w:val="24"/>
-          <w:sz-cs w:val="24"/>
-          <w:spacing w:val="0"/>
+          <w:rFonts w:ascii="Helvetica Neue" w:hAnsi="Helvetica Neue" w:cs="Helvetica Neue"/>
+          <w:sz w:val="26"/>
+          <w:sz-cs w:val="26"/>
+          <w:spacing w:val="0"/>
+          <w:color w:val="171E2D"/>
         </w:rPr>
         <w:t xml:space="preserve">Testing residential compliance with WHO 55 dB daytime guidelines</w:t>
       </w:r>
@@ -2321,10 +2724,11 @@
       <w:pPr/>
       <w:r>
         <w:rPr>
-          <w:rFonts w:ascii="Helvetica" w:hAnsi="Helvetica" w:cs="Helvetica"/>
-          <w:sz w:val="24"/>
-          <w:sz-cs w:val="24"/>
-          <w:spacing w:val="0"/>
+          <w:rFonts w:ascii="Helvetica Neue" w:hAnsi="Helvetica Neue" w:cs="Helvetica Neue"/>
+          <w:sz w:val="26"/>
+          <w:sz-cs w:val="26"/>
+          <w:spacing w:val="0"/>
+          <w:color w:val="171E2D"/>
         </w:rPr>
         <w:t xml:space="preserve">Katraj Lake Colony</w:t>
       </w:r>
@@ -2335,32 +2739,35 @@
       </w:pPr>
       <w:r>
         <w:rPr>
-          <w:rFonts w:ascii="Helvetica" w:hAnsi="Helvetica" w:cs="Helvetica"/>
-          <w:sz w:val="24"/>
-          <w:sz-cs w:val="24"/>
-          <w:b/>
-          <w:spacing w:val="0"/>
+          <w:rFonts w:ascii="Helvetica Neue" w:hAnsi="Helvetica Neue" w:cs="Helvetica Neue"/>
+          <w:sz w:val="26"/>
+          <w:sz-cs w:val="26"/>
+          <w:b/>
+          <w:spacing w:val="0"/>
+          <w:color w:val="171E2D"/>
         </w:rPr>
         <w:t xml:space="preserve">Z-5</w:t>
       </w:r>
       <w:r>
         <w:rPr>
-          <w:rFonts w:ascii="Helvetica" w:hAnsi="Helvetica" w:cs="Helvetica"/>
-          <w:sz w:val="24"/>
-          <w:sz-cs w:val="24"/>
-          <w:spacing w:val="0"/>
-        </w:rPr>
-        <w:t xml:space="preserve"/>
-      </w:r>
-    </w:p>
-    <w:p>
-      <w:pPr/>
-      <w:r>
-        <w:rPr>
-          <w:rFonts w:ascii="Helvetica" w:hAnsi="Helvetica" w:cs="Helvetica"/>
-          <w:sz w:val="24"/>
-          <w:sz-cs w:val="24"/>
-          <w:spacing w:val="0"/>
+          <w:rFonts w:ascii="Helvetica Neue" w:hAnsi="Helvetica Neue" w:cs="Helvetica Neue"/>
+          <w:sz w:val="26"/>
+          <w:sz-cs w:val="26"/>
+          <w:spacing w:val="0"/>
+          <w:color w:val="171E2D"/>
+        </w:rPr>
+        <w:t xml:space="preserve"/>
+      </w:r>
+    </w:p>
+    <w:p>
+      <w:pPr/>
+      <w:r>
+        <w:rPr>
+          <w:rFonts w:ascii="Helvetica Neue" w:hAnsi="Helvetica Neue" w:cs="Helvetica Neue"/>
+          <w:sz w:val="26"/>
+          <w:sz-cs w:val="26"/>
+          <w:spacing w:val="0"/>
+          <w:color w:val="171E2D"/>
         </w:rPr>
         <w:t xml:space="preserve">Freight Highway Bypass</w:t>
       </w:r>
@@ -2369,10 +2776,11 @@
       <w:pPr/>
       <w:r>
         <w:rPr>
-          <w:rFonts w:ascii="Helvetica" w:hAnsi="Helvetica" w:cs="Helvetica"/>
-          <w:sz w:val="24"/>
-          <w:sz-cs w:val="24"/>
-          <w:spacing w:val="0"/>
+          <w:rFonts w:ascii="Helvetica Neue" w:hAnsi="Helvetica Neue" w:cs="Helvetica Neue"/>
+          <w:sz w:val="26"/>
+          <w:sz-cs w:val="26"/>
+          <w:spacing w:val="0"/>
+          <w:color w:val="171E2D"/>
         </w:rPr>
         <w:t xml:space="preserve">Multi-axle commercial vehicle transit and heavy particulate dust</w:t>
       </w:r>
@@ -2381,10 +2789,11 @@
       <w:pPr/>
       <w:r>
         <w:rPr>
-          <w:rFonts w:ascii="Helvetica" w:hAnsi="Helvetica" w:cs="Helvetica"/>
-          <w:sz w:val="24"/>
-          <w:sz-cs w:val="24"/>
-          <w:spacing w:val="0"/>
+          <w:rFonts w:ascii="Helvetica Neue" w:hAnsi="Helvetica Neue" w:cs="Helvetica Neue"/>
+          <w:sz w:val="26"/>
+          <w:sz-cs w:val="26"/>
+          <w:spacing w:val="0"/>
+          <w:color w:val="171E2D"/>
         </w:rPr>
         <w:t xml:space="preserve">Hadapsar Gadital Bypass</w:t>
       </w:r>
@@ -2395,32 +2804,35 @@
       </w:pPr>
       <w:r>
         <w:rPr>
-          <w:rFonts w:ascii="Helvetica" w:hAnsi="Helvetica" w:cs="Helvetica"/>
-          <w:sz w:val="24"/>
-          <w:sz-cs w:val="24"/>
-          <w:b/>
-          <w:spacing w:val="0"/>
+          <w:rFonts w:ascii="Helvetica Neue" w:hAnsi="Helvetica Neue" w:cs="Helvetica Neue"/>
+          <w:sz w:val="26"/>
+          <w:sz-cs w:val="26"/>
+          <w:b/>
+          <w:spacing w:val="0"/>
+          <w:color w:val="171E2D"/>
         </w:rPr>
         <w:t xml:space="preserve">Z-6</w:t>
       </w:r>
       <w:r>
         <w:rPr>
-          <w:rFonts w:ascii="Helvetica" w:hAnsi="Helvetica" w:cs="Helvetica"/>
-          <w:sz w:val="24"/>
-          <w:sz-cs w:val="24"/>
-          <w:spacing w:val="0"/>
-        </w:rPr>
-        <w:t xml:space="preserve"/>
-      </w:r>
-    </w:p>
-    <w:p>
-      <w:pPr/>
-      <w:r>
-        <w:rPr>
-          <w:rFonts w:ascii="Helvetica" w:hAnsi="Helvetica" w:cs="Helvetica"/>
-          <w:sz w:val="24"/>
-          <w:sz-cs w:val="24"/>
-          <w:spacing w:val="0"/>
+          <w:rFonts w:ascii="Helvetica Neue" w:hAnsi="Helvetica Neue" w:cs="Helvetica Neue"/>
+          <w:sz w:val="26"/>
+          <w:sz-cs w:val="26"/>
+          <w:spacing w:val="0"/>
+          <w:color w:val="171E2D"/>
+        </w:rPr>
+        <w:t xml:space="preserve"/>
+      </w:r>
+    </w:p>
+    <w:p>
+      <w:pPr/>
+      <w:r>
+        <w:rPr>
+          <w:rFonts w:ascii="Helvetica Neue" w:hAnsi="Helvetica Neue" w:cs="Helvetica Neue"/>
+          <w:sz w:val="26"/>
+          <w:sz-cs w:val="26"/>
+          <w:spacing w:val="0"/>
+          <w:color w:val="171E2D"/>
         </w:rPr>
         <w:t xml:space="preserve">Industrial Manufacturing Cluster</w:t>
       </w:r>
@@ -2429,10 +2841,11 @@
       <w:pPr/>
       <w:r>
         <w:rPr>
-          <w:rFonts w:ascii="Helvetica" w:hAnsi="Helvetica" w:cs="Helvetica"/>
-          <w:sz w:val="24"/>
-          <w:sz-cs w:val="24"/>
-          <w:spacing w:val="0"/>
+          <w:rFonts w:ascii="Helvetica Neue" w:hAnsi="Helvetica Neue" w:cs="Helvetica Neue"/>
+          <w:sz w:val="26"/>
+          <w:sz-cs w:val="26"/>
+          <w:spacing w:val="0"/>
+          <w:color w:val="171E2D"/>
         </w:rPr>
         <w:t xml:space="preserve">Continuous mechanical processing noise and localized point emissions</w:t>
       </w:r>
@@ -2441,10 +2854,11 @@
       <w:pPr/>
       <w:r>
         <w:rPr>
-          <w:rFonts w:ascii="Helvetica" w:hAnsi="Helvetica" w:cs="Helvetica"/>
-          <w:sz w:val="24"/>
-          <w:sz-cs w:val="24"/>
-          <w:spacing w:val="0"/>
+          <w:rFonts w:ascii="Helvetica Neue" w:hAnsi="Helvetica Neue" w:cs="Helvetica Neue"/>
+          <w:sz w:val="26"/>
+          <w:sz-cs w:val="26"/>
+          <w:spacing w:val="0"/>
+          <w:color w:val="171E2D"/>
         </w:rPr>
         <w:t xml:space="preserve">Bhosari Industrial Estate</w:t>
       </w:r>
@@ -2455,11 +2869,12 @@
       </w:pPr>
       <w:r>
         <w:rPr>
-          <w:rFonts w:ascii="Helvetica" w:hAnsi="Helvetica" w:cs="Helvetica"/>
+          <w:rFonts w:ascii="Helvetica Neue" w:hAnsi="Helvetica Neue" w:cs="Helvetica Neue"/>
           <w:sz w:val="28"/>
           <w:sz-cs w:val="28"/>
           <w:b/>
           <w:spacing w:val="0"/>
+          <w:color w:val="171E2D"/>
         </w:rPr>
         <w:t xml:space="preserve">4.2 Diurnal Sampling Schedule</w:t>
       </w:r>
@@ -2470,86 +2885,95 @@
       </w:pPr>
       <w:r>
         <w:rPr>
-          <w:rFonts w:ascii="Helvetica" w:hAnsi="Helvetica" w:cs="Helvetica"/>
-          <w:sz w:val="24"/>
-          <w:sz-cs w:val="24"/>
-          <w:spacing w:val="0"/>
+          <w:rFonts w:ascii="Helvetica Neue" w:hAnsi="Helvetica Neue" w:cs="Helvetica Neue"/>
+          <w:sz w:val="24"/>
+          <w:sz-cs w:val="24"/>
+          <w:spacing w:val="0"/>
+          <w:color w:val="171E2D"/>
         </w:rPr>
         <w:t xml:space="preserve">To observe temporal environmental dynamics, each site is sampled across four standard temporal intervals: * </w:t>
       </w:r>
       <w:r>
         <w:rPr>
-          <w:rFonts w:ascii="Helvetica" w:hAnsi="Helvetica" w:cs="Helvetica"/>
-          <w:sz w:val="24"/>
-          <w:sz-cs w:val="24"/>
-          <w:b/>
-          <w:spacing w:val="0"/>
+          <w:rFonts w:ascii="Helvetica Neue" w:hAnsi="Helvetica Neue" w:cs="Helvetica Neue"/>
+          <w:sz w:val="24"/>
+          <w:sz-cs w:val="24"/>
+          <w:b/>
+          <w:spacing w:val="0"/>
+          <w:color w:val="171E2D"/>
         </w:rPr>
         <w:t xml:space="preserve">T1: Morning Rush (07:30 – 09:30 AM)</w:t>
       </w:r>
       <w:r>
         <w:rPr>
-          <w:rFonts w:ascii="Helvetica" w:hAnsi="Helvetica" w:cs="Helvetica"/>
-          <w:sz w:val="24"/>
-          <w:sz-cs w:val="24"/>
-          <w:spacing w:val="0"/>
+          <w:rFonts w:ascii="Helvetica Neue" w:hAnsi="Helvetica Neue" w:cs="Helvetica Neue"/>
+          <w:sz w:val="24"/>
+          <w:sz-cs w:val="24"/>
+          <w:spacing w:val="0"/>
+          <w:color w:val="171E2D"/>
         </w:rPr>
         <w:t xml:space="preserve">: Commuter vehicular peaks and school bus transit. * </w:t>
       </w:r>
       <w:r>
         <w:rPr>
-          <w:rFonts w:ascii="Helvetica" w:hAnsi="Helvetica" w:cs="Helvetica"/>
-          <w:sz w:val="24"/>
-          <w:sz-cs w:val="24"/>
-          <w:b/>
-          <w:spacing w:val="0"/>
+          <w:rFonts w:ascii="Helvetica Neue" w:hAnsi="Helvetica Neue" w:cs="Helvetica Neue"/>
+          <w:sz w:val="24"/>
+          <w:sz-cs w:val="24"/>
+          <w:b/>
+          <w:spacing w:val="0"/>
+          <w:color w:val="171E2D"/>
         </w:rPr>
         <w:t xml:space="preserve">T2: Midday Commercial (01:00 – 03:00 PM)</w:t>
       </w:r>
       <w:r>
         <w:rPr>
-          <w:rFonts w:ascii="Helvetica" w:hAnsi="Helvetica" w:cs="Helvetica"/>
-          <w:sz w:val="24"/>
-          <w:sz-cs w:val="24"/>
-          <w:spacing w:val="0"/>
+          <w:rFonts w:ascii="Helvetica Neue" w:hAnsi="Helvetica Neue" w:cs="Helvetica Neue"/>
+          <w:sz w:val="24"/>
+          <w:sz-cs w:val="24"/>
+          <w:spacing w:val="0"/>
+          <w:color w:val="171E2D"/>
         </w:rPr>
         <w:t xml:space="preserve">: Baseline steady-state operations and delivery transport. * </w:t>
       </w:r>
       <w:r>
         <w:rPr>
-          <w:rFonts w:ascii="Helvetica" w:hAnsi="Helvetica" w:cs="Helvetica"/>
-          <w:sz w:val="24"/>
-          <w:sz-cs w:val="24"/>
-          <w:b/>
-          <w:spacing w:val="0"/>
+          <w:rFonts w:ascii="Helvetica Neue" w:hAnsi="Helvetica Neue" w:cs="Helvetica Neue"/>
+          <w:sz w:val="24"/>
+          <w:sz-cs w:val="24"/>
+          <w:b/>
+          <w:spacing w:val="0"/>
+          <w:color w:val="171E2D"/>
         </w:rPr>
         <w:t xml:space="preserve">T3: Evening Peak (05:30 – 07:30 PM)</w:t>
       </w:r>
       <w:r>
         <w:rPr>
-          <w:rFonts w:ascii="Helvetica" w:hAnsi="Helvetica" w:cs="Helvetica"/>
-          <w:sz w:val="24"/>
-          <w:sz-cs w:val="24"/>
-          <w:spacing w:val="0"/>
+          <w:rFonts w:ascii="Helvetica Neue" w:hAnsi="Helvetica Neue" w:cs="Helvetica Neue"/>
+          <w:sz w:val="24"/>
+          <w:sz-cs w:val="24"/>
+          <w:spacing w:val="0"/>
+          <w:color w:val="171E2D"/>
         </w:rPr>
         <w:t xml:space="preserve">: Congestion peaks and retail footfall. * </w:t>
       </w:r>
       <w:r>
         <w:rPr>
-          <w:rFonts w:ascii="Helvetica" w:hAnsi="Helvetica" w:cs="Helvetica"/>
-          <w:sz w:val="24"/>
-          <w:sz-cs w:val="24"/>
-          <w:b/>
-          <w:spacing w:val="0"/>
+          <w:rFonts w:ascii="Helvetica Neue" w:hAnsi="Helvetica Neue" w:cs="Helvetica Neue"/>
+          <w:sz w:val="24"/>
+          <w:sz-cs w:val="24"/>
+          <w:b/>
+          <w:spacing w:val="0"/>
+          <w:color w:val="171E2D"/>
         </w:rPr>
         <w:t xml:space="preserve">T4: Night Baseline (09:30 – 11:00 PM)</w:t>
       </w:r>
       <w:r>
         <w:rPr>
-          <w:rFonts w:ascii="Helvetica" w:hAnsi="Helvetica" w:cs="Helvetica"/>
-          <w:sz w:val="24"/>
-          <w:sz-cs w:val="24"/>
-          <w:spacing w:val="0"/>
+          <w:rFonts w:ascii="Helvetica Neue" w:hAnsi="Helvetica Neue" w:cs="Helvetica Neue"/>
+          <w:sz w:val="24"/>
+          <w:sz-cs w:val="24"/>
+          <w:spacing w:val="0"/>
+          <w:color w:val="171E2D"/>
         </w:rPr>
         <w:t xml:space="preserve">: Freight bypass entry and residential quietude.</w:t>
       </w:r>
@@ -2558,7 +2982,7 @@
       <w:pPr/>
       <w:r>
         <w:rPr>
-          <w:rFonts w:ascii="Helvetica" w:hAnsi="Helvetica" w:cs="Helvetica"/>
+          <w:rFonts w:ascii="Helvetica Neue" w:hAnsi="Helvetica Neue" w:cs="Helvetica Neue"/>
           <w:sz w:val="24"/>
           <w:sz-cs w:val="24"/>
           <w:spacing w:val="0"/>
@@ -2573,11 +2997,12 @@
       </w:pPr>
       <w:r>
         <w:rPr>
-          <w:rFonts w:ascii="Helvetica" w:hAnsi="Helvetica" w:cs="Helvetica"/>
+          <w:rFonts w:ascii="Helvetica Neue" w:hAnsi="Helvetica Neue" w:cs="Helvetica Neue"/>
           <w:sz w:val="36"/>
           <w:sz-cs w:val="36"/>
           <w:b/>
           <w:spacing w:val="0"/>
+          <w:color w:val="172A9F"/>
         </w:rPr>
         <w:t xml:space="preserve">5. APP ARCHITECTURE, PROTOTYPES &amp; WIREFRAME DESIGN</w:t>
       </w:r>
@@ -2588,11 +3013,12 @@
       </w:pPr>
       <w:r>
         <w:rPr>
-          <w:rFonts w:ascii="Helvetica" w:hAnsi="Helvetica" w:cs="Helvetica"/>
+          <w:rFonts w:ascii="Helvetica Neue" w:hAnsi="Helvetica Neue" w:cs="Helvetica Neue"/>
           <w:sz w:val="28"/>
           <w:sz-cs w:val="28"/>
           <w:b/>
           <w:spacing w:val="0"/>
+          <w:color w:val="171E2D"/>
         </w:rPr>
         <w:t xml:space="preserve">5.1 System Workflow Diagram</w:t>
       </w:r>
@@ -2605,6 +3031,7 @@
           <w:sz w:val="26"/>
           <w:sz-cs w:val="26"/>
           <w:spacing w:val="0"/>
+          <w:color w:val="171E2D"/>
         </w:rPr>
         <w:t xml:space="preserve">sequenceDiagram</w:t>
       </w:r>
@@ -2617,6 +3044,7 @@
           <w:sz w:val="26"/>
           <w:sz-cs w:val="26"/>
           <w:spacing w:val="0"/>
+          <w:color w:val="171E2D"/>
         </w:rPr>
         <w:t xml:space="preserve">    autonumber</w:t>
       </w:r>
@@ -2629,6 +3057,7 @@
           <w:sz w:val="26"/>
           <w:sz-cs w:val="26"/>
           <w:spacing w:val="0"/>
+          <w:color w:val="171E2D"/>
         </w:rPr>
         <w:t xml:space="preserve">    actor User as User / Field Researcher</w:t>
       </w:r>
@@ -2641,6 +3070,7 @@
           <w:sz w:val="26"/>
           <w:sz-cs w:val="26"/>
           <w:spacing w:val="0"/>
+          <w:color w:val="171E2D"/>
         </w:rPr>
         <w:t xml:space="preserve">    participant UI as Streamlit Web Dashboard</w:t>
       </w:r>
@@ -2653,6 +3083,7 @@
           <w:sz w:val="26"/>
           <w:sz-cs w:val="26"/>
           <w:spacing w:val="0"/>
+          <w:color w:val="171E2D"/>
         </w:rPr>
         <w:t xml:space="preserve">    participant State as State &amp; Localization Engine</w:t>
       </w:r>
@@ -2665,6 +3096,7 @@
           <w:sz w:val="26"/>
           <w:sz-cs w:val="26"/>
           <w:spacing w:val="0"/>
+          <w:color w:val="171E2D"/>
         </w:rPr>
         <w:t xml:space="preserve">    participant API as WAQI &amp; Open-Meteo API</w:t>
       </w:r>
@@ -2677,6 +3109,7 @@
           <w:sz w:val="26"/>
           <w:sz-cs w:val="26"/>
           <w:spacing w:val="0"/>
+          <w:color w:val="171E2D"/>
         </w:rPr>
         <w:t xml:space="preserve">    participant CSV as Git-Backed CSV Database</w:t>
       </w:r>
@@ -2689,18 +3122,20 @@
           <w:sz w:val="26"/>
           <w:sz-cs w:val="26"/>
           <w:spacing w:val="0"/>
-        </w:rPr>
-        <w:t xml:space="preserve"/>
-      </w:r>
-    </w:p>
-    <w:p>
-      <w:pPr/>
-      <w:r>
-        <w:rPr>
-          <w:rFonts w:ascii="Courier" w:hAnsi="Courier" w:cs="Courier"/>
-          <w:sz w:val="26"/>
-          <w:sz-cs w:val="26"/>
-          <w:spacing w:val="0"/>
+          <w:color w:val="171E2D"/>
+        </w:rPr>
+        <w:t xml:space="preserve"/>
+      </w:r>
+    </w:p>
+    <w:p>
+      <w:pPr/>
+      <w:r>
+        <w:rPr>
+          <w:rFonts w:ascii="Courier" w:hAnsi="Courier" w:cs="Courier"/>
+          <w:sz w:val="26"/>
+          <w:sz-cs w:val="26"/>
+          <w:spacing w:val="0"/>
+          <w:color w:val="171E2D"/>
         </w:rPr>
         <w:t xml:space="preserve">    User-&gt;&gt;UI: Opens Dashboard</w:t>
       </w:r>
@@ -2713,6 +3148,7 @@
           <w:sz w:val="26"/>
           <w:sz-cs w:val="26"/>
           <w:spacing w:val="0"/>
+          <w:color w:val="171E2D"/>
         </w:rPr>
         <w:t xml:space="preserve">    UI-&gt;&gt;State: Load default surveyed study area (Pune)</w:t>
       </w:r>
@@ -2725,6 +3161,7 @@
           <w:sz w:val="26"/>
           <w:sz-cs w:val="26"/>
           <w:spacing w:val="0"/>
+          <w:color w:val="171E2D"/>
         </w:rPr>
         <w:t xml:space="preserve">    State-&gt;&gt;CSV: Query latest air &amp; noise records</w:t>
       </w:r>
@@ -2737,6 +3174,7 @@
           <w:sz w:val="26"/>
           <w:sz-cs w:val="26"/>
           <w:spacing w:val="0"/>
+          <w:color w:val="171E2D"/>
         </w:rPr>
         <w:t xml:space="preserve">    CSV--&gt;&gt;UI: Populate Top Metric Cards &amp; GIS Map</w:t>
       </w:r>
@@ -2749,18 +3187,20 @@
           <w:sz w:val="26"/>
           <w:sz-cs w:val="26"/>
           <w:spacing w:val="0"/>
-        </w:rPr>
-        <w:t xml:space="preserve"/>
-      </w:r>
-    </w:p>
-    <w:p>
-      <w:pPr/>
-      <w:r>
-        <w:rPr>
-          <w:rFonts w:ascii="Courier" w:hAnsi="Courier" w:cs="Courier"/>
-          <w:sz w:val="26"/>
-          <w:sz-cs w:val="26"/>
-          <w:spacing w:val="0"/>
+          <w:color w:val="171E2D"/>
+        </w:rPr>
+        <w:t xml:space="preserve"/>
+      </w:r>
+    </w:p>
+    <w:p>
+      <w:pPr/>
+      <w:r>
+        <w:rPr>
+          <w:rFonts w:ascii="Courier" w:hAnsi="Courier" w:cs="Courier"/>
+          <w:sz w:val="26"/>
+          <w:sz-cs w:val="26"/>
+          <w:spacing w:val="0"/>
+          <w:color w:val="171E2D"/>
         </w:rPr>
         <w:t xml:space="preserve">    alt User Searches Global City</w:t>
       </w:r>
@@ -2773,6 +3213,7 @@
           <w:sz w:val="26"/>
           <w:sz-cs w:val="26"/>
           <w:spacing w:val="0"/>
+          <w:color w:val="171E2D"/>
         </w:rPr>
         <w:t xml:space="preserve">        User-&gt;&gt;UI: Types "Delhi" &amp; clicks Search</w:t>
       </w:r>
@@ -2785,6 +3226,7 @@
           <w:sz w:val="26"/>
           <w:sz-cs w:val="26"/>
           <w:spacing w:val="0"/>
+          <w:color w:val="171E2D"/>
         </w:rPr>
         <w:t xml:space="preserve">        UI-&gt;&gt;API: Geocode coordinates &amp; Fetch Live AQI</w:t>
       </w:r>
@@ -2797,6 +3239,7 @@
           <w:sz w:val="26"/>
           <w:sz-cs w:val="26"/>
           <w:spacing w:val="0"/>
+          <w:color w:val="171E2D"/>
         </w:rPr>
         <w:t xml:space="preserve">        UI-&gt;&gt;State: Calculate Diurnal Urban Acoustic Baseline (dB)</w:t>
       </w:r>
@@ -2809,6 +3252,7 @@
           <w:sz w:val="26"/>
           <w:sz-cs w:val="26"/>
           <w:spacing w:val="0"/>
+          <w:color w:val="171E2D"/>
         </w:rPr>
         <w:t xml:space="preserve">        State-&gt;&gt;CSV: Append record &amp; invalidate cache</w:t>
       </w:r>
@@ -2821,6 +3265,7 @@
           <w:sz w:val="26"/>
           <w:sz-cs w:val="26"/>
           <w:spacing w:val="0"/>
+          <w:color w:val="171E2D"/>
         </w:rPr>
         <w:t xml:space="preserve">        CSV--&gt;&gt;UI: Center Map &amp; Update Metric Cards</w:t>
       </w:r>
@@ -2833,6 +3278,7 @@
           <w:sz w:val="26"/>
           <w:sz-cs w:val="26"/>
           <w:spacing w:val="0"/>
+          <w:color w:val="171E2D"/>
         </w:rPr>
         <w:t xml:space="preserve">    else User Submits Primary Field Reading</w:t>
       </w:r>
@@ -2845,6 +3291,7 @@
           <w:sz w:val="26"/>
           <w:sz-cs w:val="26"/>
           <w:spacing w:val="0"/>
+          <w:color w:val="171E2D"/>
         </w:rPr>
         <w:t xml:space="preserve">        User-&gt;&gt;UI: Submits Form (Locality, Decibel, Context)</w:t>
       </w:r>
@@ -2857,6 +3304,7 @@
           <w:sz w:val="26"/>
           <w:sz-cs w:val="26"/>
           <w:spacing w:val="0"/>
+          <w:color w:val="171E2D"/>
         </w:rPr>
         <w:t xml:space="preserve">        UI-&gt;&gt;CSV: Append Verified Field Measurement</w:t>
       </w:r>
@@ -2869,6 +3317,7 @@
           <w:sz w:val="26"/>
           <w:sz-cs w:val="26"/>
           <w:spacing w:val="0"/>
+          <w:color w:val="171E2D"/>
         </w:rPr>
         <w:t xml:space="preserve">        CSV--&gt;&gt;UI: Hot-reload charts &amp; correlation scatter plot</w:t>
       </w:r>
@@ -2881,6 +3330,7 @@
           <w:sz w:val="26"/>
           <w:sz-cs w:val="26"/>
           <w:spacing w:val="0"/>
+          <w:color w:val="171E2D"/>
         </w:rPr>
         <w:t xml:space="preserve">    end</w:t>
       </w:r>
@@ -2891,11 +3341,12 @@
       </w:pPr>
       <w:r>
         <w:rPr>
-          <w:rFonts w:ascii="Helvetica" w:hAnsi="Helvetica" w:cs="Helvetica"/>
+          <w:rFonts w:ascii="Helvetica Neue" w:hAnsi="Helvetica Neue" w:cs="Helvetica Neue"/>
           <w:sz w:val="28"/>
           <w:sz-cs w:val="28"/>
           <w:b/>
           <w:spacing w:val="0"/>
+          <w:color w:val="171E2D"/>
         </w:rPr>
         <w:t xml:space="preserve">5.2 UI/UX Prototype Layout</w:t>
       </w:r>
@@ -2906,10 +3357,11 @@
       </w:pPr>
       <w:r>
         <w:rPr>
-          <w:rFonts w:ascii="Helvetica" w:hAnsi="Helvetica" w:cs="Helvetica"/>
-          <w:sz w:val="24"/>
-          <w:sz-cs w:val="24"/>
-          <w:spacing w:val="0"/>
+          <w:rFonts w:ascii="Helvetica Neue" w:hAnsi="Helvetica Neue" w:cs="Helvetica Neue"/>
+          <w:sz w:val="24"/>
+          <w:sz-cs w:val="24"/>
+          <w:spacing w:val="0"/>
+          <w:color w:val="171E2D"/>
         </w:rPr>
         <w:t xml:space="preserve">The dashboard layout is engineered into five responsive viewports:</w:t>
       </w:r>
@@ -2922,6 +3374,7 @@
           <w:sz w:val="26"/>
           <w:sz-cs w:val="26"/>
           <w:spacing w:val="0"/>
+          <w:color w:val="171E2D"/>
         </w:rPr>
         <w:t xml:space="preserve">+-------------------------------------------------------------------------+</w:t>
       </w:r>
@@ -2934,6 +3387,7 @@
           <w:sz w:val="26"/>
           <w:sz-cs w:val="26"/>
           <w:spacing w:val="0"/>
+          <w:color w:val="171E2D"/>
         </w:rPr>
         <w:t xml:space="preserve">|  [Sidebar]                  🌍 AIR &amp; NOISE POLLUTION DASHBOARD          |</w:t>
       </w:r>
@@ -2946,6 +3400,7 @@
           <w:sz w:val="26"/>
           <w:sz-cs w:val="26"/>
           <w:spacing w:val="0"/>
+          <w:color w:val="171E2D"/>
         </w:rPr>
         <w:t xml:space="preserve">|  - Refresh Data             Locality Environmental Surveillance Portal  |</w:t>
       </w:r>
@@ -2958,6 +3413,7 @@
           <w:sz w:val="26"/>
           <w:sz-cs w:val="26"/>
           <w:spacing w:val="0"/>
+          <w:color w:val="171E2D"/>
         </w:rPr>
         <w:t xml:space="preserve">|  - Jump to My Location     +------------------------------------------+ |</w:t>
       </w:r>
@@ -2970,6 +3426,7 @@
           <w:sz w:val="26"/>
           <w:sz-cs w:val="26"/>
           <w:spacing w:val="0"/>
+          <w:color w:val="171E2D"/>
         </w:rPr>
         <w:t xml:space="preserve">|  - Submit Noise Form       | 🔍 Search ANY City: [ e.g. London ] [Go]  | |</w:t>
       </w:r>
@@ -2982,6 +3439,7 @@
           <w:sz w:val="26"/>
           <w:sz-cs w:val="26"/>
           <w:spacing w:val="0"/>
+          <w:color w:val="171E2D"/>
         </w:rPr>
         <w:t xml:space="preserve">|    * Locality Name         +------------------------------------------+ |</w:t>
       </w:r>
@@ -2994,6 +3452,7 @@
           <w:sz w:val="26"/>
           <w:sz-cs w:val="26"/>
           <w:spacing w:val="0"/>
+          <w:color w:val="171E2D"/>
         </w:rPr>
         <w:t xml:space="preserve">|    * Lat / Lon             | 📍 Focused Locality: Shivajinagar Junction |</w:t>
       </w:r>
@@ -3006,6 +3465,7 @@
           <w:sz w:val="26"/>
           <w:sz-cs w:val="26"/>
           <w:spacing w:val="0"/>
+          <w:color w:val="171E2D"/>
         </w:rPr>
         <w:t xml:space="preserve">|    * Decibel Slider        +------------------------------------------+ |</w:t>
       </w:r>
@@ -3018,6 +3478,7 @@
           <w:sz w:val="26"/>
           <w:sz-cs w:val="26"/>
           <w:spacing w:val="0"/>
+          <w:color w:val="171E2D"/>
         </w:rPr>
         <w:t xml:space="preserve">|    * Time of Day           | [Card 1: Active] | [Card 2: AQI: 92]     | |</w:t>
       </w:r>
@@ -3030,6 +3491,7 @@
           <w:sz w:val="26"/>
           <w:sz-cs w:val="26"/>
           <w:spacing w:val="0"/>
+          <w:color w:val="171E2D"/>
         </w:rPr>
         <w:t xml:space="preserve">|    * Notes / Context       | [Card 3: 82 dB]  | [Card 4: Health Alert]| |</w:t>
       </w:r>
@@ -3042,6 +3504,7 @@
           <w:sz w:val="26"/>
           <w:sz-cs w:val="26"/>
           <w:spacing w:val="0"/>
+          <w:color w:val="171E2D"/>
         </w:rPr>
         <w:t xml:space="preserve">|                            +------------------------------------------+ |</w:t>
       </w:r>
@@ -3054,6 +3517,7 @@
           <w:sz w:val="26"/>
           <w:sz-cs w:val="26"/>
           <w:spacing w:val="0"/>
+          <w:color w:val="171E2D"/>
         </w:rPr>
         <w:t xml:space="preserve">|                            | INTERACTIVE GEOGRAPHIC SCATTER MAP       | |</w:t>
       </w:r>
@@ -3066,6 +3530,7 @@
           <w:sz w:val="26"/>
           <w:sz-cs w:val="26"/>
           <w:spacing w:val="0"/>
+          <w:color w:val="171E2D"/>
         </w:rPr>
         <w:t xml:space="preserve">|                            | (Combined / Air AQI / Noise dB Layers)   | |</w:t>
       </w:r>
@@ -3078,6 +3543,7 @@
           <w:sz w:val="26"/>
           <w:sz-cs w:val="26"/>
           <w:spacing w:val="0"/>
+          <w:color w:val="171E2D"/>
         </w:rPr>
         <w:t xml:space="preserve">|                            | [ OpenStreetMap MapLibre Layer ]         | |</w:t>
       </w:r>
@@ -3090,6 +3556,7 @@
           <w:sz w:val="26"/>
           <w:sz-cs w:val="26"/>
           <w:spacing w:val="0"/>
+          <w:color w:val="171E2D"/>
         </w:rPr>
         <w:t xml:space="preserve">|                            +------------------------------------------+ |</w:t>
       </w:r>
@@ -3102,6 +3569,7 @@
           <w:sz w:val="26"/>
           <w:sz-cs w:val="26"/>
           <w:spacing w:val="0"/>
+          <w:color w:val="171E2D"/>
         </w:rPr>
         <w:t xml:space="preserve">|                            | [Chart A: AQI Bar] | [Chart B: Noise Bar]| |</w:t>
       </w:r>
@@ -3114,6 +3582,7 @@
           <w:sz w:val="26"/>
           <w:sz-cs w:val="26"/>
           <w:spacing w:val="0"/>
+          <w:color w:val="171E2D"/>
         </w:rPr>
         <w:t xml:space="preserve">|                            +------------------------------------------+ |</w:t>
       </w:r>
@@ -3126,6 +3595,7 @@
           <w:sz w:val="26"/>
           <w:sz-cs w:val="26"/>
           <w:spacing w:val="0"/>
+          <w:color w:val="171E2D"/>
         </w:rPr>
         <w:t xml:space="preserve">|                            | 🔬 CORRELATION ANALYSIS (Noise vs. AQI)  | |</w:t>
       </w:r>
@@ -3138,6 +3608,7 @@
           <w:sz w:val="26"/>
           <w:sz-cs w:val="26"/>
           <w:spacing w:val="0"/>
+          <w:color w:val="171E2D"/>
         </w:rPr>
         <w:t xml:space="preserve">|                            | Scatter Plot with Pearson 'r' Metric     | |</w:t>
       </w:r>
@@ -3150,6 +3621,7 @@
           <w:sz w:val="26"/>
           <w:sz-cs w:val="26"/>
           <w:spacing w:val="0"/>
+          <w:color w:val="171E2D"/>
         </w:rPr>
         <w:t xml:space="preserve">|                            +------------------------------------------+ |</w:t>
       </w:r>
@@ -3162,6 +3634,7 @@
           <w:sz w:val="26"/>
           <w:sz-cs w:val="26"/>
           <w:spacing w:val="0"/>
+          <w:color w:val="171E2D"/>
         </w:rPr>
         <w:t xml:space="preserve">|                            | 📖 REFERENCE SCALES (WHO Noise &amp; US-EPA) | |</w:t>
       </w:r>
@@ -3174,6 +3647,7 @@
           <w:sz w:val="26"/>
           <w:sz-cs w:val="26"/>
           <w:spacing w:val="0"/>
+          <w:color w:val="171E2D"/>
         </w:rPr>
         <w:t xml:space="preserve">|                            | 📊 RAW DATA TABLES &amp; CSV EXPORT BUTTONS  | |</w:t>
       </w:r>
@@ -3186,6 +3660,7 @@
           <w:sz w:val="26"/>
           <w:sz-cs w:val="26"/>
           <w:spacing w:val="0"/>
+          <w:color w:val="171E2D"/>
         </w:rPr>
         <w:t xml:space="preserve">+-------------------------------------------------------------------------+</w:t>
       </w:r>
@@ -3194,7 +3669,7 @@
       <w:pPr/>
       <w:r>
         <w:rPr>
-          <w:rFonts w:ascii="Helvetica" w:hAnsi="Helvetica" w:cs="Helvetica"/>
+          <w:rFonts w:ascii="Helvetica Neue" w:hAnsi="Helvetica Neue" w:cs="Helvetica Neue"/>
           <w:sz w:val="24"/>
           <w:sz-cs w:val="24"/>
           <w:spacing w:val="0"/>
@@ -3209,11 +3684,12 @@
       </w:pPr>
       <w:r>
         <w:rPr>
-          <w:rFonts w:ascii="Helvetica" w:hAnsi="Helvetica" w:cs="Helvetica"/>
+          <w:rFonts w:ascii="Helvetica Neue" w:hAnsi="Helvetica Neue" w:cs="Helvetica Neue"/>
           <w:sz w:val="36"/>
           <w:sz-cs w:val="36"/>
           <w:b/>
           <w:spacing w:val="0"/>
+          <w:color w:val="172A9F"/>
         </w:rPr>
         <w:t xml:space="preserve">6. TRAINING MODULE OUTLINE FOR FIELD VOLUNTEERS</w:t>
       </w:r>
@@ -3224,10 +3700,11 @@
       </w:pPr>
       <w:r>
         <w:rPr>
-          <w:rFonts w:ascii="Helvetica" w:hAnsi="Helvetica" w:cs="Helvetica"/>
-          <w:sz w:val="24"/>
-          <w:sz-cs w:val="24"/>
-          <w:spacing w:val="0"/>
+          <w:rFonts w:ascii="Helvetica Neue" w:hAnsi="Helvetica Neue" w:cs="Helvetica Neue"/>
+          <w:sz w:val="24"/>
+          <w:sz-cs w:val="24"/>
+          <w:spacing w:val="0"/>
+          <w:color w:val="171E2D"/>
         </w:rPr>
         <w:t xml:space="preserve">To scale primary crowd-sourced environmental monitoring across student groups, a standardized 3-step training syllabus is established:</w:t>
       </w:r>
@@ -3238,10 +3715,11 @@
       </w:pPr>
       <w:r>
         <w:rPr>
-          <w:rFonts w:ascii="Helvetica" w:hAnsi="Helvetica" w:cs="Helvetica"/>
-          <w:sz w:val="24"/>
-          <w:sz-cs w:val="24"/>
-          <w:b/>
+          <w:rFonts w:ascii="Helvetica Neue" w:hAnsi="Helvetica Neue" w:cs="Helvetica Neue"/>
+          <w:sz w:val="24"/>
+          <w:sz-cs w:val="24"/>
+          <w:b/>
+          <w:color w:val="171E2D"/>
         </w:rPr>
         <w:t xml:space="preserve"/>
         <w:tab/>
@@ -3251,20 +3729,22 @@
       </w:r>
       <w:r>
         <w:rPr>
-          <w:rFonts w:ascii="Helvetica" w:hAnsi="Helvetica" w:cs="Helvetica"/>
-          <w:sz w:val="24"/>
-          <w:sz-cs w:val="24"/>
-          <w:b/>
-          <w:spacing w:val="0"/>
+          <w:rFonts w:ascii="Helvetica Neue" w:hAnsi="Helvetica Neue" w:cs="Helvetica Neue"/>
+          <w:sz w:val="24"/>
+          <w:sz-cs w:val="24"/>
+          <w:b/>
+          <w:spacing w:val="0"/>
+          <w:color w:val="171E2D"/>
         </w:rPr>
         <w:t xml:space="preserve">Module 1: Acoustic Measurement Protocols (45 Mins)</w:t>
       </w:r>
       <w:r>
         <w:rPr>
-          <w:rFonts w:ascii="Helvetica" w:hAnsi="Helvetica" w:cs="Helvetica"/>
-          <w:sz w:val="24"/>
-          <w:sz-cs w:val="24"/>
-          <w:spacing w:val="0"/>
+          <w:rFonts w:ascii="Helvetica Neue" w:hAnsi="Helvetica Neue" w:cs="Helvetica Neue"/>
+          <w:sz w:val="24"/>
+          <w:sz-cs w:val="24"/>
+          <w:spacing w:val="0"/>
+          <w:color w:val="171E2D"/>
         </w:rPr>
         <w:t xml:space="preserve"/>
       </w:r>
@@ -3275,9 +3755,10 @@
       </w:pPr>
       <w:r>
         <w:rPr>
-          <w:rFonts w:ascii="Helvetica" w:hAnsi="Helvetica" w:cs="Helvetica"/>
-          <w:sz w:val="24"/>
-          <w:sz-cs w:val="24"/>
+          <w:rFonts w:ascii="Helvetica Neue" w:hAnsi="Helvetica Neue" w:cs="Helvetica Neue"/>
+          <w:sz w:val="24"/>
+          <w:sz-cs w:val="24"/>
+          <w:color w:val="171E2D"/>
         </w:rPr>
         <w:t xml:space="preserve"/>
         <w:tab/>
@@ -3287,10 +3768,11 @@
       </w:r>
       <w:r>
         <w:rPr>
-          <w:rFonts w:ascii="Helvetica" w:hAnsi="Helvetica" w:cs="Helvetica"/>
-          <w:sz w:val="24"/>
-          <w:sz-cs w:val="24"/>
-          <w:spacing w:val="0"/>
+          <w:rFonts w:ascii="Helvetica Neue" w:hAnsi="Helvetica Neue" w:cs="Helvetica Neue"/>
+          <w:sz w:val="24"/>
+          <w:sz-cs w:val="24"/>
+          <w:spacing w:val="0"/>
+          <w:color w:val="171E2D"/>
         </w:rPr>
         <w:t xml:space="preserve">Understanding sound pressure level (dB), A-weighting scales, and logarithmic summing.</w:t>
       </w:r>
@@ -3301,9 +3783,10 @@
       </w:pPr>
       <w:r>
         <w:rPr>
-          <w:rFonts w:ascii="Helvetica" w:hAnsi="Helvetica" w:cs="Helvetica"/>
-          <w:sz w:val="24"/>
-          <w:sz-cs w:val="24"/>
+          <w:rFonts w:ascii="Helvetica Neue" w:hAnsi="Helvetica Neue" w:cs="Helvetica Neue"/>
+          <w:sz w:val="24"/>
+          <w:sz-cs w:val="24"/>
+          <w:color w:val="171E2D"/>
         </w:rPr>
         <w:t xml:space="preserve"/>
         <w:tab/>
@@ -3313,10 +3796,11 @@
       </w:r>
       <w:r>
         <w:rPr>
-          <w:rFonts w:ascii="Helvetica" w:hAnsi="Helvetica" w:cs="Helvetica"/>
-          <w:sz w:val="24"/>
-          <w:sz-cs w:val="24"/>
-          <w:spacing w:val="0"/>
+          <w:rFonts w:ascii="Helvetica Neue" w:hAnsi="Helvetica Neue" w:cs="Helvetica Neue"/>
+          <w:sz w:val="24"/>
+          <w:sz-cs w:val="24"/>
+          <w:spacing w:val="0"/>
+          <w:color w:val="171E2D"/>
         </w:rPr>
         <w:t xml:space="preserve">Correct device positioning: Avoiding wind turbulence, hand tremors, and proximity to wall reflections.</w:t>
       </w:r>
@@ -3327,9 +3811,10 @@
       </w:pPr>
       <w:r>
         <w:rPr>
-          <w:rFonts w:ascii="Helvetica" w:hAnsi="Helvetica" w:cs="Helvetica"/>
-          <w:sz w:val="24"/>
-          <w:sz-cs w:val="24"/>
+          <w:rFonts w:ascii="Helvetica Neue" w:hAnsi="Helvetica Neue" w:cs="Helvetica Neue"/>
+          <w:sz w:val="24"/>
+          <w:sz-cs w:val="24"/>
+          <w:color w:val="171E2D"/>
         </w:rPr>
         <w:t xml:space="preserve"/>
         <w:tab/>
@@ -3339,10 +3824,11 @@
       </w:r>
       <w:r>
         <w:rPr>
-          <w:rFonts w:ascii="Helvetica" w:hAnsi="Helvetica" w:cs="Helvetica"/>
-          <w:sz w:val="24"/>
-          <w:sz-cs w:val="24"/>
-          <w:spacing w:val="0"/>
+          <w:rFonts w:ascii="Helvetica Neue" w:hAnsi="Helvetica Neue" w:cs="Helvetica Neue"/>
+          <w:sz w:val="24"/>
+          <w:sz-cs w:val="24"/>
+          <w:spacing w:val="0"/>
+          <w:color w:val="171E2D"/>
         </w:rPr>
         <w:t xml:space="preserve">Recording $L_{\text{Aeq}}$ over 60-second observation intervals.</w:t>
       </w:r>
@@ -3353,10 +3839,11 @@
       </w:pPr>
       <w:r>
         <w:rPr>
-          <w:rFonts w:ascii="Helvetica" w:hAnsi="Helvetica" w:cs="Helvetica"/>
-          <w:sz w:val="24"/>
-          <w:sz-cs w:val="24"/>
-          <w:b/>
+          <w:rFonts w:ascii="Helvetica Neue" w:hAnsi="Helvetica Neue" w:cs="Helvetica Neue"/>
+          <w:sz w:val="24"/>
+          <w:sz-cs w:val="24"/>
+          <w:b/>
+          <w:color w:val="171E2D"/>
         </w:rPr>
         <w:t xml:space="preserve"/>
         <w:tab/>
@@ -3366,20 +3853,22 @@
       </w:r>
       <w:r>
         <w:rPr>
-          <w:rFonts w:ascii="Helvetica" w:hAnsi="Helvetica" w:cs="Helvetica"/>
-          <w:sz w:val="24"/>
-          <w:sz-cs w:val="24"/>
-          <w:b/>
-          <w:spacing w:val="0"/>
+          <w:rFonts w:ascii="Helvetica Neue" w:hAnsi="Helvetica Neue" w:cs="Helvetica Neue"/>
+          <w:sz w:val="24"/>
+          <w:sz-cs w:val="24"/>
+          <w:b/>
+          <w:spacing w:val="0"/>
+          <w:color w:val="171E2D"/>
         </w:rPr>
         <w:t xml:space="preserve">Module 2: Interviewing &amp; Stakeholder Engagement (30 Mins)</w:t>
       </w:r>
       <w:r>
         <w:rPr>
-          <w:rFonts w:ascii="Helvetica" w:hAnsi="Helvetica" w:cs="Helvetica"/>
-          <w:sz w:val="24"/>
-          <w:sz-cs w:val="24"/>
-          <w:spacing w:val="0"/>
+          <w:rFonts w:ascii="Helvetica Neue" w:hAnsi="Helvetica Neue" w:cs="Helvetica Neue"/>
+          <w:sz w:val="24"/>
+          <w:sz-cs w:val="24"/>
+          <w:spacing w:val="0"/>
+          <w:color w:val="171E2D"/>
         </w:rPr>
         <w:t xml:space="preserve"/>
       </w:r>
@@ -3390,9 +3879,10 @@
       </w:pPr>
       <w:r>
         <w:rPr>
-          <w:rFonts w:ascii="Helvetica" w:hAnsi="Helvetica" w:cs="Helvetica"/>
-          <w:sz w:val="24"/>
-          <w:sz-cs w:val="24"/>
+          <w:rFonts w:ascii="Helvetica Neue" w:hAnsi="Helvetica Neue" w:cs="Helvetica Neue"/>
+          <w:sz w:val="24"/>
+          <w:sz-cs w:val="24"/>
+          <w:color w:val="171E2D"/>
         </w:rPr>
         <w:t xml:space="preserve"/>
         <w:tab/>
@@ -3402,10 +3892,11 @@
       </w:r>
       <w:r>
         <w:rPr>
-          <w:rFonts w:ascii="Helvetica" w:hAnsi="Helvetica" w:cs="Helvetica"/>
-          <w:sz w:val="24"/>
-          <w:sz-cs w:val="24"/>
-          <w:spacing w:val="0"/>
+          <w:rFonts w:ascii="Helvetica Neue" w:hAnsi="Helvetica Neue" w:cs="Helvetica Neue"/>
+          <w:sz w:val="24"/>
+          <w:sz-cs w:val="24"/>
+          <w:spacing w:val="0"/>
+          <w:color w:val="171E2D"/>
         </w:rPr>
         <w:t xml:space="preserve">Ethical conduct: Obtaining verbal consent before conducting public surveys.</w:t>
       </w:r>
@@ -3416,9 +3907,10 @@
       </w:pPr>
       <w:r>
         <w:rPr>
-          <w:rFonts w:ascii="Helvetica" w:hAnsi="Helvetica" w:cs="Helvetica"/>
-          <w:sz w:val="24"/>
-          <w:sz-cs w:val="24"/>
+          <w:rFonts w:ascii="Helvetica Neue" w:hAnsi="Helvetica Neue" w:cs="Helvetica Neue"/>
+          <w:sz w:val="24"/>
+          <w:sz-cs w:val="24"/>
+          <w:color w:val="171E2D"/>
         </w:rPr>
         <w:t xml:space="preserve"/>
         <w:tab/>
@@ -3428,10 +3920,11 @@
       </w:r>
       <w:r>
         <w:rPr>
-          <w:rFonts w:ascii="Helvetica" w:hAnsi="Helvetica" w:cs="Helvetica"/>
-          <w:sz w:val="24"/>
-          <w:sz-cs w:val="24"/>
-          <w:spacing w:val="0"/>
+          <w:rFonts w:ascii="Helvetica Neue" w:hAnsi="Helvetica Neue" w:cs="Helvetica Neue"/>
+          <w:sz w:val="24"/>
+          <w:sz-cs w:val="24"/>
+          <w:spacing w:val="0"/>
+          <w:color w:val="171E2D"/>
         </w:rPr>
         <w:t xml:space="preserve">Administering the 10-question questionnaire without introducing leading bias.</w:t>
       </w:r>
@@ -3442,9 +3935,10 @@
       </w:pPr>
       <w:r>
         <w:rPr>
-          <w:rFonts w:ascii="Helvetica" w:hAnsi="Helvetica" w:cs="Helvetica"/>
-          <w:sz w:val="24"/>
-          <w:sz-cs w:val="24"/>
+          <w:rFonts w:ascii="Helvetica Neue" w:hAnsi="Helvetica Neue" w:cs="Helvetica Neue"/>
+          <w:sz w:val="24"/>
+          <w:sz-cs w:val="24"/>
+          <w:color w:val="171E2D"/>
         </w:rPr>
         <w:t xml:space="preserve"/>
         <w:tab/>
@@ -3454,10 +3948,11 @@
       </w:r>
       <w:r>
         <w:rPr>
-          <w:rFonts w:ascii="Helvetica" w:hAnsi="Helvetica" w:cs="Helvetica"/>
-          <w:sz w:val="24"/>
-          <w:sz-cs w:val="24"/>
-          <w:spacing w:val="0"/>
+          <w:rFonts w:ascii="Helvetica Neue" w:hAnsi="Helvetica Neue" w:cs="Helvetica Neue"/>
+          <w:sz w:val="24"/>
+          <w:sz-cs w:val="24"/>
+          <w:spacing w:val="0"/>
+          <w:color w:val="171E2D"/>
         </w:rPr>
         <w:t xml:space="preserve">Respecting participant privacy (no recording of personal identifiable names or contact info).</w:t>
       </w:r>
@@ -3468,10 +3963,11 @@
       </w:pPr>
       <w:r>
         <w:rPr>
-          <w:rFonts w:ascii="Helvetica" w:hAnsi="Helvetica" w:cs="Helvetica"/>
-          <w:sz w:val="24"/>
-          <w:sz-cs w:val="24"/>
-          <w:b/>
+          <w:rFonts w:ascii="Helvetica Neue" w:hAnsi="Helvetica Neue" w:cs="Helvetica Neue"/>
+          <w:sz w:val="24"/>
+          <w:sz-cs w:val="24"/>
+          <w:b/>
+          <w:color w:val="171E2D"/>
         </w:rPr>
         <w:t xml:space="preserve"/>
         <w:tab/>
@@ -3481,20 +3977,22 @@
       </w:r>
       <w:r>
         <w:rPr>
-          <w:rFonts w:ascii="Helvetica" w:hAnsi="Helvetica" w:cs="Helvetica"/>
-          <w:sz w:val="24"/>
-          <w:sz-cs w:val="24"/>
-          <w:b/>
-          <w:spacing w:val="0"/>
+          <w:rFonts w:ascii="Helvetica Neue" w:hAnsi="Helvetica Neue" w:cs="Helvetica Neue"/>
+          <w:sz w:val="24"/>
+          <w:sz-cs w:val="24"/>
+          <w:b/>
+          <w:spacing w:val="0"/>
+          <w:color w:val="171E2D"/>
         </w:rPr>
         <w:t xml:space="preserve">Module 3: Data Integrity &amp; Platform Upload (30 Mins)</w:t>
       </w:r>
       <w:r>
         <w:rPr>
-          <w:rFonts w:ascii="Helvetica" w:hAnsi="Helvetica" w:cs="Helvetica"/>
-          <w:sz w:val="24"/>
-          <w:sz-cs w:val="24"/>
-          <w:spacing w:val="0"/>
+          <w:rFonts w:ascii="Helvetica Neue" w:hAnsi="Helvetica Neue" w:cs="Helvetica Neue"/>
+          <w:sz w:val="24"/>
+          <w:sz-cs w:val="24"/>
+          <w:spacing w:val="0"/>
+          <w:color w:val="171E2D"/>
         </w:rPr>
         <w:t xml:space="preserve"/>
       </w:r>
@@ -3505,9 +4003,10 @@
       </w:pPr>
       <w:r>
         <w:rPr>
-          <w:rFonts w:ascii="Helvetica" w:hAnsi="Helvetica" w:cs="Helvetica"/>
-          <w:sz w:val="24"/>
-          <w:sz-cs w:val="24"/>
+          <w:rFonts w:ascii="Helvetica Neue" w:hAnsi="Helvetica Neue" w:cs="Helvetica Neue"/>
+          <w:sz w:val="24"/>
+          <w:sz-cs w:val="24"/>
+          <w:color w:val="171E2D"/>
         </w:rPr>
         <w:t xml:space="preserve"/>
         <w:tab/>
@@ -3517,10 +4016,11 @@
       </w:r>
       <w:r>
         <w:rPr>
-          <w:rFonts w:ascii="Helvetica" w:hAnsi="Helvetica" w:cs="Helvetica"/>
-          <w:sz w:val="24"/>
-          <w:sz-cs w:val="24"/>
-          <w:spacing w:val="0"/>
+          <w:rFonts w:ascii="Helvetica Neue" w:hAnsi="Helvetica Neue" w:cs="Helvetica Neue"/>
+          <w:sz w:val="24"/>
+          <w:sz-cs w:val="24"/>
+          <w:spacing w:val="0"/>
+          <w:color w:val="171E2D"/>
         </w:rPr>
         <w:t xml:space="preserve">Cross-verifying coordinate accuracy via Google Maps pins.</w:t>
       </w:r>
@@ -3531,9 +4031,10 @@
       </w:pPr>
       <w:r>
         <w:rPr>
-          <w:rFonts w:ascii="Helvetica" w:hAnsi="Helvetica" w:cs="Helvetica"/>
-          <w:sz w:val="24"/>
-          <w:sz-cs w:val="24"/>
+          <w:rFonts w:ascii="Helvetica Neue" w:hAnsi="Helvetica Neue" w:cs="Helvetica Neue"/>
+          <w:sz w:val="24"/>
+          <w:sz-cs w:val="24"/>
+          <w:color w:val="171E2D"/>
         </w:rPr>
         <w:t xml:space="preserve"/>
         <w:tab/>
@@ -3543,10 +4044,11 @@
       </w:r>
       <w:r>
         <w:rPr>
-          <w:rFonts w:ascii="Helvetica" w:hAnsi="Helvetica" w:cs="Helvetica"/>
-          <w:sz w:val="24"/>
-          <w:sz-cs w:val="24"/>
-          <w:spacing w:val="0"/>
+          <w:rFonts w:ascii="Helvetica Neue" w:hAnsi="Helvetica Neue" w:cs="Helvetica Neue"/>
+          <w:sz w:val="24"/>
+          <w:sz-cs w:val="24"/>
+          <w:spacing w:val="0"/>
+          <w:color w:val="171E2D"/>
         </w:rPr>
         <w:t xml:space="preserve">Direct data contribution via the dashboard's sidebar submission form.</w:t>
       </w:r>
@@ -3557,9 +4059,10 @@
       </w:pPr>
       <w:r>
         <w:rPr>
-          <w:rFonts w:ascii="Helvetica" w:hAnsi="Helvetica" w:cs="Helvetica"/>
-          <w:sz w:val="24"/>
-          <w:sz-cs w:val="24"/>
+          <w:rFonts w:ascii="Helvetica Neue" w:hAnsi="Helvetica Neue" w:cs="Helvetica Neue"/>
+          <w:sz w:val="24"/>
+          <w:sz-cs w:val="24"/>
+          <w:color w:val="171E2D"/>
         </w:rPr>
         <w:t xml:space="preserve"/>
         <w:tab/>
@@ -3569,48 +4072,53 @@
       </w:r>
       <w:r>
         <w:rPr>
-          <w:rFonts w:ascii="Helvetica" w:hAnsi="Helvetica" w:cs="Helvetica"/>
-          <w:sz w:val="24"/>
-          <w:sz-cs w:val="24"/>
-          <w:spacing w:val="0"/>
+          <w:rFonts w:ascii="Helvetica Neue" w:hAnsi="Helvetica Neue" w:cs="Helvetica Neue"/>
+          <w:sz w:val="24"/>
+          <w:sz-cs w:val="24"/>
+          <w:spacing w:val="0"/>
+          <w:color w:val="171E2D"/>
         </w:rPr>
         <w:t xml:space="preserve">Tagging data sources accurately (</w:t>
       </w:r>
       <w:r>
         <w:rPr>
-          <w:rFonts w:ascii="Helvetica" w:hAnsi="Helvetica" w:cs="Helvetica"/>
+          <w:rFonts w:ascii="Helvetica Neue" w:hAnsi="Helvetica Neue" w:cs="Helvetica Neue"/>
           <w:sz w:val="24"/>
           <w:sz-cs w:val="24"/>
           <w:i/>
           <w:spacing w:val="0"/>
+          <w:color w:val="171E2D"/>
         </w:rPr>
         <w:t xml:space="preserve">Field Measurement</w:t>
       </w:r>
       <w:r>
         <w:rPr>
-          <w:rFonts w:ascii="Helvetica" w:hAnsi="Helvetica" w:cs="Helvetica"/>
-          <w:sz w:val="24"/>
-          <w:sz-cs w:val="24"/>
-          <w:spacing w:val="0"/>
+          <w:rFonts w:ascii="Helvetica Neue" w:hAnsi="Helvetica Neue" w:cs="Helvetica Neue"/>
+          <w:sz w:val="24"/>
+          <w:sz-cs w:val="24"/>
+          <w:spacing w:val="0"/>
+          <w:color w:val="171E2D"/>
         </w:rPr>
         <w:t xml:space="preserve"> vs </w:t>
       </w:r>
       <w:r>
         <w:rPr>
-          <w:rFonts w:ascii="Helvetica" w:hAnsi="Helvetica" w:cs="Helvetica"/>
+          <w:rFonts w:ascii="Helvetica Neue" w:hAnsi="Helvetica Neue" w:cs="Helvetica Neue"/>
           <w:sz w:val="24"/>
           <w:sz-cs w:val="24"/>
           <w:i/>
           <w:spacing w:val="0"/>
+          <w:color w:val="171E2D"/>
         </w:rPr>
         <w:t xml:space="preserve">Estimated Baseline</w:t>
       </w:r>
       <w:r>
         <w:rPr>
-          <w:rFonts w:ascii="Helvetica" w:hAnsi="Helvetica" w:cs="Helvetica"/>
-          <w:sz w:val="24"/>
-          <w:sz-cs w:val="24"/>
-          <w:spacing w:val="0"/>
+          <w:rFonts w:ascii="Helvetica Neue" w:hAnsi="Helvetica Neue" w:cs="Helvetica Neue"/>
+          <w:sz w:val="24"/>
+          <w:sz-cs w:val="24"/>
+          <w:spacing w:val="0"/>
+          <w:color w:val="171E2D"/>
         </w:rPr>
         <w:t xml:space="preserve">).</w:t>
       </w:r>
